--- a/mode_docx_nc/pmi_dzt/template.docx
+++ b/mode_docx_nc/pmi_dzt/template.docx
@@ -4674,7 +4674,7 @@
       <w:bookmarkStart w:id="8" w:name="_Toc197437223"/>
       <w:r>
         <w:lastRenderedPageBreak/>
-        <w:t>ПРОГРАММА И МЕТОДИКИ ПРОВЕДЕНИЯ ИСПЫТАНИЙ</w:t>
+        <w:t>ПРОГРАММА ПРОВЕДЕНИЯ ИСПЫТАНИЙ</w:t>
       </w:r>
       <w:bookmarkEnd w:id="8"/>
     </w:p>
@@ -4693,7 +4693,12 @@
         <w:pStyle w:val="3"/>
       </w:pPr>
       <w:r>
-        <w:t xml:space="preserve">  Оценка корректности реализации логических взаимосвязей между функциональными блоками (</w:t>
+        <w:t xml:space="preserve">  Оценка корректности реализации лог</w:t>
+      </w:r>
+      <w:bookmarkStart w:id="10" w:name="_GoBack"/>
+      <w:bookmarkEnd w:id="10"/>
+      <w:r>
+        <w:t>ических взаимосвязей между функциональными блоками (</w:t>
       </w:r>
       <w:r>
         <w:t>ДЗТ</w:t>
@@ -4718,11 +4723,11 @@
       <w:pPr>
         <w:pStyle w:val="2"/>
       </w:pPr>
-      <w:bookmarkStart w:id="10" w:name="_Toc197437225"/>
+      <w:bookmarkStart w:id="11" w:name="_Toc197437225"/>
       <w:r>
         <w:t>Подключение аналоговых цепей к устройству</w:t>
       </w:r>
-      <w:bookmarkEnd w:id="10"/>
+      <w:bookmarkEnd w:id="11"/>
     </w:p>
     <w:p>
       <w:pPr>
@@ -4800,10 +4805,10 @@
             <v:path o:extrusionok="f" gradientshapeok="t" o:connecttype="rect"/>
             <o:lock v:ext="edit" aspectratio="t"/>
           </v:shapetype>
-          <v:shape id="_x0000_i1025" type="#_x0000_t75" style="width:199.85pt;height:200.45pt" o:ole="">
+          <v:shape id="_x0000_i1025" type="#_x0000_t75" style="width:199.65pt;height:200.55pt" o:ole="">
             <v:imagedata r:id="rId10" o:title=""/>
           </v:shape>
-          <o:OLEObject Type="Embed" ProgID="Acrobat.Document.DC" ShapeID="_x0000_i1025" DrawAspect="Content" ObjectID="_1809150280" r:id="rId11"/>
+          <o:OLEObject Type="Embed" ProgID="Acrobat.Document.DC" ShapeID="_x0000_i1025" DrawAspect="Content" ObjectID="_1813738442" r:id="rId11"/>
         </w:object>
       </w:r>
     </w:p>
@@ -4819,11 +4824,11 @@
       <w:pPr>
         <w:pStyle w:val="2"/>
       </w:pPr>
-      <w:bookmarkStart w:id="11" w:name="_Toc197437226"/>
+      <w:bookmarkStart w:id="12" w:name="_Toc197437226"/>
       <w:r>
         <w:t>Подключение дискретных входных и выходных цепей устройства</w:t>
       </w:r>
-      <w:bookmarkEnd w:id="11"/>
+      <w:bookmarkEnd w:id="12"/>
     </w:p>
     <w:p>
       <w:pPr>
@@ -4842,10 +4847,10 @@
       </w:pPr>
       <w:r>
         <w:object w:dxaOrig="19650" w:dyaOrig="13425">
-          <v:shape id="_x0000_i1026" type="#_x0000_t75" style="width:411.85pt;height:283.4pt" o:ole="">
+          <v:shape id="_x0000_i1026" type="#_x0000_t75" style="width:411.9pt;height:283.3pt" o:ole="">
             <v:imagedata r:id="rId12" o:title=""/>
           </v:shape>
-          <o:OLEObject Type="Embed" ProgID="Acrobat.Document.DC" ShapeID="_x0000_i1026" DrawAspect="Content" ObjectID="_1809150281" r:id="rId13"/>
+          <o:OLEObject Type="Embed" ProgID="Acrobat.Document.DC" ShapeID="_x0000_i1026" DrawAspect="Content" ObjectID="_1813738443" r:id="rId13"/>
         </w:object>
       </w:r>
     </w:p>
@@ -4861,14 +4866,14 @@
       <w:pPr>
         <w:pStyle w:val="2"/>
       </w:pPr>
-      <w:bookmarkStart w:id="12" w:name="_Toc197437227"/>
+      <w:bookmarkStart w:id="13" w:name="_Toc197437227"/>
       <w:r>
         <w:t>Назначение дискрет</w:t>
       </w:r>
       <w:r>
         <w:t>ных входов устройства ЮНИТ-М300</w:t>
       </w:r>
-      <w:bookmarkEnd w:id="12"/>
+      <w:bookmarkEnd w:id="13"/>
       <w:r>
         <w:t xml:space="preserve">  </w:t>
       </w:r>
@@ -7590,7 +7595,7 @@
       <w:pPr>
         <w:pStyle w:val="a"/>
       </w:pPr>
-      <w:bookmarkStart w:id="13" w:name="_Ref191625992"/>
+      <w:bookmarkStart w:id="14" w:name="_Ref191625992"/>
       <w:r>
         <w:t xml:space="preserve">Назначение дискретных входов ЮНИТ-М300 для проверки </w:t>
       </w:r>
@@ -9331,7 +9336,7 @@
       <w:r>
         <w:t xml:space="preserve">ЮНИТ-М300 для проверки </w:t>
       </w:r>
-      <w:bookmarkEnd w:id="13"/>
+      <w:bookmarkEnd w:id="14"/>
       <w:r>
         <w:t>ДТЗт. Часть 2</w:t>
       </w:r>
@@ -11090,7 +11095,7 @@
       <w:pPr>
         <w:pStyle w:val="2"/>
       </w:pPr>
-      <w:bookmarkStart w:id="14" w:name="_Toc197437228"/>
+      <w:bookmarkStart w:id="15" w:name="_Toc197437228"/>
       <w:r>
         <w:lastRenderedPageBreak/>
         <w:t>Назначение вы</w:t>
@@ -11098,7 +11103,7 @@
       <w:r>
         <w:t>ходных реле устройств ЮНИТ-М300</w:t>
       </w:r>
-      <w:bookmarkEnd w:id="14"/>
+      <w:bookmarkEnd w:id="15"/>
       <w:r>
         <w:t xml:space="preserve">  </w:t>
       </w:r>
@@ -12442,11 +12447,11 @@
       <w:pPr>
         <w:pStyle w:val="a"/>
       </w:pPr>
-      <w:bookmarkStart w:id="15" w:name="_Ref191631805"/>
+      <w:bookmarkStart w:id="16" w:name="_Ref191631805"/>
       <w:r>
         <w:t xml:space="preserve">Выходные реле устройства ЮНИТ-М300 для проверки </w:t>
       </w:r>
-      <w:bookmarkEnd w:id="15"/>
+      <w:bookmarkEnd w:id="16"/>
       <w:r>
         <w:t>КЦТст1</w:t>
       </w:r>
@@ -20217,8 +20222,6 @@
         </w:numPr>
         <w:ind w:left="709"/>
       </w:pPr>
-      <w:bookmarkStart w:id="16" w:name="_GoBack"/>
-      <w:bookmarkEnd w:id="16"/>
     </w:p>
     <w:sectPr>
       <w:headerReference w:type="default" r:id="rId14"/>
@@ -20664,14 +20667,27 @@
           <w:r>
             <w:t>/</w:t>
           </w:r>
-          <w:fldSimple w:instr=" NUMPAGES   \* MERGEFORMAT ">
-            <w:r>
-              <w:rPr>
-                <w:noProof/>
-              </w:rPr>
-              <w:t>12</w:t>
-            </w:r>
-          </w:fldSimple>
+          <w:r>
+            <w:fldChar w:fldCharType="begin"/>
+          </w:r>
+          <w:r>
+            <w:instrText xml:space="preserve"> NUMPAGES   \* MERGEFORMAT </w:instrText>
+          </w:r>
+          <w:r>
+            <w:fldChar w:fldCharType="separate"/>
+          </w:r>
+          <w:r>
+            <w:rPr>
+              <w:noProof/>
+            </w:rPr>
+            <w:t>12</w:t>
+          </w:r>
+          <w:r>
+            <w:rPr>
+              <w:noProof/>
+            </w:rPr>
+            <w:fldChar w:fldCharType="end"/>
+          </w:r>
         </w:p>
       </w:tc>
     </w:tr>
@@ -20756,27 +20772,14 @@
           <w:r>
             <w:t xml:space="preserve"> из </w:t>
           </w:r>
-          <w:r>
-            <w:fldChar w:fldCharType="begin"/>
-          </w:r>
-          <w:r>
-            <w:instrText xml:space="preserve"> NUMPAGES </w:instrText>
-          </w:r>
-          <w:r>
-            <w:fldChar w:fldCharType="separate"/>
-          </w:r>
-          <w:r>
-            <w:rPr>
-              <w:noProof/>
-            </w:rPr>
-            <w:t>12</w:t>
-          </w:r>
-          <w:r>
-            <w:rPr>
-              <w:noProof/>
-            </w:rPr>
-            <w:fldChar w:fldCharType="end"/>
-          </w:r>
+          <w:fldSimple w:instr=" NUMPAGES ">
+            <w:r>
+              <w:rPr>
+                <w:noProof/>
+              </w:rPr>
+              <w:t>12</w:t>
+            </w:r>
+          </w:fldSimple>
           <w:r>
             <w:t xml:space="preserve"> </w:t>
           </w:r>
@@ -22904,7 +22907,7 @@
 </file>
 
 <file path=customXml/itemProps1.xml><?xml version="1.0" encoding="utf-8"?>
-<ds:datastoreItem xmlns:ds="http://schemas.openxmlformats.org/officeDocument/2006/customXml" ds:itemID="{F02FFB86-66A0-463A-9EC2-F3D8ABB600A9}">
+<ds:datastoreItem xmlns:ds="http://schemas.openxmlformats.org/officeDocument/2006/customXml" ds:itemID="{E7CBAFA0-3334-4A9A-B514-5728C61A69C2}">
   <ds:schemaRefs>
     <ds:schemaRef ds:uri="http://schemas.openxmlformats.org/officeDocument/2006/bibliography"/>
   </ds:schemaRefs>

--- a/mode_docx_nc/pmi_dzt/template.docx
+++ b/mode_docx_nc/pmi_dzt/template.docx
@@ -4693,12 +4693,7 @@
         <w:pStyle w:val="3"/>
       </w:pPr>
       <w:r>
-        <w:t xml:space="preserve">  Оценка корректности реализации лог</w:t>
-      </w:r>
-      <w:bookmarkStart w:id="10" w:name="_GoBack"/>
-      <w:bookmarkEnd w:id="10"/>
-      <w:r>
-        <w:t>ических взаимосвязей между функциональными блоками (</w:t>
+        <w:t xml:space="preserve">  Оценка корректности реализации логических взаимосвязей между функциональными блоками (</w:t>
       </w:r>
       <w:r>
         <w:t>ДЗТ</w:t>
@@ -4723,11 +4718,11 @@
       <w:pPr>
         <w:pStyle w:val="2"/>
       </w:pPr>
-      <w:bookmarkStart w:id="11" w:name="_Toc197437225"/>
+      <w:bookmarkStart w:id="10" w:name="_Toc197437225"/>
       <w:r>
         <w:t>Подключение аналоговых цепей к устройству</w:t>
       </w:r>
-      <w:bookmarkEnd w:id="11"/>
+      <w:bookmarkEnd w:id="10"/>
     </w:p>
     <w:p>
       <w:pPr>
@@ -4805,10 +4800,10 @@
             <v:path o:extrusionok="f" gradientshapeok="t" o:connecttype="rect"/>
             <o:lock v:ext="edit" aspectratio="t"/>
           </v:shapetype>
-          <v:shape id="_x0000_i1025" type="#_x0000_t75" style="width:199.65pt;height:200.55pt" o:ole="">
+          <v:shape id="_x0000_i1025" type="#_x0000_t75" style="width:199.65pt;height:201.05pt" o:ole="">
             <v:imagedata r:id="rId10" o:title=""/>
           </v:shape>
-          <o:OLEObject Type="Embed" ProgID="Acrobat.Document.DC" ShapeID="_x0000_i1025" DrawAspect="Content" ObjectID="_1813738442" r:id="rId11"/>
+          <o:OLEObject Type="Embed" ProgID="Acrobat.Document.DC" ShapeID="_x0000_i1025" DrawAspect="Content" ObjectID="_1814160270" r:id="rId11"/>
         </w:object>
       </w:r>
     </w:p>
@@ -4824,11 +4819,11 @@
       <w:pPr>
         <w:pStyle w:val="2"/>
       </w:pPr>
-      <w:bookmarkStart w:id="12" w:name="_Toc197437226"/>
+      <w:bookmarkStart w:id="11" w:name="_Toc197437226"/>
       <w:r>
         <w:t>Подключение дискретных входных и выходных цепей устройства</w:t>
       </w:r>
-      <w:bookmarkEnd w:id="12"/>
+      <w:bookmarkEnd w:id="11"/>
     </w:p>
     <w:p>
       <w:pPr>
@@ -4850,7 +4845,7 @@
           <v:shape id="_x0000_i1026" type="#_x0000_t75" style="width:411.9pt;height:283.3pt" o:ole="">
             <v:imagedata r:id="rId12" o:title=""/>
           </v:shape>
-          <o:OLEObject Type="Embed" ProgID="Acrobat.Document.DC" ShapeID="_x0000_i1026" DrawAspect="Content" ObjectID="_1813738443" r:id="rId13"/>
+          <o:OLEObject Type="Embed" ProgID="Acrobat.Document.DC" ShapeID="_x0000_i1026" DrawAspect="Content" ObjectID="_1814160271" r:id="rId13"/>
         </w:object>
       </w:r>
     </w:p>
@@ -4866,14 +4861,14 @@
       <w:pPr>
         <w:pStyle w:val="2"/>
       </w:pPr>
-      <w:bookmarkStart w:id="13" w:name="_Toc197437227"/>
+      <w:bookmarkStart w:id="12" w:name="_Toc197437227"/>
       <w:r>
         <w:t>Назначение дискрет</w:t>
       </w:r>
       <w:r>
         <w:t>ных входов устройства ЮНИТ-М300</w:t>
       </w:r>
-      <w:bookmarkEnd w:id="13"/>
+      <w:bookmarkEnd w:id="12"/>
       <w:r>
         <w:t xml:space="preserve">  </w:t>
       </w:r>
@@ -7595,7 +7590,7 @@
       <w:pPr>
         <w:pStyle w:val="a"/>
       </w:pPr>
-      <w:bookmarkStart w:id="14" w:name="_Ref191625992"/>
+      <w:bookmarkStart w:id="13" w:name="_Ref191625992"/>
       <w:r>
         <w:t xml:space="preserve">Назначение дискретных входов ЮНИТ-М300 для проверки </w:t>
       </w:r>
@@ -9336,7 +9331,7 @@
       <w:r>
         <w:t xml:space="preserve">ЮНИТ-М300 для проверки </w:t>
       </w:r>
-      <w:bookmarkEnd w:id="14"/>
+      <w:bookmarkEnd w:id="13"/>
       <w:r>
         <w:t>ДТЗт. Часть 2</w:t>
       </w:r>
@@ -11095,7 +11090,7 @@
       <w:pPr>
         <w:pStyle w:val="2"/>
       </w:pPr>
-      <w:bookmarkStart w:id="15" w:name="_Toc197437228"/>
+      <w:bookmarkStart w:id="14" w:name="_Toc197437228"/>
       <w:r>
         <w:lastRenderedPageBreak/>
         <w:t>Назначение вы</w:t>
@@ -11103,7 +11098,7 @@
       <w:r>
         <w:t>ходных реле устройств ЮНИТ-М300</w:t>
       </w:r>
-      <w:bookmarkEnd w:id="15"/>
+      <w:bookmarkEnd w:id="14"/>
       <w:r>
         <w:t xml:space="preserve">  </w:t>
       </w:r>
@@ -12447,11 +12442,11 @@
       <w:pPr>
         <w:pStyle w:val="a"/>
       </w:pPr>
-      <w:bookmarkStart w:id="16" w:name="_Ref191631805"/>
+      <w:bookmarkStart w:id="15" w:name="_Ref191631805"/>
       <w:r>
         <w:t xml:space="preserve">Выходные реле устройства ЮНИТ-М300 для проверки </w:t>
       </w:r>
-      <w:bookmarkEnd w:id="16"/>
+      <w:bookmarkEnd w:id="15"/>
       <w:r>
         <w:t>КЦТст1</w:t>
       </w:r>
@@ -20222,6 +20217,8 @@
         </w:numPr>
         <w:ind w:left="709"/>
       </w:pPr>
+      <w:bookmarkStart w:id="16" w:name="_GoBack"/>
+      <w:bookmarkEnd w:id="16"/>
     </w:p>
     <w:sectPr>
       <w:headerReference w:type="default" r:id="rId14"/>
@@ -20764,7 +20761,7 @@
             <w:rPr>
               <w:noProof/>
             </w:rPr>
-            <w:t>12</w:t>
+            <w:t>9</w:t>
           </w:r>
           <w:r>
             <w:fldChar w:fldCharType="end"/>
@@ -22184,13 +22181,14 @@
     <w:name w:val="Стиль3"/>
     <w:basedOn w:val="a7"/>
     <w:uiPriority w:val="99"/>
-    <w:rsid w:val="000A050D"/>
+    <w:rsid w:val="00347A13"/>
     <w:pPr>
       <w:spacing w:after="0" w:line="240" w:lineRule="auto"/>
       <w:jc w:val="center"/>
     </w:pPr>
     <w:rPr>
       <w:rFonts w:ascii="Arial Narrow" w:hAnsi="Arial Narrow"/>
+      <w:sz w:val="20"/>
     </w:rPr>
     <w:tblPr>
       <w:tblStyleRowBandSize w:val="1"/>
@@ -22235,14 +22233,14 @@
     <w:basedOn w:val="a5"/>
     <w:next w:val="a5"/>
     <w:qFormat/>
-    <w:rsid w:val="006B1813"/>
+    <w:rsid w:val="003029E6"/>
     <w:pPr>
       <w:spacing w:after="0" w:line="240" w:lineRule="auto"/>
       <w:ind w:firstLine="0"/>
       <w:jc w:val="center"/>
     </w:pPr>
     <w:rPr>
-      <w:sz w:val="22"/>
+      <w:sz w:val="20"/>
     </w:rPr>
   </w:style>
   <w:style w:type="paragraph" w:styleId="ac">
@@ -22907,7 +22905,7 @@
 </file>
 
 <file path=customXml/itemProps1.xml><?xml version="1.0" encoding="utf-8"?>
-<ds:datastoreItem xmlns:ds="http://schemas.openxmlformats.org/officeDocument/2006/customXml" ds:itemID="{E7CBAFA0-3334-4A9A-B514-5728C61A69C2}">
+<ds:datastoreItem xmlns:ds="http://schemas.openxmlformats.org/officeDocument/2006/customXml" ds:itemID="{C7FDE8B3-B9F5-4E08-894D-523BB7A58511}">
   <ds:schemaRefs>
     <ds:schemaRef ds:uri="http://schemas.openxmlformats.org/officeDocument/2006/bibliography"/>
   </ds:schemaRefs>

--- a/mode_docx_nc/pmi_dzt/template.docx
+++ b/mode_docx_nc/pmi_dzt/template.docx
@@ -470,7 +470,7 @@
       <w:r>
         <w:fldChar w:fldCharType="separate"/>
       </w:r>
-      <w:hyperlink w:anchor="_Toc197437215" w:history="1">
+      <w:hyperlink w:anchor="_Toc204005574" w:history="1">
         <w:r>
           <w:rPr>
             <w:rStyle w:val="af4"/>
@@ -514,7 +514,7 @@
             <w:noProof/>
             <w:webHidden/>
           </w:rPr>
-          <w:instrText xml:space="preserve"> PAGEREF _Toc197437215 \h </w:instrText>
+          <w:instrText xml:space="preserve"> PAGEREF _Toc204005574 \h </w:instrText>
         </w:r>
         <w:r>
           <w:rPr>
@@ -556,7 +556,7 @@
           <w:lang w:val="en-US"/>
         </w:rPr>
       </w:pPr>
-      <w:hyperlink w:anchor="_Toc197437216" w:history="1">
+      <w:hyperlink w:anchor="_Toc204005575" w:history="1">
         <w:r>
           <w:rPr>
             <w:rStyle w:val="af4"/>
@@ -583,7 +583,7 @@
             <w:noProof/>
             <w:webHidden/>
           </w:rPr>
-          <w:instrText xml:space="preserve"> PAGEREF _Toc197437216 \h </w:instrText>
+          <w:instrText xml:space="preserve"> PAGEREF _Toc204005575 \h </w:instrText>
         </w:r>
         <w:r>
           <w:rPr>
@@ -625,7 +625,7 @@
           <w:lang w:val="en-US"/>
         </w:rPr>
       </w:pPr>
-      <w:hyperlink w:anchor="_Toc197437217" w:history="1">
+      <w:hyperlink w:anchor="_Toc204005576" w:history="1">
         <w:r>
           <w:rPr>
             <w:rStyle w:val="af4"/>
@@ -652,7 +652,7 @@
             <w:noProof/>
             <w:webHidden/>
           </w:rPr>
-          <w:instrText xml:space="preserve"> PAGEREF _Toc197437217 \h </w:instrText>
+          <w:instrText xml:space="preserve"> PAGEREF _Toc204005576 \h </w:instrText>
         </w:r>
         <w:r>
           <w:rPr>
@@ -694,7 +694,7 @@
           <w:lang w:val="en-US"/>
         </w:rPr>
       </w:pPr>
-      <w:hyperlink w:anchor="_Toc197437218" w:history="1">
+      <w:hyperlink w:anchor="_Toc204005577" w:history="1">
         <w:r>
           <w:rPr>
             <w:rStyle w:val="af4"/>
@@ -721,7 +721,7 @@
             <w:noProof/>
             <w:webHidden/>
           </w:rPr>
-          <w:instrText xml:space="preserve"> PAGEREF _Toc197437218 \h </w:instrText>
+          <w:instrText xml:space="preserve"> PAGEREF _Toc204005577 \h </w:instrText>
         </w:r>
         <w:r>
           <w:rPr>
@@ -763,7 +763,7 @@
           <w:lang w:val="en-US"/>
         </w:rPr>
       </w:pPr>
-      <w:hyperlink w:anchor="_Toc197437219" w:history="1">
+      <w:hyperlink w:anchor="_Toc204005578" w:history="1">
         <w:r>
           <w:rPr>
             <w:rStyle w:val="af4"/>
@@ -790,7 +790,7 @@
             <w:noProof/>
             <w:webHidden/>
           </w:rPr>
-          <w:instrText xml:space="preserve"> PAGEREF _Toc197437219 \h </w:instrText>
+          <w:instrText xml:space="preserve"> PAGEREF _Toc204005578 \h </w:instrText>
         </w:r>
         <w:r>
           <w:rPr>
@@ -832,7 +832,7 @@
           <w:lang w:val="en-US"/>
         </w:rPr>
       </w:pPr>
-      <w:hyperlink w:anchor="_Toc197437220" w:history="1">
+      <w:hyperlink w:anchor="_Toc204005579" w:history="1">
         <w:r>
           <w:rPr>
             <w:rStyle w:val="af4"/>
@@ -859,7 +859,7 @@
             <w:noProof/>
             <w:webHidden/>
           </w:rPr>
-          <w:instrText xml:space="preserve"> PAGEREF _Toc197437220 \h </w:instrText>
+          <w:instrText xml:space="preserve"> PAGEREF _Toc204005579 \h </w:instrText>
         </w:r>
         <w:r>
           <w:rPr>
@@ -901,7 +901,7 @@
           <w:lang w:val="en-US"/>
         </w:rPr>
       </w:pPr>
-      <w:hyperlink w:anchor="_Toc197437221" w:history="1">
+      <w:hyperlink w:anchor="_Toc204005580" w:history="1">
         <w:r>
           <w:rPr>
             <w:rStyle w:val="af4"/>
@@ -928,7 +928,7 @@
             <w:noProof/>
             <w:webHidden/>
           </w:rPr>
-          <w:instrText xml:space="preserve"> PAGEREF _Toc197437221 \h </w:instrText>
+          <w:instrText xml:space="preserve"> PAGEREF _Toc204005580 \h </w:instrText>
         </w:r>
         <w:r>
           <w:rPr>
@@ -970,7 +970,7 @@
           <w:lang w:val="en-US"/>
         </w:rPr>
       </w:pPr>
-      <w:hyperlink w:anchor="_Toc197437222" w:history="1">
+      <w:hyperlink w:anchor="_Toc204005581" w:history="1">
         <w:r>
           <w:rPr>
             <w:rStyle w:val="af4"/>
@@ -997,7 +997,7 @@
             <w:noProof/>
             <w:webHidden/>
           </w:rPr>
-          <w:instrText xml:space="preserve"> PAGEREF _Toc197437222 \h </w:instrText>
+          <w:instrText xml:space="preserve"> PAGEREF _Toc204005581 \h </w:instrText>
         </w:r>
         <w:r>
           <w:rPr>
@@ -1043,7 +1043,7 @@
           <w:lang w:val="en-US"/>
         </w:rPr>
       </w:pPr>
-      <w:hyperlink w:anchor="_Toc197437223" w:history="1">
+      <w:hyperlink w:anchor="_Toc204005582" w:history="1">
         <w:r>
           <w:rPr>
             <w:rStyle w:val="af4"/>
@@ -1066,7 +1066,7 @@
             <w:rStyle w:val="af4"/>
             <w:noProof/>
           </w:rPr>
-          <w:t>ПРОГРАММА И МЕТОДИКИ ПРОВЕДЕНИЯ ИСПЫТАНИЙ</w:t>
+          <w:t>ПРОГРАММА ПРОВЕДЕНИЯ ИСПЫТАНИЙ</w:t>
         </w:r>
         <w:r>
           <w:rPr>
@@ -1087,7 +1087,7 @@
             <w:noProof/>
             <w:webHidden/>
           </w:rPr>
-          <w:instrText xml:space="preserve"> PAGEREF _Toc197437223 \h </w:instrText>
+          <w:instrText xml:space="preserve"> PAGEREF _Toc204005582 \h </w:instrText>
         </w:r>
         <w:r>
           <w:rPr>
@@ -1129,7 +1129,7 @@
           <w:lang w:val="en-US"/>
         </w:rPr>
       </w:pPr>
-      <w:hyperlink w:anchor="_Toc197437224" w:history="1">
+      <w:hyperlink w:anchor="_Toc204005583" w:history="1">
         <w:r>
           <w:rPr>
             <w:rStyle w:val="af4"/>
@@ -1156,7 +1156,7 @@
             <w:noProof/>
             <w:webHidden/>
           </w:rPr>
-          <w:instrText xml:space="preserve"> PAGEREF _Toc197437224 \h </w:instrText>
+          <w:instrText xml:space="preserve"> PAGEREF _Toc204005583 \h </w:instrText>
         </w:r>
         <w:r>
           <w:rPr>
@@ -1198,7 +1198,7 @@
           <w:lang w:val="en-US"/>
         </w:rPr>
       </w:pPr>
-      <w:hyperlink w:anchor="_Toc197437225" w:history="1">
+      <w:hyperlink w:anchor="_Toc204005584" w:history="1">
         <w:r>
           <w:rPr>
             <w:rStyle w:val="af4"/>
@@ -1225,7 +1225,7 @@
             <w:noProof/>
             <w:webHidden/>
           </w:rPr>
-          <w:instrText xml:space="preserve"> PAGEREF _Toc197437225 \h </w:instrText>
+          <w:instrText xml:space="preserve"> PAGEREF _Toc204005584 \h </w:instrText>
         </w:r>
         <w:r>
           <w:rPr>
@@ -1267,7 +1267,7 @@
           <w:lang w:val="en-US"/>
         </w:rPr>
       </w:pPr>
-      <w:hyperlink w:anchor="_Toc197437226" w:history="1">
+      <w:hyperlink w:anchor="_Toc204005585" w:history="1">
         <w:r>
           <w:rPr>
             <w:rStyle w:val="af4"/>
@@ -1294,7 +1294,7 @@
             <w:noProof/>
             <w:webHidden/>
           </w:rPr>
-          <w:instrText xml:space="preserve"> PAGEREF _Toc197437226 \h </w:instrText>
+          <w:instrText xml:space="preserve"> PAGEREF _Toc204005585 \h </w:instrText>
         </w:r>
         <w:r>
           <w:rPr>
@@ -1336,7 +1336,7 @@
           <w:lang w:val="en-US"/>
         </w:rPr>
       </w:pPr>
-      <w:hyperlink w:anchor="_Toc197437227" w:history="1">
+      <w:hyperlink w:anchor="_Toc204005586" w:history="1">
         <w:r>
           <w:rPr>
             <w:rStyle w:val="af4"/>
@@ -1363,7 +1363,7 @@
             <w:noProof/>
             <w:webHidden/>
           </w:rPr>
-          <w:instrText xml:space="preserve"> PAGEREF _Toc197437227 \h </w:instrText>
+          <w:instrText xml:space="preserve"> PAGEREF _Toc204005586 \h </w:instrText>
         </w:r>
         <w:r>
           <w:rPr>
@@ -1405,7 +1405,7 @@
           <w:lang w:val="en-US"/>
         </w:rPr>
       </w:pPr>
-      <w:hyperlink w:anchor="_Toc197437228" w:history="1">
+      <w:hyperlink w:anchor="_Toc204005587" w:history="1">
         <w:r>
           <w:rPr>
             <w:rStyle w:val="af4"/>
@@ -1432,7 +1432,7 @@
             <w:noProof/>
             <w:webHidden/>
           </w:rPr>
-          <w:instrText xml:space="preserve"> PAGEREF _Toc197437228 \h </w:instrText>
+          <w:instrText xml:space="preserve"> PAGEREF _Toc204005587 \h </w:instrText>
         </w:r>
         <w:r>
           <w:rPr>
@@ -1453,1062 +1453,6 @@
             <w:webHidden/>
           </w:rPr>
           <w:t>9</w:t>
-        </w:r>
-        <w:r>
-          <w:rPr>
-            <w:noProof/>
-            <w:webHidden/>
-          </w:rPr>
-          <w:fldChar w:fldCharType="end"/>
-        </w:r>
-      </w:hyperlink>
-    </w:p>
-    <w:p>
-      <w:pPr>
-        <w:pStyle w:val="22"/>
-        <w:rPr>
-          <w:rFonts w:asciiTheme="minorHAnsi" w:eastAsiaTheme="minorEastAsia" w:hAnsiTheme="minorHAnsi"/>
-          <w:noProof/>
-          <w:color w:val="auto"/>
-          <w:sz w:val="22"/>
-          <w:lang w:val="en-US"/>
-        </w:rPr>
-      </w:pPr>
-      <w:hyperlink w:anchor="_Toc197437229" w:history="1">
-        <w:r>
-          <w:rPr>
-            <w:rStyle w:val="af4"/>
-            <w:noProof/>
-          </w:rPr>
-          <w:t>2.6 Проверка функций Д2Г, Д5Г</w:t>
-        </w:r>
-        <w:r>
-          <w:rPr>
-            <w:noProof/>
-            <w:webHidden/>
-          </w:rPr>
-          <w:tab/>
-        </w:r>
-        <w:r>
-          <w:rPr>
-            <w:noProof/>
-            <w:webHidden/>
-          </w:rPr>
-          <w:fldChar w:fldCharType="begin"/>
-        </w:r>
-        <w:r>
-          <w:rPr>
-            <w:noProof/>
-            <w:webHidden/>
-          </w:rPr>
-          <w:instrText xml:space="preserve"> PAGEREF _Toc197437229 \h </w:instrText>
-        </w:r>
-        <w:r>
-          <w:rPr>
-            <w:noProof/>
-            <w:webHidden/>
-          </w:rPr>
-        </w:r>
-        <w:r>
-          <w:rPr>
-            <w:noProof/>
-            <w:webHidden/>
-          </w:rPr>
-          <w:fldChar w:fldCharType="separate"/>
-        </w:r>
-        <w:r>
-          <w:rPr>
-            <w:noProof/>
-            <w:webHidden/>
-          </w:rPr>
-          <w:t>12</w:t>
-        </w:r>
-        <w:r>
-          <w:rPr>
-            <w:noProof/>
-            <w:webHidden/>
-          </w:rPr>
-          <w:fldChar w:fldCharType="end"/>
-        </w:r>
-      </w:hyperlink>
-    </w:p>
-    <w:p>
-      <w:pPr>
-        <w:pStyle w:val="22"/>
-        <w:rPr>
-          <w:rFonts w:asciiTheme="minorHAnsi" w:eastAsiaTheme="minorEastAsia" w:hAnsiTheme="minorHAnsi"/>
-          <w:noProof/>
-          <w:color w:val="auto"/>
-          <w:sz w:val="22"/>
-          <w:lang w:val="en-US"/>
-        </w:rPr>
-      </w:pPr>
-      <w:hyperlink w:anchor="_Toc197437230" w:history="1">
-        <w:r>
-          <w:rPr>
-            <w:rStyle w:val="af4"/>
-            <w:noProof/>
-          </w:rPr>
-          <w:t>2.7 Проверка функций КЦТст1</w:t>
-        </w:r>
-        <w:r>
-          <w:rPr>
-            <w:noProof/>
-            <w:webHidden/>
-          </w:rPr>
-          <w:tab/>
-        </w:r>
-        <w:r>
-          <w:rPr>
-            <w:noProof/>
-            <w:webHidden/>
-          </w:rPr>
-          <w:fldChar w:fldCharType="begin"/>
-        </w:r>
-        <w:r>
-          <w:rPr>
-            <w:noProof/>
-            <w:webHidden/>
-          </w:rPr>
-          <w:instrText xml:space="preserve"> PAGEREF _Toc197437230 \h </w:instrText>
-        </w:r>
-        <w:r>
-          <w:rPr>
-            <w:noProof/>
-            <w:webHidden/>
-          </w:rPr>
-        </w:r>
-        <w:r>
-          <w:rPr>
-            <w:noProof/>
-            <w:webHidden/>
-          </w:rPr>
-          <w:fldChar w:fldCharType="separate"/>
-        </w:r>
-        <w:r>
-          <w:rPr>
-            <w:noProof/>
-            <w:webHidden/>
-          </w:rPr>
-          <w:t>20</w:t>
-        </w:r>
-        <w:r>
-          <w:rPr>
-            <w:noProof/>
-            <w:webHidden/>
-          </w:rPr>
-          <w:fldChar w:fldCharType="end"/>
-        </w:r>
-      </w:hyperlink>
-    </w:p>
-    <w:p>
-      <w:pPr>
-        <w:pStyle w:val="22"/>
-        <w:rPr>
-          <w:rFonts w:asciiTheme="minorHAnsi" w:eastAsiaTheme="minorEastAsia" w:hAnsiTheme="minorHAnsi"/>
-          <w:noProof/>
-          <w:color w:val="auto"/>
-          <w:sz w:val="22"/>
-          <w:lang w:val="en-US"/>
-        </w:rPr>
-      </w:pPr>
-      <w:hyperlink w:anchor="_Toc197437231" w:history="1">
-        <w:r>
-          <w:rPr>
-            <w:rStyle w:val="af4"/>
-            <w:noProof/>
-          </w:rPr>
-          <w:t>2.8 Проверка функций КЦТст2, КЦТст3</w:t>
-        </w:r>
-        <w:r>
-          <w:rPr>
-            <w:noProof/>
-            <w:webHidden/>
-          </w:rPr>
-          <w:tab/>
-        </w:r>
-        <w:r>
-          <w:rPr>
-            <w:noProof/>
-            <w:webHidden/>
-          </w:rPr>
-          <w:fldChar w:fldCharType="begin"/>
-        </w:r>
-        <w:r>
-          <w:rPr>
-            <w:noProof/>
-            <w:webHidden/>
-          </w:rPr>
-          <w:instrText xml:space="preserve"> PAGEREF _Toc197437231 \h </w:instrText>
-        </w:r>
-        <w:r>
-          <w:rPr>
-            <w:noProof/>
-            <w:webHidden/>
-          </w:rPr>
-        </w:r>
-        <w:r>
-          <w:rPr>
-            <w:noProof/>
-            <w:webHidden/>
-          </w:rPr>
-          <w:fldChar w:fldCharType="separate"/>
-        </w:r>
-        <w:r>
-          <w:rPr>
-            <w:noProof/>
-            <w:webHidden/>
-          </w:rPr>
-          <w:t>27</w:t>
-        </w:r>
-        <w:r>
-          <w:rPr>
-            <w:noProof/>
-            <w:webHidden/>
-          </w:rPr>
-          <w:fldChar w:fldCharType="end"/>
-        </w:r>
-      </w:hyperlink>
-    </w:p>
-    <w:p>
-      <w:pPr>
-        <w:pStyle w:val="22"/>
-        <w:rPr>
-          <w:rFonts w:asciiTheme="minorHAnsi" w:eastAsiaTheme="minorEastAsia" w:hAnsiTheme="minorHAnsi"/>
-          <w:noProof/>
-          <w:color w:val="auto"/>
-          <w:sz w:val="22"/>
-          <w:lang w:val="en-US"/>
-        </w:rPr>
-      </w:pPr>
-      <w:hyperlink w:anchor="_Toc197437232" w:history="1">
-        <w:r>
-          <w:rPr>
-            <w:rStyle w:val="af4"/>
-            <w:noProof/>
-          </w:rPr>
-          <w:t>2.9 Проверка функции ДТО</w:t>
-        </w:r>
-        <w:r>
-          <w:rPr>
-            <w:noProof/>
-            <w:webHidden/>
-          </w:rPr>
-          <w:tab/>
-        </w:r>
-        <w:r>
-          <w:rPr>
-            <w:noProof/>
-            <w:webHidden/>
-          </w:rPr>
-          <w:fldChar w:fldCharType="begin"/>
-        </w:r>
-        <w:r>
-          <w:rPr>
-            <w:noProof/>
-            <w:webHidden/>
-          </w:rPr>
-          <w:instrText xml:space="preserve"> PAGEREF _Toc197437232 \h </w:instrText>
-        </w:r>
-        <w:r>
-          <w:rPr>
-            <w:noProof/>
-            <w:webHidden/>
-          </w:rPr>
-        </w:r>
-        <w:r>
-          <w:rPr>
-            <w:noProof/>
-            <w:webHidden/>
-          </w:rPr>
-          <w:fldChar w:fldCharType="separate"/>
-        </w:r>
-        <w:r>
-          <w:rPr>
-            <w:noProof/>
-            <w:webHidden/>
-          </w:rPr>
-          <w:t>37</w:t>
-        </w:r>
-        <w:r>
-          <w:rPr>
-            <w:noProof/>
-            <w:webHidden/>
-          </w:rPr>
-          <w:fldChar w:fldCharType="end"/>
-        </w:r>
-      </w:hyperlink>
-    </w:p>
-    <w:p>
-      <w:pPr>
-        <w:pStyle w:val="22"/>
-        <w:rPr>
-          <w:rFonts w:asciiTheme="minorHAnsi" w:eastAsiaTheme="minorEastAsia" w:hAnsiTheme="minorHAnsi"/>
-          <w:noProof/>
-          <w:color w:val="auto"/>
-          <w:sz w:val="22"/>
-          <w:lang w:val="en-US"/>
-        </w:rPr>
-      </w:pPr>
-      <w:hyperlink w:anchor="_Toc197437233" w:history="1">
-        <w:r>
-          <w:rPr>
-            <w:rStyle w:val="af4"/>
-            <w:noProof/>
-          </w:rPr>
-          <w:t>2.10 Проверка функции ДТЗт. Часть 1</w:t>
-        </w:r>
-        <w:r>
-          <w:rPr>
-            <w:noProof/>
-            <w:webHidden/>
-          </w:rPr>
-          <w:tab/>
-        </w:r>
-        <w:r>
-          <w:rPr>
-            <w:noProof/>
-            <w:webHidden/>
-          </w:rPr>
-          <w:fldChar w:fldCharType="begin"/>
-        </w:r>
-        <w:r>
-          <w:rPr>
-            <w:noProof/>
-            <w:webHidden/>
-          </w:rPr>
-          <w:instrText xml:space="preserve"> PAGEREF _Toc197437233 \h </w:instrText>
-        </w:r>
-        <w:r>
-          <w:rPr>
-            <w:noProof/>
-            <w:webHidden/>
-          </w:rPr>
-        </w:r>
-        <w:r>
-          <w:rPr>
-            <w:noProof/>
-            <w:webHidden/>
-          </w:rPr>
-          <w:fldChar w:fldCharType="separate"/>
-        </w:r>
-        <w:r>
-          <w:rPr>
-            <w:noProof/>
-            <w:webHidden/>
-          </w:rPr>
-          <w:t>45</w:t>
-        </w:r>
-        <w:r>
-          <w:rPr>
-            <w:noProof/>
-            <w:webHidden/>
-          </w:rPr>
-          <w:fldChar w:fldCharType="end"/>
-        </w:r>
-      </w:hyperlink>
-    </w:p>
-    <w:p>
-      <w:pPr>
-        <w:pStyle w:val="22"/>
-        <w:rPr>
-          <w:rFonts w:asciiTheme="minorHAnsi" w:eastAsiaTheme="minorEastAsia" w:hAnsiTheme="minorHAnsi"/>
-          <w:noProof/>
-          <w:color w:val="auto"/>
-          <w:sz w:val="22"/>
-          <w:lang w:val="en-US"/>
-        </w:rPr>
-      </w:pPr>
-      <w:hyperlink w:anchor="_Toc197437234" w:history="1">
-        <w:r>
-          <w:rPr>
-            <w:rStyle w:val="af4"/>
-            <w:noProof/>
-          </w:rPr>
-          <w:t>2.11 Проверка функции ДТЗт. Часть 2</w:t>
-        </w:r>
-        <w:r>
-          <w:rPr>
-            <w:noProof/>
-            <w:webHidden/>
-          </w:rPr>
-          <w:tab/>
-        </w:r>
-        <w:r>
-          <w:rPr>
-            <w:noProof/>
-            <w:webHidden/>
-          </w:rPr>
-          <w:fldChar w:fldCharType="begin"/>
-        </w:r>
-        <w:r>
-          <w:rPr>
-            <w:noProof/>
-            <w:webHidden/>
-          </w:rPr>
-          <w:instrText xml:space="preserve"> PAGEREF _Toc197437234 \h </w:instrText>
-        </w:r>
-        <w:r>
-          <w:rPr>
-            <w:noProof/>
-            <w:webHidden/>
-          </w:rPr>
-        </w:r>
-        <w:r>
-          <w:rPr>
-            <w:noProof/>
-            <w:webHidden/>
-          </w:rPr>
-          <w:fldChar w:fldCharType="separate"/>
-        </w:r>
-        <w:r>
-          <w:rPr>
-            <w:noProof/>
-            <w:webHidden/>
-          </w:rPr>
-          <w:t>52</w:t>
-        </w:r>
-        <w:r>
-          <w:rPr>
-            <w:noProof/>
-            <w:webHidden/>
-          </w:rPr>
-          <w:fldChar w:fldCharType="end"/>
-        </w:r>
-      </w:hyperlink>
-    </w:p>
-    <w:p>
-      <w:pPr>
-        <w:pStyle w:val="22"/>
-        <w:rPr>
-          <w:rFonts w:asciiTheme="minorHAnsi" w:eastAsiaTheme="minorEastAsia" w:hAnsiTheme="minorHAnsi"/>
-          <w:noProof/>
-          <w:color w:val="auto"/>
-          <w:sz w:val="22"/>
-          <w:lang w:val="en-US"/>
-        </w:rPr>
-      </w:pPr>
-      <w:hyperlink w:anchor="_Toc197437235" w:history="1">
-        <w:r>
-          <w:rPr>
-            <w:rStyle w:val="af4"/>
-            <w:noProof/>
-          </w:rPr>
-          <w:t>2.12 Проверка функции ДТЗт. Часть 3</w:t>
-        </w:r>
-        <w:r>
-          <w:rPr>
-            <w:noProof/>
-            <w:webHidden/>
-          </w:rPr>
-          <w:tab/>
-        </w:r>
-        <w:r>
-          <w:rPr>
-            <w:noProof/>
-            <w:webHidden/>
-          </w:rPr>
-          <w:fldChar w:fldCharType="begin"/>
-        </w:r>
-        <w:r>
-          <w:rPr>
-            <w:noProof/>
-            <w:webHidden/>
-          </w:rPr>
-          <w:instrText xml:space="preserve"> PAGEREF _Toc197437235 \h </w:instrText>
-        </w:r>
-        <w:r>
-          <w:rPr>
-            <w:noProof/>
-            <w:webHidden/>
-          </w:rPr>
-        </w:r>
-        <w:r>
-          <w:rPr>
-            <w:noProof/>
-            <w:webHidden/>
-          </w:rPr>
-          <w:fldChar w:fldCharType="separate"/>
-        </w:r>
-        <w:r>
-          <w:rPr>
-            <w:noProof/>
-            <w:webHidden/>
-          </w:rPr>
-          <w:t>60</w:t>
-        </w:r>
-        <w:r>
-          <w:rPr>
-            <w:noProof/>
-            <w:webHidden/>
-          </w:rPr>
-          <w:fldChar w:fldCharType="end"/>
-        </w:r>
-      </w:hyperlink>
-    </w:p>
-    <w:p>
-      <w:pPr>
-        <w:pStyle w:val="12"/>
-        <w:tabs>
-          <w:tab w:val="left" w:pos="567"/>
-          <w:tab w:val="right" w:leader="dot" w:pos="9605"/>
-        </w:tabs>
-        <w:rPr>
-          <w:rFonts w:asciiTheme="minorHAnsi" w:eastAsiaTheme="minorEastAsia" w:hAnsiTheme="minorHAnsi"/>
-          <w:noProof/>
-          <w:color w:val="auto"/>
-          <w:sz w:val="22"/>
-          <w:lang w:val="en-US"/>
-        </w:rPr>
-      </w:pPr>
-      <w:hyperlink w:anchor="_Toc197437236" w:history="1">
-        <w:r>
-          <w:rPr>
-            <w:rStyle w:val="af4"/>
-            <w:noProof/>
-          </w:rPr>
-          <w:t>3.</w:t>
-        </w:r>
-        <w:r>
-          <w:rPr>
-            <w:rFonts w:asciiTheme="minorHAnsi" w:eastAsiaTheme="minorEastAsia" w:hAnsiTheme="minorHAnsi"/>
-            <w:noProof/>
-            <w:color w:val="auto"/>
-            <w:sz w:val="22"/>
-            <w:lang w:val="en-US"/>
-          </w:rPr>
-          <w:tab/>
-        </w:r>
-        <w:r>
-          <w:rPr>
-            <w:rStyle w:val="af4"/>
-            <w:noProof/>
-          </w:rPr>
-          <w:t>РЕЗУЛЬТАТ ИСПЫТАНИЙ</w:t>
-        </w:r>
-        <w:r>
-          <w:rPr>
-            <w:noProof/>
-            <w:webHidden/>
-          </w:rPr>
-          <w:tab/>
-        </w:r>
-        <w:r>
-          <w:rPr>
-            <w:noProof/>
-            <w:webHidden/>
-          </w:rPr>
-          <w:fldChar w:fldCharType="begin"/>
-        </w:r>
-        <w:r>
-          <w:rPr>
-            <w:noProof/>
-            <w:webHidden/>
-          </w:rPr>
-          <w:instrText xml:space="preserve"> PAGEREF _Toc197437236 \h </w:instrText>
-        </w:r>
-        <w:r>
-          <w:rPr>
-            <w:noProof/>
-            <w:webHidden/>
-          </w:rPr>
-        </w:r>
-        <w:r>
-          <w:rPr>
-            <w:noProof/>
-            <w:webHidden/>
-          </w:rPr>
-          <w:fldChar w:fldCharType="separate"/>
-        </w:r>
-        <w:r>
-          <w:rPr>
-            <w:noProof/>
-            <w:webHidden/>
-          </w:rPr>
-          <w:t>72</w:t>
-        </w:r>
-        <w:r>
-          <w:rPr>
-            <w:noProof/>
-            <w:webHidden/>
-          </w:rPr>
-          <w:fldChar w:fldCharType="end"/>
-        </w:r>
-      </w:hyperlink>
-    </w:p>
-    <w:p>
-      <w:pPr>
-        <w:pStyle w:val="22"/>
-        <w:rPr>
-          <w:rFonts w:asciiTheme="minorHAnsi" w:eastAsiaTheme="minorEastAsia" w:hAnsiTheme="minorHAnsi"/>
-          <w:noProof/>
-          <w:color w:val="auto"/>
-          <w:sz w:val="22"/>
-          <w:lang w:val="en-US"/>
-        </w:rPr>
-      </w:pPr>
-      <w:hyperlink w:anchor="_Toc197437237" w:history="1">
-        <w:r>
-          <w:rPr>
-            <w:rStyle w:val="af4"/>
-            <w:noProof/>
-          </w:rPr>
-          <w:t>3.1 Результат проверки функций Д2Г, Д5Г</w:t>
-        </w:r>
-        <w:r>
-          <w:rPr>
-            <w:noProof/>
-            <w:webHidden/>
-          </w:rPr>
-          <w:tab/>
-        </w:r>
-        <w:r>
-          <w:rPr>
-            <w:noProof/>
-            <w:webHidden/>
-          </w:rPr>
-          <w:fldChar w:fldCharType="begin"/>
-        </w:r>
-        <w:r>
-          <w:rPr>
-            <w:noProof/>
-            <w:webHidden/>
-          </w:rPr>
-          <w:instrText xml:space="preserve"> PAGEREF _Toc197437237 \h </w:instrText>
-        </w:r>
-        <w:r>
-          <w:rPr>
-            <w:noProof/>
-            <w:webHidden/>
-          </w:rPr>
-        </w:r>
-        <w:r>
-          <w:rPr>
-            <w:noProof/>
-            <w:webHidden/>
-          </w:rPr>
-          <w:fldChar w:fldCharType="separate"/>
-        </w:r>
-        <w:r>
-          <w:rPr>
-            <w:noProof/>
-            <w:webHidden/>
-          </w:rPr>
-          <w:t>72</w:t>
-        </w:r>
-        <w:r>
-          <w:rPr>
-            <w:noProof/>
-            <w:webHidden/>
-          </w:rPr>
-          <w:fldChar w:fldCharType="end"/>
-        </w:r>
-      </w:hyperlink>
-    </w:p>
-    <w:p>
-      <w:pPr>
-        <w:pStyle w:val="22"/>
-        <w:rPr>
-          <w:rFonts w:asciiTheme="minorHAnsi" w:eastAsiaTheme="minorEastAsia" w:hAnsiTheme="minorHAnsi"/>
-          <w:noProof/>
-          <w:color w:val="auto"/>
-          <w:sz w:val="22"/>
-          <w:lang w:val="en-US"/>
-        </w:rPr>
-      </w:pPr>
-      <w:hyperlink w:anchor="_Toc197437238" w:history="1">
-        <w:r>
-          <w:rPr>
-            <w:rStyle w:val="af4"/>
-            <w:noProof/>
-          </w:rPr>
-          <w:t>3.2 Результат проверки функции КЦТст1</w:t>
-        </w:r>
-        <w:r>
-          <w:rPr>
-            <w:noProof/>
-            <w:webHidden/>
-          </w:rPr>
-          <w:tab/>
-        </w:r>
-        <w:r>
-          <w:rPr>
-            <w:noProof/>
-            <w:webHidden/>
-          </w:rPr>
-          <w:fldChar w:fldCharType="begin"/>
-        </w:r>
-        <w:r>
-          <w:rPr>
-            <w:noProof/>
-            <w:webHidden/>
-          </w:rPr>
-          <w:instrText xml:space="preserve"> PAGEREF _Toc197437238 \h </w:instrText>
-        </w:r>
-        <w:r>
-          <w:rPr>
-            <w:noProof/>
-            <w:webHidden/>
-          </w:rPr>
-        </w:r>
-        <w:r>
-          <w:rPr>
-            <w:noProof/>
-            <w:webHidden/>
-          </w:rPr>
-          <w:fldChar w:fldCharType="separate"/>
-        </w:r>
-        <w:r>
-          <w:rPr>
-            <w:noProof/>
-            <w:webHidden/>
-          </w:rPr>
-          <w:t>72</w:t>
-        </w:r>
-        <w:r>
-          <w:rPr>
-            <w:noProof/>
-            <w:webHidden/>
-          </w:rPr>
-          <w:fldChar w:fldCharType="end"/>
-        </w:r>
-      </w:hyperlink>
-    </w:p>
-    <w:p>
-      <w:pPr>
-        <w:pStyle w:val="22"/>
-        <w:rPr>
-          <w:rFonts w:asciiTheme="minorHAnsi" w:eastAsiaTheme="minorEastAsia" w:hAnsiTheme="minorHAnsi"/>
-          <w:noProof/>
-          <w:color w:val="auto"/>
-          <w:sz w:val="22"/>
-          <w:lang w:val="en-US"/>
-        </w:rPr>
-      </w:pPr>
-      <w:hyperlink w:anchor="_Toc197437239" w:history="1">
-        <w:r>
-          <w:rPr>
-            <w:rStyle w:val="af4"/>
-            <w:noProof/>
-          </w:rPr>
-          <w:t>3.3 Результат проверки функций КЦТст2, КЦТст3</w:t>
-        </w:r>
-        <w:r>
-          <w:rPr>
-            <w:noProof/>
-            <w:webHidden/>
-          </w:rPr>
-          <w:tab/>
-        </w:r>
-        <w:r>
-          <w:rPr>
-            <w:noProof/>
-            <w:webHidden/>
-          </w:rPr>
-          <w:fldChar w:fldCharType="begin"/>
-        </w:r>
-        <w:r>
-          <w:rPr>
-            <w:noProof/>
-            <w:webHidden/>
-          </w:rPr>
-          <w:instrText xml:space="preserve"> PAGEREF _Toc197437239 \h </w:instrText>
-        </w:r>
-        <w:r>
-          <w:rPr>
-            <w:noProof/>
-            <w:webHidden/>
-          </w:rPr>
-        </w:r>
-        <w:r>
-          <w:rPr>
-            <w:noProof/>
-            <w:webHidden/>
-          </w:rPr>
-          <w:fldChar w:fldCharType="separate"/>
-        </w:r>
-        <w:r>
-          <w:rPr>
-            <w:noProof/>
-            <w:webHidden/>
-          </w:rPr>
-          <w:t>73</w:t>
-        </w:r>
-        <w:r>
-          <w:rPr>
-            <w:noProof/>
-            <w:webHidden/>
-          </w:rPr>
-          <w:fldChar w:fldCharType="end"/>
-        </w:r>
-      </w:hyperlink>
-    </w:p>
-    <w:p>
-      <w:pPr>
-        <w:pStyle w:val="22"/>
-        <w:rPr>
-          <w:rFonts w:asciiTheme="minorHAnsi" w:eastAsiaTheme="minorEastAsia" w:hAnsiTheme="minorHAnsi"/>
-          <w:noProof/>
-          <w:color w:val="auto"/>
-          <w:sz w:val="22"/>
-          <w:lang w:val="en-US"/>
-        </w:rPr>
-      </w:pPr>
-      <w:hyperlink w:anchor="_Toc197437240" w:history="1">
-        <w:r>
-          <w:rPr>
-            <w:rStyle w:val="af4"/>
-            <w:noProof/>
-          </w:rPr>
-          <w:t>3.4 Результат проверки функции ДТО</w:t>
-        </w:r>
-        <w:r>
-          <w:rPr>
-            <w:noProof/>
-            <w:webHidden/>
-          </w:rPr>
-          <w:tab/>
-        </w:r>
-        <w:r>
-          <w:rPr>
-            <w:noProof/>
-            <w:webHidden/>
-          </w:rPr>
-          <w:fldChar w:fldCharType="begin"/>
-        </w:r>
-        <w:r>
-          <w:rPr>
-            <w:noProof/>
-            <w:webHidden/>
-          </w:rPr>
-          <w:instrText xml:space="preserve"> PAGEREF _Toc197437240 \h </w:instrText>
-        </w:r>
-        <w:r>
-          <w:rPr>
-            <w:noProof/>
-            <w:webHidden/>
-          </w:rPr>
-        </w:r>
-        <w:r>
-          <w:rPr>
-            <w:noProof/>
-            <w:webHidden/>
-          </w:rPr>
-          <w:fldChar w:fldCharType="separate"/>
-        </w:r>
-        <w:r>
-          <w:rPr>
-            <w:noProof/>
-            <w:webHidden/>
-          </w:rPr>
-          <w:t>74</w:t>
-        </w:r>
-        <w:r>
-          <w:rPr>
-            <w:noProof/>
-            <w:webHidden/>
-          </w:rPr>
-          <w:fldChar w:fldCharType="end"/>
-        </w:r>
-      </w:hyperlink>
-    </w:p>
-    <w:p>
-      <w:pPr>
-        <w:pStyle w:val="22"/>
-        <w:rPr>
-          <w:rFonts w:asciiTheme="minorHAnsi" w:eastAsiaTheme="minorEastAsia" w:hAnsiTheme="minorHAnsi"/>
-          <w:noProof/>
-          <w:color w:val="auto"/>
-          <w:sz w:val="22"/>
-          <w:lang w:val="en-US"/>
-        </w:rPr>
-      </w:pPr>
-      <w:hyperlink w:anchor="_Toc197437241" w:history="1">
-        <w:r>
-          <w:rPr>
-            <w:rStyle w:val="af4"/>
-            <w:noProof/>
-          </w:rPr>
-          <w:t>3.5 Результат проверки функции ДТЗт. Часть 1</w:t>
-        </w:r>
-        <w:r>
-          <w:rPr>
-            <w:noProof/>
-            <w:webHidden/>
-          </w:rPr>
-          <w:tab/>
-        </w:r>
-        <w:r>
-          <w:rPr>
-            <w:noProof/>
-            <w:webHidden/>
-          </w:rPr>
-          <w:fldChar w:fldCharType="begin"/>
-        </w:r>
-        <w:r>
-          <w:rPr>
-            <w:noProof/>
-            <w:webHidden/>
-          </w:rPr>
-          <w:instrText xml:space="preserve"> PAGEREF _Toc197437241 \h </w:instrText>
-        </w:r>
-        <w:r>
-          <w:rPr>
-            <w:noProof/>
-            <w:webHidden/>
-          </w:rPr>
-        </w:r>
-        <w:r>
-          <w:rPr>
-            <w:noProof/>
-            <w:webHidden/>
-          </w:rPr>
-          <w:fldChar w:fldCharType="separate"/>
-        </w:r>
-        <w:r>
-          <w:rPr>
-            <w:noProof/>
-            <w:webHidden/>
-          </w:rPr>
-          <w:t>75</w:t>
-        </w:r>
-        <w:r>
-          <w:rPr>
-            <w:noProof/>
-            <w:webHidden/>
-          </w:rPr>
-          <w:fldChar w:fldCharType="end"/>
-        </w:r>
-      </w:hyperlink>
-    </w:p>
-    <w:p>
-      <w:pPr>
-        <w:pStyle w:val="22"/>
-        <w:rPr>
-          <w:rFonts w:asciiTheme="minorHAnsi" w:eastAsiaTheme="minorEastAsia" w:hAnsiTheme="minorHAnsi"/>
-          <w:noProof/>
-          <w:color w:val="auto"/>
-          <w:sz w:val="22"/>
-          <w:lang w:val="en-US"/>
-        </w:rPr>
-      </w:pPr>
-      <w:hyperlink w:anchor="_Toc197437242" w:history="1">
-        <w:r>
-          <w:rPr>
-            <w:rStyle w:val="af4"/>
-            <w:noProof/>
-          </w:rPr>
-          <w:t>3.6 Результат проверки функции ДТЗт. Часть 2</w:t>
-        </w:r>
-        <w:r>
-          <w:rPr>
-            <w:noProof/>
-            <w:webHidden/>
-          </w:rPr>
-          <w:tab/>
-        </w:r>
-        <w:r>
-          <w:rPr>
-            <w:noProof/>
-            <w:webHidden/>
-          </w:rPr>
-          <w:fldChar w:fldCharType="begin"/>
-        </w:r>
-        <w:r>
-          <w:rPr>
-            <w:noProof/>
-            <w:webHidden/>
-          </w:rPr>
-          <w:instrText xml:space="preserve"> PAGEREF _Toc197437242 \h </w:instrText>
-        </w:r>
-        <w:r>
-          <w:rPr>
-            <w:noProof/>
-            <w:webHidden/>
-          </w:rPr>
-        </w:r>
-        <w:r>
-          <w:rPr>
-            <w:noProof/>
-            <w:webHidden/>
-          </w:rPr>
-          <w:fldChar w:fldCharType="separate"/>
-        </w:r>
-        <w:r>
-          <w:rPr>
-            <w:noProof/>
-            <w:webHidden/>
-          </w:rPr>
-          <w:t>76</w:t>
-        </w:r>
-        <w:r>
-          <w:rPr>
-            <w:noProof/>
-            <w:webHidden/>
-          </w:rPr>
-          <w:fldChar w:fldCharType="end"/>
-        </w:r>
-      </w:hyperlink>
-    </w:p>
-    <w:p>
-      <w:pPr>
-        <w:pStyle w:val="22"/>
-        <w:rPr>
-          <w:rFonts w:asciiTheme="minorHAnsi" w:eastAsiaTheme="minorEastAsia" w:hAnsiTheme="minorHAnsi"/>
-          <w:noProof/>
-          <w:color w:val="auto"/>
-          <w:sz w:val="22"/>
-          <w:lang w:val="en-US"/>
-        </w:rPr>
-      </w:pPr>
-      <w:hyperlink w:anchor="_Toc197437243" w:history="1">
-        <w:r>
-          <w:rPr>
-            <w:rStyle w:val="af4"/>
-            <w:noProof/>
-          </w:rPr>
-          <w:t>3.7 Результат проверки функции ДТЗт. Часть 3</w:t>
-        </w:r>
-        <w:r>
-          <w:rPr>
-            <w:noProof/>
-            <w:webHidden/>
-          </w:rPr>
-          <w:tab/>
-        </w:r>
-        <w:r>
-          <w:rPr>
-            <w:noProof/>
-            <w:webHidden/>
-          </w:rPr>
-          <w:fldChar w:fldCharType="begin"/>
-        </w:r>
-        <w:r>
-          <w:rPr>
-            <w:noProof/>
-            <w:webHidden/>
-          </w:rPr>
-          <w:instrText xml:space="preserve"> PAGEREF _Toc197437243 \h </w:instrText>
-        </w:r>
-        <w:r>
-          <w:rPr>
-            <w:noProof/>
-            <w:webHidden/>
-          </w:rPr>
-        </w:r>
-        <w:r>
-          <w:rPr>
-            <w:noProof/>
-            <w:webHidden/>
-          </w:rPr>
-          <w:fldChar w:fldCharType="separate"/>
-        </w:r>
-        <w:r>
-          <w:rPr>
-            <w:noProof/>
-            <w:webHidden/>
-          </w:rPr>
-          <w:t>77</w:t>
         </w:r>
         <w:r>
           <w:rPr>
@@ -2543,6 +1487,8 @@
           <w:lang w:val="en-US"/>
         </w:rPr>
       </w:pPr>
+      <w:bookmarkStart w:id="0" w:name="_GoBack"/>
+      <w:bookmarkEnd w:id="0"/>
     </w:p>
     <w:p>
       <w:pPr>
@@ -2569,21 +1515,21 @@
         <w:lastRenderedPageBreak/>
         <w:tab/>
       </w:r>
-      <w:bookmarkStart w:id="0" w:name="_Toc197437215"/>
+      <w:bookmarkStart w:id="1" w:name="_Toc204005574"/>
       <w:r>
         <w:t>ОБЩИЕ СВЕДЕНИЯ</w:t>
       </w:r>
-      <w:bookmarkEnd w:id="0"/>
+      <w:bookmarkEnd w:id="1"/>
     </w:p>
     <w:p>
       <w:pPr>
         <w:pStyle w:val="2"/>
       </w:pPr>
-      <w:bookmarkStart w:id="1" w:name="_Toc197437216"/>
+      <w:bookmarkStart w:id="2" w:name="_Toc204005575"/>
       <w:r>
         <w:t>Цель проведения испытаний</w:t>
       </w:r>
-      <w:bookmarkEnd w:id="1"/>
+      <w:bookmarkEnd w:id="2"/>
     </w:p>
     <w:p>
       <w:pPr>
@@ -2603,14 +1549,14 @@
       <w:pPr>
         <w:pStyle w:val="2"/>
       </w:pPr>
-      <w:bookmarkStart w:id="2" w:name="_Toc197437217"/>
+      <w:bookmarkStart w:id="3" w:name="_Toc204005576"/>
       <w:r>
         <w:t>Место</w:t>
       </w:r>
       <w:r>
         <w:t xml:space="preserve"> проведения испытаний</w:t>
       </w:r>
-      <w:bookmarkEnd w:id="2"/>
+      <w:bookmarkEnd w:id="3"/>
     </w:p>
     <w:tbl>
       <w:tblPr>
@@ -2750,11 +1696,11 @@
       <w:pPr>
         <w:pStyle w:val="2"/>
       </w:pPr>
-      <w:bookmarkStart w:id="3" w:name="_Toc197437218"/>
+      <w:bookmarkStart w:id="4" w:name="_Toc204005577"/>
       <w:r>
         <w:t>Информация об объекте испытаний</w:t>
       </w:r>
-      <w:bookmarkEnd w:id="3"/>
+      <w:bookmarkEnd w:id="4"/>
     </w:p>
     <w:p>
       <w:pPr>
@@ -3094,11 +2040,11 @@
       <w:pPr>
         <w:pStyle w:val="2"/>
       </w:pPr>
-      <w:bookmarkStart w:id="4" w:name="_Toc197437219"/>
+      <w:bookmarkStart w:id="5" w:name="_Toc204005578"/>
       <w:r>
         <w:t>Период проведения испытаний</w:t>
       </w:r>
-      <w:bookmarkEnd w:id="4"/>
+      <w:bookmarkEnd w:id="5"/>
     </w:p>
     <w:p>
       <w:pPr>
@@ -3121,11 +2067,11 @@
       <w:pPr>
         <w:pStyle w:val="2"/>
       </w:pPr>
-      <w:bookmarkStart w:id="5" w:name="_Toc197437220"/>
+      <w:bookmarkStart w:id="6" w:name="_Toc204005579"/>
       <w:r>
         <w:t>Условия проведения испытаний и измерений</w:t>
       </w:r>
-      <w:bookmarkEnd w:id="5"/>
+      <w:bookmarkEnd w:id="6"/>
     </w:p>
     <w:p>
       <w:pPr>
@@ -3139,11 +2085,11 @@
       <w:pPr>
         <w:pStyle w:val="2"/>
       </w:pPr>
-      <w:bookmarkStart w:id="6" w:name="_Toc197437221"/>
+      <w:bookmarkStart w:id="7" w:name="_Toc204005580"/>
       <w:r>
         <w:t>Нормативная документация</w:t>
       </w:r>
-      <w:bookmarkEnd w:id="6"/>
+      <w:bookmarkEnd w:id="7"/>
     </w:p>
     <w:p>
       <w:pPr>
@@ -3160,12 +2106,12 @@
       <w:pPr>
         <w:pStyle w:val="2"/>
       </w:pPr>
-      <w:bookmarkStart w:id="7" w:name="_Toc197437222"/>
+      <w:bookmarkStart w:id="8" w:name="_Toc204005581"/>
       <w:r>
         <w:lastRenderedPageBreak/>
         <w:t>Перечень используемых средств измерений (СИ), испытательного оборудования (ИО) и вспомогательного оборудования (ВО)</w:t>
       </w:r>
-      <w:bookmarkEnd w:id="7"/>
+      <w:bookmarkEnd w:id="8"/>
     </w:p>
     <w:p>
       <w:pPr>
@@ -4671,22 +3617,22 @@
       <w:pPr>
         <w:pStyle w:val="1"/>
       </w:pPr>
-      <w:bookmarkStart w:id="8" w:name="_Toc197437223"/>
+      <w:bookmarkStart w:id="9" w:name="_Toc204005582"/>
       <w:r>
         <w:lastRenderedPageBreak/>
         <w:t>ПРОГРАММА ПРОВЕДЕНИЯ ИСПЫТАНИЙ</w:t>
       </w:r>
-      <w:bookmarkEnd w:id="8"/>
+      <w:bookmarkEnd w:id="9"/>
     </w:p>
     <w:p>
       <w:pPr>
         <w:pStyle w:val="2"/>
       </w:pPr>
-      <w:bookmarkStart w:id="9" w:name="_Toc197437224"/>
+      <w:bookmarkStart w:id="10" w:name="_Toc204005583"/>
       <w:r>
         <w:t>Цель испытаний</w:t>
       </w:r>
-      <w:bookmarkEnd w:id="9"/>
+      <w:bookmarkEnd w:id="10"/>
     </w:p>
     <w:p>
       <w:pPr>
@@ -4718,11 +3664,11 @@
       <w:pPr>
         <w:pStyle w:val="2"/>
       </w:pPr>
-      <w:bookmarkStart w:id="10" w:name="_Toc197437225"/>
+      <w:bookmarkStart w:id="11" w:name="_Toc204005584"/>
       <w:r>
         <w:t>Подключение аналоговых цепей к устройству</w:t>
       </w:r>
-      <w:bookmarkEnd w:id="10"/>
+      <w:bookmarkEnd w:id="11"/>
     </w:p>
     <w:p>
       <w:pPr>
@@ -4800,10 +3746,10 @@
             <v:path o:extrusionok="f" gradientshapeok="t" o:connecttype="rect"/>
             <o:lock v:ext="edit" aspectratio="t"/>
           </v:shapetype>
-          <v:shape id="_x0000_i1025" type="#_x0000_t75" style="width:199.65pt;height:201.05pt" o:ole="">
+          <v:shape id="_x0000_i1025" type="#_x0000_t75" style="width:199.7pt;height:200.95pt" o:ole="">
             <v:imagedata r:id="rId10" o:title=""/>
           </v:shape>
-          <o:OLEObject Type="Embed" ProgID="Acrobat.Document.DC" ShapeID="_x0000_i1025" DrawAspect="Content" ObjectID="_1814160270" r:id="rId11"/>
+          <o:OLEObject Type="Embed" ProgID="Acrobat.Document.DC" ShapeID="_x0000_i1025" DrawAspect="Content" ObjectID="_1814618320" r:id="rId11"/>
         </w:object>
       </w:r>
     </w:p>
@@ -4819,11 +3765,11 @@
       <w:pPr>
         <w:pStyle w:val="2"/>
       </w:pPr>
-      <w:bookmarkStart w:id="11" w:name="_Toc197437226"/>
+      <w:bookmarkStart w:id="12" w:name="_Toc204005585"/>
       <w:r>
         <w:t>Подключение дискретных входных и выходных цепей устройства</w:t>
       </w:r>
-      <w:bookmarkEnd w:id="11"/>
+      <w:bookmarkEnd w:id="12"/>
     </w:p>
     <w:p>
       <w:pPr>
@@ -4842,10 +3788,10 @@
       </w:pPr>
       <w:r>
         <w:object w:dxaOrig="19650" w:dyaOrig="13425">
-          <v:shape id="_x0000_i1026" type="#_x0000_t75" style="width:411.9pt;height:283.3pt" o:ole="">
+          <v:shape id="_x0000_i1026" type="#_x0000_t75" style="width:411.95pt;height:283pt" o:ole="">
             <v:imagedata r:id="rId12" o:title=""/>
           </v:shape>
-          <o:OLEObject Type="Embed" ProgID="Acrobat.Document.DC" ShapeID="_x0000_i1026" DrawAspect="Content" ObjectID="_1814160271" r:id="rId13"/>
+          <o:OLEObject Type="Embed" ProgID="Acrobat.Document.DC" ShapeID="_x0000_i1026" DrawAspect="Content" ObjectID="_1814618321" r:id="rId13"/>
         </w:object>
       </w:r>
     </w:p>
@@ -4861,14 +3807,14 @@
       <w:pPr>
         <w:pStyle w:val="2"/>
       </w:pPr>
-      <w:bookmarkStart w:id="12" w:name="_Toc197437227"/>
+      <w:bookmarkStart w:id="13" w:name="_Toc204005586"/>
       <w:r>
         <w:t>Назначение дискрет</w:t>
       </w:r>
       <w:r>
         <w:t>ных входов устройства ЮНИТ-М300</w:t>
       </w:r>
-      <w:bookmarkEnd w:id="12"/>
+      <w:bookmarkEnd w:id="13"/>
       <w:r>
         <w:t xml:space="preserve">  </w:t>
       </w:r>
@@ -7590,7 +6536,7 @@
       <w:pPr>
         <w:pStyle w:val="a"/>
       </w:pPr>
-      <w:bookmarkStart w:id="13" w:name="_Ref191625992"/>
+      <w:bookmarkStart w:id="14" w:name="_Ref191625992"/>
       <w:r>
         <w:t xml:space="preserve">Назначение дискретных входов ЮНИТ-М300 для проверки </w:t>
       </w:r>
@@ -9331,7 +8277,7 @@
       <w:r>
         <w:t xml:space="preserve">ЮНИТ-М300 для проверки </w:t>
       </w:r>
-      <w:bookmarkEnd w:id="13"/>
+      <w:bookmarkEnd w:id="14"/>
       <w:r>
         <w:t>ДТЗт. Часть 2</w:t>
       </w:r>
@@ -11090,7 +10036,7 @@
       <w:pPr>
         <w:pStyle w:val="2"/>
       </w:pPr>
-      <w:bookmarkStart w:id="14" w:name="_Toc197437228"/>
+      <w:bookmarkStart w:id="15" w:name="_Toc204005587"/>
       <w:r>
         <w:lastRenderedPageBreak/>
         <w:t>Назначение вы</w:t>
@@ -11098,7 +10044,7 @@
       <w:r>
         <w:t>ходных реле устройств ЮНИТ-М300</w:t>
       </w:r>
-      <w:bookmarkEnd w:id="14"/>
+      <w:bookmarkEnd w:id="15"/>
       <w:r>
         <w:t xml:space="preserve">  </w:t>
       </w:r>
@@ -12442,11 +11388,11 @@
       <w:pPr>
         <w:pStyle w:val="a"/>
       </w:pPr>
-      <w:bookmarkStart w:id="15" w:name="_Ref191631805"/>
+      <w:bookmarkStart w:id="16" w:name="_Ref191631805"/>
       <w:r>
         <w:t xml:space="preserve">Выходные реле устройства ЮНИТ-М300 для проверки </w:t>
       </w:r>
-      <w:bookmarkEnd w:id="15"/>
+      <w:bookmarkEnd w:id="16"/>
       <w:r>
         <w:t>КЦТст1</w:t>
       </w:r>
@@ -20217,8 +19163,6 @@
         </w:numPr>
         <w:ind w:left="709"/>
       </w:pPr>
-      <w:bookmarkStart w:id="16" w:name="_GoBack"/>
-      <w:bookmarkEnd w:id="16"/>
     </w:p>
     <w:sectPr>
       <w:headerReference w:type="default" r:id="rId14"/>
@@ -20664,27 +19608,14 @@
           <w:r>
             <w:t>/</w:t>
           </w:r>
-          <w:r>
-            <w:fldChar w:fldCharType="begin"/>
-          </w:r>
-          <w:r>
-            <w:instrText xml:space="preserve"> NUMPAGES   \* MERGEFORMAT </w:instrText>
-          </w:r>
-          <w:r>
-            <w:fldChar w:fldCharType="separate"/>
-          </w:r>
-          <w:r>
-            <w:rPr>
-              <w:noProof/>
-            </w:rPr>
-            <w:t>12</w:t>
-          </w:r>
-          <w:r>
-            <w:rPr>
-              <w:noProof/>
-            </w:rPr>
-            <w:fldChar w:fldCharType="end"/>
-          </w:r>
+          <w:fldSimple w:instr=" NUMPAGES   \* MERGEFORMAT ">
+            <w:r>
+              <w:rPr>
+                <w:noProof/>
+              </w:rPr>
+              <w:t>12</w:t>
+            </w:r>
+          </w:fldSimple>
         </w:p>
       </w:tc>
     </w:tr>
@@ -20761,7 +19692,7 @@
             <w:rPr>
               <w:noProof/>
             </w:rPr>
-            <w:t>9</w:t>
+            <w:t>5</w:t>
           </w:r>
           <w:r>
             <w:fldChar w:fldCharType="end"/>
@@ -20769,14 +19700,27 @@
           <w:r>
             <w:t xml:space="preserve"> из </w:t>
           </w:r>
-          <w:fldSimple w:instr=" NUMPAGES ">
-            <w:r>
-              <w:rPr>
-                <w:noProof/>
-              </w:rPr>
-              <w:t>12</w:t>
-            </w:r>
-          </w:fldSimple>
+          <w:r>
+            <w:fldChar w:fldCharType="begin"/>
+          </w:r>
+          <w:r>
+            <w:instrText xml:space="preserve"> NUMPAGES </w:instrText>
+          </w:r>
+          <w:r>
+            <w:fldChar w:fldCharType="separate"/>
+          </w:r>
+          <w:r>
+            <w:rPr>
+              <w:noProof/>
+            </w:rPr>
+            <w:t>12</w:t>
+          </w:r>
+          <w:r>
+            <w:rPr>
+              <w:noProof/>
+            </w:rPr>
+            <w:fldChar w:fldCharType="end"/>
+          </w:r>
           <w:r>
             <w:t xml:space="preserve"> </w:t>
           </w:r>
@@ -22905,7 +21849,7 @@
 </file>
 
 <file path=customXml/itemProps1.xml><?xml version="1.0" encoding="utf-8"?>
-<ds:datastoreItem xmlns:ds="http://schemas.openxmlformats.org/officeDocument/2006/customXml" ds:itemID="{C7FDE8B3-B9F5-4E08-894D-523BB7A58511}">
+<ds:datastoreItem xmlns:ds="http://schemas.openxmlformats.org/officeDocument/2006/customXml" ds:itemID="{D87F5758-FC66-4A39-9F01-F3F29C0B10BD}">
   <ds:schemaRefs>
     <ds:schemaRef ds:uri="http://schemas.openxmlformats.org/officeDocument/2006/bibliography"/>
   </ds:schemaRefs>

--- a/mode_docx_nc/pmi_dzt/template.docx
+++ b/mode_docx_nc/pmi_dzt/template.docx
@@ -150,7 +150,19 @@
               <w:rPr>
                 <w:sz w:val="22"/>
               </w:rPr>
-              <w:t>Микропроцессорное устройство защиты и автоматики отходящего присоединения «ЮНИТ-М300-</w:t>
+              <w:t xml:space="preserve">Микропроцессорное устройство защиты и автоматики </w:t>
+            </w:r>
+            <w:r>
+              <w:rPr>
+                <w:sz w:val="22"/>
+              </w:rPr>
+              <w:t>трансформатора</w:t>
+            </w:r>
+            <w:r>
+              <w:rPr>
+                <w:sz w:val="22"/>
+              </w:rPr>
+              <w:t xml:space="preserve"> «ЮНИТ-М300-</w:t>
             </w:r>
             <w:r>
               <w:rPr>
@@ -217,30 +229,26 @@
             <w:r>
               <w:rPr>
                 <w:sz w:val="22"/>
-                <w:highlight w:val="yellow"/>
               </w:rPr>
               <w:t>ЮНИТ-М319-</w:t>
             </w:r>
             <w:r>
               <w:rPr>
                 <w:sz w:val="22"/>
-                <w:highlight w:val="red"/>
               </w:rPr>
               <w:t>ДЗТ2</w:t>
             </w:r>
             <w:r>
               <w:rPr>
                 <w:sz w:val="22"/>
-                <w:highlight w:val="yellow"/>
-              </w:rPr>
-              <w:t>-Р02с-</w:t>
+              </w:rPr>
+              <w:t>-Р02с</w:t>
             </w:r>
             <w:r>
               <w:rPr>
                 <w:sz w:val="22"/>
-                <w:highlight w:val="red"/>
-              </w:rPr>
-              <w:t>B021-В021-В001-К001-К003-M046-5400-x-C02.00</w:t>
+              </w:rPr>
+              <w:t>___________________________________________</w:t>
             </w:r>
           </w:p>
         </w:tc>
@@ -470,7 +478,7 @@
       <w:r>
         <w:fldChar w:fldCharType="separate"/>
       </w:r>
-      <w:hyperlink w:anchor="_Toc204005574" w:history="1">
+      <w:hyperlink w:anchor="_Toc204158995" w:history="1">
         <w:r>
           <w:rPr>
             <w:rStyle w:val="af4"/>
@@ -514,7 +522,7 @@
             <w:noProof/>
             <w:webHidden/>
           </w:rPr>
-          <w:instrText xml:space="preserve"> PAGEREF _Toc204005574 \h </w:instrText>
+          <w:instrText xml:space="preserve"> PAGEREF _Toc204158995 \h </w:instrText>
         </w:r>
         <w:r>
           <w:rPr>
@@ -556,7 +564,7 @@
           <w:lang w:val="en-US"/>
         </w:rPr>
       </w:pPr>
-      <w:hyperlink w:anchor="_Toc204005575" w:history="1">
+      <w:hyperlink w:anchor="_Toc204158996" w:history="1">
         <w:r>
           <w:rPr>
             <w:rStyle w:val="af4"/>
@@ -583,7 +591,7 @@
             <w:noProof/>
             <w:webHidden/>
           </w:rPr>
-          <w:instrText xml:space="preserve"> PAGEREF _Toc204005575 \h </w:instrText>
+          <w:instrText xml:space="preserve"> PAGEREF _Toc204158996 \h </w:instrText>
         </w:r>
         <w:r>
           <w:rPr>
@@ -625,7 +633,7 @@
           <w:lang w:val="en-US"/>
         </w:rPr>
       </w:pPr>
-      <w:hyperlink w:anchor="_Toc204005576" w:history="1">
+      <w:hyperlink w:anchor="_Toc204158997" w:history="1">
         <w:r>
           <w:rPr>
             <w:rStyle w:val="af4"/>
@@ -652,7 +660,7 @@
             <w:noProof/>
             <w:webHidden/>
           </w:rPr>
-          <w:instrText xml:space="preserve"> PAGEREF _Toc204005576 \h </w:instrText>
+          <w:instrText xml:space="preserve"> PAGEREF _Toc204158997 \h </w:instrText>
         </w:r>
         <w:r>
           <w:rPr>
@@ -694,7 +702,7 @@
           <w:lang w:val="en-US"/>
         </w:rPr>
       </w:pPr>
-      <w:hyperlink w:anchor="_Toc204005577" w:history="1">
+      <w:hyperlink w:anchor="_Toc204158998" w:history="1">
         <w:r>
           <w:rPr>
             <w:rStyle w:val="af4"/>
@@ -721,7 +729,7 @@
             <w:noProof/>
             <w:webHidden/>
           </w:rPr>
-          <w:instrText xml:space="preserve"> PAGEREF _Toc204005577 \h </w:instrText>
+          <w:instrText xml:space="preserve"> PAGEREF _Toc204158998 \h </w:instrText>
         </w:r>
         <w:r>
           <w:rPr>
@@ -763,7 +771,7 @@
           <w:lang w:val="en-US"/>
         </w:rPr>
       </w:pPr>
-      <w:hyperlink w:anchor="_Toc204005578" w:history="1">
+      <w:hyperlink w:anchor="_Toc204158999" w:history="1">
         <w:r>
           <w:rPr>
             <w:rStyle w:val="af4"/>
@@ -790,7 +798,7 @@
             <w:noProof/>
             <w:webHidden/>
           </w:rPr>
-          <w:instrText xml:space="preserve"> PAGEREF _Toc204005578 \h </w:instrText>
+          <w:instrText xml:space="preserve"> PAGEREF _Toc204158999 \h </w:instrText>
         </w:r>
         <w:r>
           <w:rPr>
@@ -832,7 +840,7 @@
           <w:lang w:val="en-US"/>
         </w:rPr>
       </w:pPr>
-      <w:hyperlink w:anchor="_Toc204005579" w:history="1">
+      <w:hyperlink w:anchor="_Toc204159000" w:history="1">
         <w:r>
           <w:rPr>
             <w:rStyle w:val="af4"/>
@@ -859,7 +867,7 @@
             <w:noProof/>
             <w:webHidden/>
           </w:rPr>
-          <w:instrText xml:space="preserve"> PAGEREF _Toc204005579 \h </w:instrText>
+          <w:instrText xml:space="preserve"> PAGEREF _Toc204159000 \h </w:instrText>
         </w:r>
         <w:r>
           <w:rPr>
@@ -901,7 +909,7 @@
           <w:lang w:val="en-US"/>
         </w:rPr>
       </w:pPr>
-      <w:hyperlink w:anchor="_Toc204005580" w:history="1">
+      <w:hyperlink w:anchor="_Toc204159001" w:history="1">
         <w:r>
           <w:rPr>
             <w:rStyle w:val="af4"/>
@@ -928,7 +936,7 @@
             <w:noProof/>
             <w:webHidden/>
           </w:rPr>
-          <w:instrText xml:space="preserve"> PAGEREF _Toc204005580 \h </w:instrText>
+          <w:instrText xml:space="preserve"> PAGEREF _Toc204159001 \h </w:instrText>
         </w:r>
         <w:r>
           <w:rPr>
@@ -970,7 +978,7 @@
           <w:lang w:val="en-US"/>
         </w:rPr>
       </w:pPr>
-      <w:hyperlink w:anchor="_Toc204005581" w:history="1">
+      <w:hyperlink w:anchor="_Toc204159002" w:history="1">
         <w:r>
           <w:rPr>
             <w:rStyle w:val="af4"/>
@@ -997,7 +1005,7 @@
             <w:noProof/>
             <w:webHidden/>
           </w:rPr>
-          <w:instrText xml:space="preserve"> PAGEREF _Toc204005581 \h </w:instrText>
+          <w:instrText xml:space="preserve"> PAGEREF _Toc204159002 \h </w:instrText>
         </w:r>
         <w:r>
           <w:rPr>
@@ -1043,7 +1051,7 @@
           <w:lang w:val="en-US"/>
         </w:rPr>
       </w:pPr>
-      <w:hyperlink w:anchor="_Toc204005582" w:history="1">
+      <w:hyperlink w:anchor="_Toc204159003" w:history="1">
         <w:r>
           <w:rPr>
             <w:rStyle w:val="af4"/>
@@ -1087,7 +1095,7 @@
             <w:noProof/>
             <w:webHidden/>
           </w:rPr>
-          <w:instrText xml:space="preserve"> PAGEREF _Toc204005582 \h </w:instrText>
+          <w:instrText xml:space="preserve"> PAGEREF _Toc204159003 \h </w:instrText>
         </w:r>
         <w:r>
           <w:rPr>
@@ -1129,7 +1137,7 @@
           <w:lang w:val="en-US"/>
         </w:rPr>
       </w:pPr>
-      <w:hyperlink w:anchor="_Toc204005583" w:history="1">
+      <w:hyperlink w:anchor="_Toc204159004" w:history="1">
         <w:r>
           <w:rPr>
             <w:rStyle w:val="af4"/>
@@ -1156,7 +1164,7 @@
             <w:noProof/>
             <w:webHidden/>
           </w:rPr>
-          <w:instrText xml:space="preserve"> PAGEREF _Toc204005583 \h </w:instrText>
+          <w:instrText xml:space="preserve"> PAGEREF _Toc204159004 \h </w:instrText>
         </w:r>
         <w:r>
           <w:rPr>
@@ -1198,13 +1206,13 @@
           <w:lang w:val="en-US"/>
         </w:rPr>
       </w:pPr>
-      <w:hyperlink w:anchor="_Toc204005584" w:history="1">
+      <w:hyperlink w:anchor="_Toc204159005" w:history="1">
         <w:r>
           <w:rPr>
             <w:rStyle w:val="af4"/>
             <w:noProof/>
           </w:rPr>
-          <w:t>2.2 Подключение аналоговых цепей к устройству</w:t>
+          <w:t>2.2 Подключение испытательной установки к устройству</w:t>
         </w:r>
         <w:r>
           <w:rPr>
@@ -1225,7 +1233,7 @@
             <w:noProof/>
             <w:webHidden/>
           </w:rPr>
-          <w:instrText xml:space="preserve"> PAGEREF _Toc204005584 \h </w:instrText>
+          <w:instrText xml:space="preserve"> PAGEREF _Toc204159005 \h </w:instrText>
         </w:r>
         <w:r>
           <w:rPr>
@@ -1267,13 +1275,13 @@
           <w:lang w:val="en-US"/>
         </w:rPr>
       </w:pPr>
-      <w:hyperlink w:anchor="_Toc204005585" w:history="1">
+      <w:hyperlink w:anchor="_Toc204159006" w:history="1">
         <w:r>
           <w:rPr>
             <w:rStyle w:val="af4"/>
             <w:noProof/>
           </w:rPr>
-          <w:t>2.3 Подключение дискретных входных и выходных цепей устройства</w:t>
+          <w:t>2.3 Назначение дискретных входов устройства ЮНИТ-М300</w:t>
         </w:r>
         <w:r>
           <w:rPr>
@@ -1294,7 +1302,7 @@
             <w:noProof/>
             <w:webHidden/>
           </w:rPr>
-          <w:instrText xml:space="preserve"> PAGEREF _Toc204005585 \h </w:instrText>
+          <w:instrText xml:space="preserve"> PAGEREF _Toc204159006 \h </w:instrText>
         </w:r>
         <w:r>
           <w:rPr>
@@ -1314,7 +1322,7 @@
             <w:noProof/>
             <w:webHidden/>
           </w:rPr>
-          <w:t>5</w:t>
+          <w:t>7</w:t>
         </w:r>
         <w:r>
           <w:rPr>
@@ -1336,13 +1344,13 @@
           <w:lang w:val="en-US"/>
         </w:rPr>
       </w:pPr>
-      <w:hyperlink w:anchor="_Toc204005586" w:history="1">
+      <w:hyperlink w:anchor="_Toc204159007" w:history="1">
         <w:r>
           <w:rPr>
             <w:rStyle w:val="af4"/>
             <w:noProof/>
           </w:rPr>
-          <w:t>2.4 Назначение дискретных входов устройства ЮНИТ-М300</w:t>
+          <w:t>2.4 Назначение выходных реле устройств ЮНИТ-М300</w:t>
         </w:r>
         <w:r>
           <w:rPr>
@@ -1363,7 +1371,7 @@
             <w:noProof/>
             <w:webHidden/>
           </w:rPr>
-          <w:instrText xml:space="preserve"> PAGEREF _Toc204005586 \h </w:instrText>
+          <w:instrText xml:space="preserve"> PAGEREF _Toc204159007 \h </w:instrText>
         </w:r>
         <w:r>
           <w:rPr>
@@ -1383,76 +1391,7 @@
             <w:noProof/>
             <w:webHidden/>
           </w:rPr>
-          <w:t>6</w:t>
-        </w:r>
-        <w:r>
-          <w:rPr>
-            <w:noProof/>
-            <w:webHidden/>
-          </w:rPr>
-          <w:fldChar w:fldCharType="end"/>
-        </w:r>
-      </w:hyperlink>
-    </w:p>
-    <w:p>
-      <w:pPr>
-        <w:pStyle w:val="22"/>
-        <w:rPr>
-          <w:rFonts w:asciiTheme="minorHAnsi" w:eastAsiaTheme="minorEastAsia" w:hAnsiTheme="minorHAnsi"/>
-          <w:noProof/>
-          <w:color w:val="auto"/>
-          <w:sz w:val="22"/>
-          <w:lang w:val="en-US"/>
-        </w:rPr>
-      </w:pPr>
-      <w:hyperlink w:anchor="_Toc204005587" w:history="1">
-        <w:r>
-          <w:rPr>
-            <w:rStyle w:val="af4"/>
-            <w:noProof/>
-          </w:rPr>
-          <w:t>2.5 Назначение выходных реле устройств ЮНИТ-М300</w:t>
-        </w:r>
-        <w:r>
-          <w:rPr>
-            <w:noProof/>
-            <w:webHidden/>
-          </w:rPr>
-          <w:tab/>
-        </w:r>
-        <w:r>
-          <w:rPr>
-            <w:noProof/>
-            <w:webHidden/>
-          </w:rPr>
-          <w:fldChar w:fldCharType="begin"/>
-        </w:r>
-        <w:r>
-          <w:rPr>
-            <w:noProof/>
-            <w:webHidden/>
-          </w:rPr>
-          <w:instrText xml:space="preserve"> PAGEREF _Toc204005587 \h </w:instrText>
-        </w:r>
-        <w:r>
-          <w:rPr>
-            <w:noProof/>
-            <w:webHidden/>
-          </w:rPr>
-        </w:r>
-        <w:r>
-          <w:rPr>
-            <w:noProof/>
-            <w:webHidden/>
-          </w:rPr>
-          <w:fldChar w:fldCharType="separate"/>
-        </w:r>
-        <w:r>
-          <w:rPr>
-            <w:noProof/>
-            <w:webHidden/>
-          </w:rPr>
-          <w:t>9</w:t>
+          <w:t>10</w:t>
         </w:r>
         <w:r>
           <w:rPr>
@@ -1487,8 +1426,6 @@
           <w:lang w:val="en-US"/>
         </w:rPr>
       </w:pPr>
-      <w:bookmarkStart w:id="0" w:name="_GoBack"/>
-      <w:bookmarkEnd w:id="0"/>
     </w:p>
     <w:p>
       <w:pPr>
@@ -1515,48 +1452,60 @@
         <w:lastRenderedPageBreak/>
         <w:tab/>
       </w:r>
-      <w:bookmarkStart w:id="1" w:name="_Toc204005574"/>
+      <w:bookmarkStart w:id="0" w:name="_Toc204158995"/>
       <w:r>
         <w:t>ОБЩИЕ СВЕДЕНИЯ</w:t>
       </w:r>
-      <w:bookmarkEnd w:id="1"/>
+      <w:bookmarkEnd w:id="0"/>
     </w:p>
     <w:p>
       <w:pPr>
         <w:pStyle w:val="2"/>
       </w:pPr>
-      <w:bookmarkStart w:id="2" w:name="_Toc204005575"/>
+      <w:bookmarkStart w:id="1" w:name="_Toc204158996"/>
       <w:r>
         <w:t>Цель проведения испытаний</w:t>
       </w:r>
-      <w:bookmarkEnd w:id="2"/>
+      <w:bookmarkEnd w:id="1"/>
     </w:p>
     <w:p>
       <w:pPr>
         <w:pStyle w:val="a5"/>
       </w:pPr>
       <w:r>
-        <w:t>Проверка функциональн</w:t>
+        <w:t>Проверка и подтверждение соответствия взаимосвязей функциональных блоков устройства ЮНИТ-М300-ДЗТ2 согласованной функциональн</w:t>
       </w:r>
       <w:r>
-        <w:t>ой схемы устройства ЮНИТ-М300-Т</w:t>
+        <w:t xml:space="preserve">ой схеме устройства (далее </w:t>
       </w:r>
       <w:r>
-        <w:t xml:space="preserve"> в части функции МТЗ.</w:t>
+        <w:t xml:space="preserve">ФСУ) версии </w:t>
+      </w:r>
+      <w:r>
+        <w:t>___</w:t>
+      </w:r>
+      <w:r>
+        <w:t xml:space="preserve"> в</w:t>
+      </w:r>
+      <w:r>
+        <w:t xml:space="preserve"> части ФБ ДЗТ</w:t>
+      </w:r>
+      <w:r>
+        <w:t>.</w:t>
       </w:r>
     </w:p>
     <w:p>
       <w:pPr>
         <w:pStyle w:val="2"/>
       </w:pPr>
-      <w:bookmarkStart w:id="3" w:name="_Toc204005576"/>
+      <w:bookmarkStart w:id="2" w:name="_Toc204158997"/>
       <w:r>
         <w:t>Место</w:t>
       </w:r>
       <w:r>
         <w:t xml:space="preserve"> проведения испытаний</w:t>
       </w:r>
-      <w:bookmarkEnd w:id="3"/>
+      <w:bookmarkEnd w:id="2"/>
     </w:p>
     <w:tbl>
       <w:tblPr>
@@ -1678,9 +1627,20 @@
             <w:r>
               <w:rPr>
                 <w:szCs w:val="24"/>
-                <w:highlight w:val="yellow"/>
-              </w:rPr>
-              <w:t>111024</w:t>
+              </w:rPr>
+              <w:t>153</w:t>
+            </w:r>
+            <w:r>
+              <w:rPr>
+                <w:szCs w:val="24"/>
+              </w:rPr>
+              <w:t>0</w:t>
+            </w:r>
+            <w:r>
+              <w:rPr>
+                <w:szCs w:val="24"/>
+              </w:rPr>
+              <w:t>40</w:t>
             </w:r>
             <w:r>
               <w:rPr>
@@ -1696,11 +1656,11 @@
       <w:pPr>
         <w:pStyle w:val="2"/>
       </w:pPr>
-      <w:bookmarkStart w:id="4" w:name="_Toc204005577"/>
+      <w:bookmarkStart w:id="3" w:name="_Toc204158998"/>
       <w:r>
         <w:t>Информация об объекте испытаний</w:t>
       </w:r>
-      <w:bookmarkEnd w:id="4"/>
+      <w:bookmarkEnd w:id="3"/>
     </w:p>
     <w:p>
       <w:pPr>
@@ -1730,7 +1690,7 @@
         </w:trPr>
         <w:tc>
           <w:tcPr>
-            <w:tcW w:w="9911" w:type="dxa"/>
+            <w:tcW w:w="9605" w:type="dxa"/>
             <w:gridSpan w:val="3"/>
           </w:tcPr>
           <w:p>
@@ -1752,11 +1712,10 @@
         </w:trPr>
         <w:tc>
           <w:tcPr>
-            <w:tcW w:w="4815" w:type="dxa"/>
-          </w:tcPr>
-          <w:p>
-            <w:pPr>
-              <w:jc w:val="left"/>
+            <w:tcW w:w="4644" w:type="dxa"/>
+          </w:tcPr>
+          <w:p>
+            <w:pPr>
               <w:rPr>
                 <w:b/>
               </w:rPr>
@@ -1771,11 +1730,10 @@
         </w:tc>
         <w:tc>
           <w:tcPr>
-            <w:tcW w:w="2551" w:type="dxa"/>
-          </w:tcPr>
-          <w:p>
-            <w:pPr>
-              <w:jc w:val="left"/>
+            <w:tcW w:w="2477" w:type="dxa"/>
+          </w:tcPr>
+          <w:p>
+            <w:pPr>
               <w:rPr>
                 <w:b/>
               </w:rPr>
@@ -1790,11 +1748,10 @@
         </w:tc>
         <w:tc>
           <w:tcPr>
-            <w:tcW w:w="2545" w:type="dxa"/>
-          </w:tcPr>
-          <w:p>
-            <w:pPr>
-              <w:jc w:val="left"/>
+            <w:tcW w:w="2484" w:type="dxa"/>
+          </w:tcPr>
+          <w:p>
+            <w:pPr>
               <w:rPr>
                 <w:b/>
               </w:rPr>
@@ -1814,57 +1771,97 @@
         </w:trPr>
         <w:tc>
           <w:tcPr>
-            <w:tcW w:w="4815" w:type="dxa"/>
-          </w:tcPr>
-          <w:p>
-            <w:pPr>
-              <w:jc w:val="left"/>
-            </w:pPr>
-            <w:r>
-              <w:t>Микропроцессорное устройство защиты отходящей линии «ЮНИТ-М300-</w:t>
-            </w:r>
-            <w:r>
-              <w:t>ДЗТ</w:t>
-            </w:r>
-            <w:r>
-              <w:t>2»,</w:t>
-            </w:r>
-          </w:p>
-          <w:p>
-            <w:pPr>
-              <w:jc w:val="left"/>
-            </w:pPr>
-            <w:r>
-              <w:rPr>
-                <w:highlight w:val="yellow"/>
-              </w:rPr>
-              <w:t>Модель ЮНИТ-М314-Т2-Р02с-B021-В021-В001-К001-К003-M046-5400-x-C02.00,</w:t>
-            </w:r>
-          </w:p>
-          <w:p>
-            <w:pPr>
-              <w:jc w:val="left"/>
-            </w:pPr>
-            <w:r>
-              <w:t xml:space="preserve">ПО версия </w:t>
-            </w:r>
-            <w:r>
-              <w:rPr>
-                <w:highlight w:val="yellow"/>
-              </w:rPr>
-              <w:t>ХХ</w:t>
-            </w:r>
-          </w:p>
-        </w:tc>
-        <w:tc>
-          <w:tcPr>
-            <w:tcW w:w="2551" w:type="dxa"/>
+            <w:tcW w:w="4644" w:type="dxa"/>
+          </w:tcPr>
+          <w:p>
+            <w:pPr>
+              <w:jc w:val="left"/>
+            </w:pPr>
+            <w:r>
+              <w:t xml:space="preserve">Наименование: </w:t>
+            </w:r>
+            <w:r>
+              <w:rPr>
+                <w:i/>
+              </w:rPr>
+              <w:t xml:space="preserve">Микропроцессорное устройство защиты </w:t>
+            </w:r>
+            <w:r>
+              <w:rPr>
+                <w:i/>
+              </w:rPr>
+              <w:t>защиты и автоматики трансформатора</w:t>
+            </w:r>
+            <w:r>
+              <w:rPr>
+                <w:i/>
+              </w:rPr>
+              <w:t xml:space="preserve"> «ЮНИТ-М300-</w:t>
+            </w:r>
+            <w:r>
+              <w:rPr>
+                <w:i/>
+              </w:rPr>
+              <w:t>ДЗ</w:t>
+            </w:r>
+            <w:r>
+              <w:rPr>
+                <w:i/>
+              </w:rPr>
+              <w:t>Т</w:t>
+            </w:r>
+            <w:r>
+              <w:rPr>
+                <w:i/>
+              </w:rPr>
+              <w:t>2</w:t>
+            </w:r>
+            <w:r>
+              <w:rPr>
+                <w:i/>
+              </w:rPr>
+              <w:t>»</w:t>
+            </w:r>
+          </w:p>
+          <w:p>
+            <w:pPr>
+              <w:jc w:val="left"/>
+            </w:pPr>
+            <w:proofErr w:type="gramStart"/>
+            <w:r>
+              <w:t>Модель:_</w:t>
+            </w:r>
+            <w:proofErr w:type="gramEnd"/>
+            <w:r>
+              <w:t>_______________________________</w:t>
+            </w:r>
+          </w:p>
+          <w:p>
+            <w:pPr>
+              <w:jc w:val="left"/>
+            </w:pPr>
+            <w:r>
+              <w:t>_______________________________________</w:t>
+            </w:r>
+          </w:p>
+          <w:p>
+            <w:pPr>
+              <w:jc w:val="left"/>
+            </w:pPr>
+            <w:r>
+              <w:t>Версия ПО: _________</w:t>
+            </w:r>
+          </w:p>
+        </w:tc>
+        <w:tc>
+          <w:tcPr>
+            <w:tcW w:w="2477" w:type="dxa"/>
           </w:tcPr>
           <w:p/>
         </w:tc>
         <w:tc>
           <w:tcPr>
-            <w:tcW w:w="2545" w:type="dxa"/>
+            <w:tcW w:w="2484" w:type="dxa"/>
           </w:tcPr>
           <w:p>
             <w:r>
@@ -1931,7 +1928,6 @@
           </w:tcPr>
           <w:p>
             <w:pPr>
-              <w:jc w:val="left"/>
               <w:rPr>
                 <w:b/>
               </w:rPr>
@@ -1950,7 +1946,6 @@
           </w:tcPr>
           <w:p>
             <w:pPr>
-              <w:jc w:val="left"/>
               <w:rPr>
                 <w:b/>
               </w:rPr>
@@ -1969,7 +1964,6 @@
           </w:tcPr>
           <w:p>
             <w:pPr>
-              <w:jc w:val="left"/>
               <w:rPr>
                 <w:b/>
               </w:rPr>
@@ -1991,11 +1985,6 @@
           <w:tcPr>
             <w:tcW w:w="4815" w:type="dxa"/>
           </w:tcPr>
-          <w:p>
-            <w:pPr>
-              <w:jc w:val="left"/>
-            </w:pPr>
-          </w:p>
           <w:p>
             <w:pPr>
               <w:jc w:val="left"/>
@@ -2040,11 +2029,11 @@
       <w:pPr>
         <w:pStyle w:val="2"/>
       </w:pPr>
-      <w:bookmarkStart w:id="5" w:name="_Toc204005578"/>
+      <w:bookmarkStart w:id="4" w:name="_Toc204158999"/>
       <w:r>
         <w:t>Период проведения испытаний</w:t>
       </w:r>
-      <w:bookmarkEnd w:id="5"/>
+      <w:bookmarkEnd w:id="4"/>
     </w:p>
     <w:p>
       <w:pPr>
@@ -2057,21 +2046,18 @@
         <w:tab/>
       </w:r>
       <w:r>
-        <w:rPr>
-          <w:highlight w:val="yellow"/>
-        </w:rPr>
-        <w:t>15.09.2025 - 17.10.2025</w:t>
+        <w:t>_____________________________________________</w:t>
       </w:r>
     </w:p>
     <w:p>
       <w:pPr>
         <w:pStyle w:val="2"/>
       </w:pPr>
-      <w:bookmarkStart w:id="6" w:name="_Toc204005579"/>
+      <w:bookmarkStart w:id="5" w:name="_Toc204159000"/>
       <w:r>
         <w:t>Условия проведения испытаний и измерений</w:t>
       </w:r>
-      <w:bookmarkEnd w:id="6"/>
+      <w:bookmarkEnd w:id="5"/>
     </w:p>
     <w:p>
       <w:pPr>
@@ -2085,33 +2071,59 @@
       <w:pPr>
         <w:pStyle w:val="2"/>
       </w:pPr>
-      <w:bookmarkStart w:id="7" w:name="_Toc204005580"/>
+      <w:bookmarkStart w:id="6" w:name="_Toc204159001"/>
       <w:r>
         <w:t>Нормативная документация</w:t>
       </w:r>
-      <w:bookmarkEnd w:id="7"/>
+      <w:bookmarkEnd w:id="6"/>
     </w:p>
     <w:p>
       <w:pPr>
         <w:pStyle w:val="a5"/>
       </w:pPr>
       <w:r>
+        <w:t xml:space="preserve">1. СТО 56947007-33.040.20.296-2019 </w:t>
+      </w:r>
+      <w:r>
+        <w:t>Типовые шкафы ШЭТ и ОЭТ 6-35 кВ. Архитектура I типа</w:t>
+      </w:r>
+      <w:r>
+        <w:t>, ПАО «ФСК ЕЭС».</w:t>
+      </w:r>
+    </w:p>
+    <w:p>
+      <w:pPr>
+        <w:pStyle w:val="a5"/>
+      </w:pPr>
+      <w:r>
+        <w:lastRenderedPageBreak/>
+        <w:t xml:space="preserve">2. СТО 56947007-33.040.20.297-2019 </w:t>
+      </w:r>
+      <w:r>
+        <w:t>Типовые шкафы ШЭТ и ОЭТ 6-35 кВ. Архитектура I</w:t>
+      </w:r>
+      <w:r>
         <w:rPr>
-          <w:highlight w:val="yellow"/>
+          <w:lang w:val="en-US"/>
         </w:rPr>
-        <w:t>(указать НТД и др. документы, на соответствие требованиям которых проводились испытания)</w:t>
+        <w:t>I</w:t>
+      </w:r>
+      <w:r>
+        <w:t xml:space="preserve"> типа</w:t>
+      </w:r>
+      <w:r>
+        <w:t>, ПАО «ФСК ЕЭС».</w:t>
       </w:r>
     </w:p>
     <w:p>
       <w:pPr>
         <w:pStyle w:val="2"/>
       </w:pPr>
-      <w:bookmarkStart w:id="8" w:name="_Toc204005581"/>
+      <w:bookmarkStart w:id="7" w:name="_Toc204159002"/>
       <w:r>
-        <w:lastRenderedPageBreak/>
         <w:t>Перечень используемых средств измерений (СИ), испытательного оборудования (ИО) и вспомогательного оборудования (ВО)</w:t>
       </w:r>
-      <w:bookmarkEnd w:id="8"/>
+      <w:bookmarkEnd w:id="7"/>
     </w:p>
     <w:p>
       <w:pPr>
@@ -2475,58 +2487,6 @@
           <w:p/>
         </w:tc>
       </w:tr>
-      <w:tr>
-        <w:tc>
-          <w:tcPr>
-            <w:tcW w:w="3681" w:type="dxa"/>
-          </w:tcPr>
-          <w:p/>
-        </w:tc>
-        <w:tc>
-          <w:tcPr>
-            <w:tcW w:w="2835" w:type="dxa"/>
-          </w:tcPr>
-          <w:p/>
-        </w:tc>
-        <w:tc>
-          <w:tcPr>
-            <w:tcW w:w="1559" w:type="dxa"/>
-          </w:tcPr>
-          <w:p/>
-        </w:tc>
-        <w:tc>
-          <w:tcPr>
-            <w:tcW w:w="1559" w:type="dxa"/>
-          </w:tcPr>
-          <w:p/>
-        </w:tc>
-      </w:tr>
-      <w:tr>
-        <w:tc>
-          <w:tcPr>
-            <w:tcW w:w="3681" w:type="dxa"/>
-          </w:tcPr>
-          <w:p/>
-        </w:tc>
-        <w:tc>
-          <w:tcPr>
-            <w:tcW w:w="2835" w:type="dxa"/>
-          </w:tcPr>
-          <w:p/>
-        </w:tc>
-        <w:tc>
-          <w:tcPr>
-            <w:tcW w:w="1559" w:type="dxa"/>
-          </w:tcPr>
-          <w:p/>
-        </w:tc>
-        <w:tc>
-          <w:tcPr>
-            <w:tcW w:w="1559" w:type="dxa"/>
-          </w:tcPr>
-          <w:p/>
-        </w:tc>
-      </w:tr>
     </w:tbl>
     <w:p>
       <w:pPr>
@@ -2628,58 +2588,6 @@
               <w:t>Дата очередной поверки</w:t>
             </w:r>
           </w:p>
-        </w:tc>
-      </w:tr>
-      <w:tr>
-        <w:tc>
-          <w:tcPr>
-            <w:tcW w:w="3681" w:type="dxa"/>
-          </w:tcPr>
-          <w:p/>
-        </w:tc>
-        <w:tc>
-          <w:tcPr>
-            <w:tcW w:w="2835" w:type="dxa"/>
-          </w:tcPr>
-          <w:p/>
-        </w:tc>
-        <w:tc>
-          <w:tcPr>
-            <w:tcW w:w="1559" w:type="dxa"/>
-          </w:tcPr>
-          <w:p/>
-        </w:tc>
-        <w:tc>
-          <w:tcPr>
-            <w:tcW w:w="1559" w:type="dxa"/>
-          </w:tcPr>
-          <w:p/>
-        </w:tc>
-      </w:tr>
-      <w:tr>
-        <w:tc>
-          <w:tcPr>
-            <w:tcW w:w="3681" w:type="dxa"/>
-          </w:tcPr>
-          <w:p/>
-        </w:tc>
-        <w:tc>
-          <w:tcPr>
-            <w:tcW w:w="2835" w:type="dxa"/>
-          </w:tcPr>
-          <w:p/>
-        </w:tc>
-        <w:tc>
-          <w:tcPr>
-            <w:tcW w:w="1559" w:type="dxa"/>
-          </w:tcPr>
-          <w:p/>
-        </w:tc>
-        <w:tc>
-          <w:tcPr>
-            <w:tcW w:w="1559" w:type="dxa"/>
-          </w:tcPr>
-          <w:p/>
         </w:tc>
       </w:tr>
       <w:tr>
@@ -3617,29 +3525,34 @@
       <w:pPr>
         <w:pStyle w:val="1"/>
       </w:pPr>
-      <w:bookmarkStart w:id="9" w:name="_Toc204005582"/>
+      <w:bookmarkStart w:id="8" w:name="_Toc204159003"/>
       <w:r>
         <w:lastRenderedPageBreak/>
         <w:t>ПРОГРАММА ПРОВЕДЕНИЯ ИСПЫТАНИЙ</w:t>
       </w:r>
-      <w:bookmarkEnd w:id="9"/>
+      <w:bookmarkEnd w:id="8"/>
     </w:p>
     <w:p>
       <w:pPr>
         <w:pStyle w:val="2"/>
       </w:pPr>
-      <w:bookmarkStart w:id="10" w:name="_Toc204005583"/>
+      <w:bookmarkStart w:id="9" w:name="_Toc204159004"/>
       <w:r>
         <w:t>Цель испытаний</w:t>
       </w:r>
-      <w:bookmarkEnd w:id="10"/>
+      <w:bookmarkEnd w:id="9"/>
     </w:p>
     <w:p>
       <w:pPr>
         <w:pStyle w:val="3"/>
       </w:pPr>
       <w:r>
-        <w:t xml:space="preserve">  Оценка корректности реализации логических взаимосвязей между функциональными блоками (</w:t>
+        <w:t xml:space="preserve">  Оценка корректности реализ</w:t>
+      </w:r>
+      <w:bookmarkStart w:id="10" w:name="_GoBack"/>
+      <w:bookmarkEnd w:id="10"/>
+      <w:r>
+        <w:t>ации логических взаимосвязей между функциональными блоками (</w:t>
       </w:r>
       <w:r>
         <w:t>ДЗТ</w:t>
@@ -3662,11 +3575,40 @@
     </w:p>
     <w:p>
       <w:pPr>
+        <w:pStyle w:val="a5"/>
+      </w:pPr>
+      <w:r>
+        <w:t>2.1.2 В приложении к данному протоколу (</w:t>
+      </w:r>
+      <w:r>
+        <w:t xml:space="preserve">см. </w:t>
+      </w:r>
+      <w:r>
+        <w:rPr>
+          <w:highlight w:val="yellow"/>
+        </w:rPr>
+        <w:t>файл</w:t>
+      </w:r>
+      <w:r>
+        <w:t xml:space="preserve"> </w:t>
+      </w:r>
+      <w:r>
+        <w:t>) приведены выставляемые уставки и параметры для каждого режима.</w:t>
+      </w:r>
+    </w:p>
+    <w:p>
+      <w:pPr>
         <w:pStyle w:val="2"/>
       </w:pPr>
-      <w:bookmarkStart w:id="11" w:name="_Toc204005584"/>
+      <w:bookmarkStart w:id="11" w:name="_Toc204159005"/>
       <w:r>
-        <w:t>Подключение аналоговых цепей к устройству</w:t>
+        <w:t>Подключение испытатель</w:t>
+      </w:r>
+      <w:r>
+        <w:t>ной установки к</w:t>
+      </w:r>
+      <w:r>
+        <w:t xml:space="preserve"> устройству</w:t>
       </w:r>
       <w:bookmarkEnd w:id="11"/>
     </w:p>
@@ -3675,43 +3617,66 @@
         <w:pStyle w:val="3"/>
       </w:pPr>
       <w:r>
-        <w:t xml:space="preserve">Подключение аналоговых цепей производится в соответствии с рисунком  </w:t>
+        <w:t>Перед началом испытаний необходимо подключить аналоговые</w:t>
       </w:r>
       <w:r>
-        <w:rPr>
-          <w:highlight w:val="yellow"/>
-        </w:rPr>
+        <w:t>,</w:t>
+      </w:r>
+      <w:r>
+        <w:t xml:space="preserve"> дискретные цепи терминала и испытательной установки в соответствии со </w:t>
+      </w:r>
+      <w:r>
+        <w:t>схемами на рисунках</w:t>
+      </w:r>
+      <w:r>
+        <w:t xml:space="preserve"> </w:t>
+      </w:r>
+      <w:r>
         <w:fldChar w:fldCharType="begin"/>
       </w:r>
       <w:r>
-        <w:rPr>
-          <w:highlight w:val="yellow"/>
-        </w:rPr>
-        <w:instrText xml:space="preserve"> REF _Ref191625740 \r \h  \* MERGEFORMAT </w:instrText>
+        <w:instrText xml:space="preserve"> REF _Ref198628607 \r \h  \* MERGEFORMAT </w:instrText>
       </w:r>
       <w:r>
-        <w:rPr>
-          <w:highlight w:val="yellow"/>
-        </w:rPr>
-      </w:r>
-      <w:r>
-        <w:rPr>
-          <w:highlight w:val="yellow"/>
-        </w:rPr>
         <w:fldChar w:fldCharType="separate"/>
       </w:r>
       <w:r>
         <w:rPr>
-          <w:b/>
-          <w:bCs/>
-          <w:highlight w:val="yellow"/>
+          <w:vanish/>
         </w:rPr>
-        <w:t>Ошибка! Источник ссылки не найден.</w:t>
+        <w:t xml:space="preserve">Рисунок </w:t>
+      </w:r>
+      <w:r>
+        <w:t xml:space="preserve">2.1 - </w:t>
+      </w:r>
+      <w:r>
+        <w:fldChar w:fldCharType="end"/>
+      </w:r>
+      <w:r>
+        <w:fldChar w:fldCharType="begin"/>
+      </w:r>
+      <w:r>
+        <w:instrText xml:space="preserve"> REF _Ref198628610 \r \h  \* MERGEFORMAT </w:instrText>
+      </w:r>
+      <w:r>
+        <w:fldChar w:fldCharType="separate"/>
       </w:r>
       <w:r>
         <w:rPr>
-          <w:highlight w:val="yellow"/>
+          <w:vanish/>
         </w:rPr>
+        <w:t xml:space="preserve">Рисунок </w:t>
+      </w:r>
+      <w:r>
+        <w:t>2.3</w:t>
+      </w:r>
+      <w:r>
+        <w:rPr>
+          <w:vanish/>
+        </w:rPr>
+        <w:t xml:space="preserve"> - </w:t>
+      </w:r>
+      <w:r>
         <w:fldChar w:fldCharType="end"/>
       </w:r>
       <w:r>
@@ -3726,7 +3691,7 @@
         </w:rPr>
       </w:pPr>
       <w:r>
-        <w:object w:dxaOrig="9375" w:dyaOrig="9465">
+        <w:object w:dxaOrig="8205" w:dyaOrig="6180">
           <v:shapetype id="_x0000_t75" coordsize="21600,21600" o:spt="75" o:preferrelative="t" path="m@4@5l@4@11@9@11@9@5xe" filled="f" stroked="f">
             <v:stroke joinstyle="miter"/>
             <v:formulas>
@@ -3746,10 +3711,10 @@
             <v:path o:extrusionok="f" gradientshapeok="t" o:connecttype="rect"/>
             <o:lock v:ext="edit" aspectratio="t"/>
           </v:shapetype>
-          <v:shape id="_x0000_i1025" type="#_x0000_t75" style="width:199.7pt;height:200.95pt" o:ole="">
+          <v:shape id="_x0000_i1025" type="#_x0000_t75" style="width:394pt;height:297pt" o:ole="">
             <v:imagedata r:id="rId10" o:title=""/>
           </v:shape>
-          <o:OLEObject Type="Embed" ProgID="Acrobat.Document.DC" ShapeID="_x0000_i1025" DrawAspect="Content" ObjectID="_1814618320" r:id="rId11"/>
+          <o:OLEObject Type="Embed" ProgID="Acrobat.Document.DC" ShapeID="_x0000_i1025" DrawAspect="Content" ObjectID="_1814787916" r:id="rId11"/>
         </w:object>
       </w:r>
     </w:p>
@@ -3757,27 +3722,32 @@
       <w:pPr>
         <w:pStyle w:val="a1"/>
       </w:pPr>
+      <w:bookmarkStart w:id="12" w:name="_Ref198628607"/>
       <w:r>
-        <w:t>Схема подключения аналоговых цепей для проверки устройства ЮНИТ-М300</w:t>
+        <w:t xml:space="preserve">Схема подключения </w:t>
       </w:r>
-    </w:p>
-    <w:p>
-      <w:pPr>
-        <w:pStyle w:val="2"/>
-      </w:pPr>
-      <w:bookmarkStart w:id="12" w:name="_Toc204005585"/>
       <w:r>
-        <w:t>Подключение дискретных входных и выходных цепей устройства</w:t>
+        <w:t xml:space="preserve">к </w:t>
+      </w:r>
+      <w:r>
+        <w:t>аналоговы</w:t>
+      </w:r>
+      <w:r>
+        <w:t>м</w:t>
+      </w:r>
+      <w:r>
+        <w:t xml:space="preserve"> цеп</w:t>
+      </w:r>
+      <w:r>
+        <w:t>ям</w:t>
+      </w:r>
+      <w:r>
+        <w:t xml:space="preserve"> </w:t>
+      </w:r>
+      <w:r>
+        <w:t>устройства</w:t>
       </w:r>
       <w:bookmarkEnd w:id="12"/>
-    </w:p>
-    <w:p>
-      <w:pPr>
-        <w:pStyle w:val="3"/>
-      </w:pPr>
-      <w:r>
-        <w:t>Подключение дискретных входных и выходных цепей производится в соответствии с рисунком 2.2.</w:t>
-      </w:r>
     </w:p>
     <w:p>
       <w:pPr>
@@ -3787,11 +3757,11 @@
         </w:rPr>
       </w:pPr>
       <w:r>
-        <w:object w:dxaOrig="19650" w:dyaOrig="13425">
-          <v:shape id="_x0000_i1026" type="#_x0000_t75" style="width:411.95pt;height:283pt" o:ole="">
+        <w:object w:dxaOrig="14400" w:dyaOrig="18285">
+          <v:shape id="_x0000_i1026" type="#_x0000_t75" style="width:395.5pt;height:502pt" o:ole="">
             <v:imagedata r:id="rId12" o:title=""/>
           </v:shape>
-          <o:OLEObject Type="Embed" ProgID="Acrobat.Document.DC" ShapeID="_x0000_i1026" DrawAspect="Content" ObjectID="_1814618321" r:id="rId13"/>
+          <o:OLEObject Type="Embed" ProgID="Acrobat.Document.DC" ShapeID="_x0000_i1026" DrawAspect="Content" ObjectID="_1814787917" r:id="rId13"/>
         </w:object>
       </w:r>
     </w:p>
@@ -3800,21 +3770,104 @@
         <w:pStyle w:val="a1"/>
       </w:pPr>
       <w:r>
-        <w:t>Схема подключения дискретных входных и выходных цепей для проверки устройства ЮНИТ-М300</w:t>
+        <w:t xml:space="preserve">Схема подключения </w:t>
       </w:r>
+      <w:r>
+        <w:t xml:space="preserve">к </w:t>
+      </w:r>
+      <w:r>
+        <w:t>дискретны</w:t>
+      </w:r>
+      <w:r>
+        <w:t>м</w:t>
+      </w:r>
+      <w:r>
+        <w:t xml:space="preserve"> входны</w:t>
+      </w:r>
+      <w:r>
+        <w:t xml:space="preserve">м </w:t>
+      </w:r>
+      <w:r>
+        <w:t>цеп</w:t>
+      </w:r>
+      <w:r>
+        <w:t>ям</w:t>
+      </w:r>
+      <w:r>
+        <w:t xml:space="preserve"> </w:t>
+      </w:r>
+      <w:r>
+        <w:t>устройства</w:t>
+      </w:r>
+    </w:p>
+    <w:p>
+      <w:pPr>
+        <w:pStyle w:val="aa"/>
+      </w:pPr>
+      <w:r>
+        <w:object w:dxaOrig="14235" w:dyaOrig="16485">
+          <v:shape id="_x0000_i1027" type="#_x0000_t75" style="width:396.5pt;height:459pt" o:ole="">
+            <v:imagedata r:id="rId14" o:title=""/>
+          </v:shape>
+          <o:OLEObject Type="Embed" ProgID="Acrobat.Document.DC" ShapeID="_x0000_i1027" DrawAspect="Content" ObjectID="_1814787918" r:id="rId15"/>
+        </w:object>
+      </w:r>
+    </w:p>
+    <w:p>
+      <w:pPr>
+        <w:pStyle w:val="a1"/>
+      </w:pPr>
+      <w:bookmarkStart w:id="13" w:name="_Ref198628610"/>
+      <w:r>
+        <w:t xml:space="preserve">Схема подключения </w:t>
+      </w:r>
+      <w:r>
+        <w:t xml:space="preserve">к </w:t>
+      </w:r>
+      <w:r>
+        <w:t>дискретны</w:t>
+      </w:r>
+      <w:r>
+        <w:t>м</w:t>
+      </w:r>
+      <w:r>
+        <w:t xml:space="preserve"> в</w:t>
+      </w:r>
+      <w:r>
+        <w:t>ы</w:t>
+      </w:r>
+      <w:r>
+        <w:t>ходны</w:t>
+      </w:r>
+      <w:r>
+        <w:t xml:space="preserve">м </w:t>
+      </w:r>
+      <w:r>
+        <w:t>цеп</w:t>
+      </w:r>
+      <w:r>
+        <w:t>ям</w:t>
+      </w:r>
+      <w:r>
+        <w:t xml:space="preserve"> </w:t>
+      </w:r>
+      <w:r>
+        <w:t>устройства</w:t>
+      </w:r>
+      <w:bookmarkEnd w:id="13"/>
     </w:p>
     <w:p>
       <w:pPr>
         <w:pStyle w:val="2"/>
       </w:pPr>
-      <w:bookmarkStart w:id="13" w:name="_Toc204005586"/>
+      <w:bookmarkStart w:id="14" w:name="_Toc204159006"/>
       <w:r>
         <w:t>Назначение дискрет</w:t>
       </w:r>
       <w:r>
         <w:t>ных входов устройства ЮНИТ-М300</w:t>
       </w:r>
-      <w:bookmarkEnd w:id="13"/>
+      <w:bookmarkEnd w:id="14"/>
       <w:r>
         <w:t xml:space="preserve">  </w:t>
       </w:r>
@@ -3824,73 +3877,69 @@
         <w:pStyle w:val="3"/>
       </w:pPr>
       <w:r>
-        <w:t xml:space="preserve">Назначение дискретных входов на внутренние сигналы функциональной логики устройства ЮНИТ-М300 производится при помощи подключенного ПК с установленным ПО «ЮНИТ-СЕРВИС» в инструменте «Матрица входов и выходных реле». </w:t>
+        <w:t>Назначение дискретных входов на внутренние сигналы функциональной логики устройства ЮНИТ-М300 производится при помощи подключенного ПК с установленным ПО «ЮНИТ-</w:t>
       </w:r>
       <w:r>
-        <w:rPr>
-          <w:highlight w:val="yellow"/>
-        </w:rPr>
+        <w:t xml:space="preserve">СЕРВИС» в инструменте «Матрица входов и выходных реле». </w:t>
+      </w:r>
+      <w:r>
         <w:t>Назначение дискретных входов должно соответствовать</w:t>
       </w:r>
       <w:r>
-        <w:rPr>
-          <w:highlight w:val="yellow"/>
-        </w:rPr>
-        <w:t xml:space="preserve"> таблицей </w:t>
+        <w:t xml:space="preserve"> таблицам </w:t>
       </w:r>
       <w:r>
-        <w:rPr>
-          <w:highlight w:val="yellow"/>
-        </w:rPr>
         <w:fldChar w:fldCharType="begin"/>
       </w:r>
       <w:r>
-        <w:rPr>
-          <w:highlight w:val="yellow"/>
-        </w:rPr>
-        <w:instrText xml:space="preserve"> REF _Ref191625992 \r \h  \* MERGEFORMAT </w:instrText>
+        <w:instrText xml:space="preserve"> REF _Ref198628725 \r \h  \* MERGEFORMAT </w:instrText>
       </w:r>
       <w:r>
-        <w:rPr>
-          <w:highlight w:val="yellow"/>
-        </w:rPr>
-      </w:r>
-      <w:r>
-        <w:rPr>
-          <w:highlight w:val="yellow"/>
-        </w:rPr>
         <w:fldChar w:fldCharType="separate"/>
       </w:r>
       <w:r>
         <w:rPr>
           <w:vanish/>
-          <w:highlight w:val="yellow"/>
         </w:rPr>
         <w:t xml:space="preserve">Таблица </w:t>
       </w:r>
       <w:r>
-        <w:rPr>
-          <w:highlight w:val="yellow"/>
-        </w:rPr>
-        <w:t>2.5</w:t>
+        <w:t>2.1 -</w:t>
+      </w:r>
+      <w:r>
+        <w:fldChar w:fldCharType="end"/>
+      </w:r>
+      <w:r>
+        <w:t xml:space="preserve"> </w:t>
+      </w:r>
+      <w:r>
+        <w:fldChar w:fldCharType="begin"/>
+      </w:r>
+      <w:r>
+        <w:instrText xml:space="preserve"> REF _Ref198628728 \r \h  \* MERGEFORMAT </w:instrText>
+      </w:r>
+      <w:r>
+        <w:fldChar w:fldCharType="separate"/>
       </w:r>
       <w:r>
         <w:rPr>
           <w:vanish/>
-          <w:highlight w:val="yellow"/>
+        </w:rPr>
+        <w:t xml:space="preserve">Таблица </w:t>
+      </w:r>
+      <w:r>
+        <w:t>2.7</w:t>
+      </w:r>
+      <w:r>
+        <w:rPr>
+          <w:vanish/>
         </w:rPr>
         <w:t xml:space="preserve"> -</w:t>
       </w:r>
       <w:r>
-        <w:rPr>
-          <w:highlight w:val="yellow"/>
-        </w:rPr>
         <w:fldChar w:fldCharType="end"/>
       </w:r>
       <w:r>
-        <w:rPr>
-          <w:highlight w:val="yellow"/>
-        </w:rPr>
         <w:t>.</w:t>
       </w:r>
     </w:p>
@@ -3898,6 +3947,7 @@
       <w:pPr>
         <w:pStyle w:val="a"/>
       </w:pPr>
+      <w:bookmarkStart w:id="15" w:name="_Ref198628725"/>
       <w:r>
         <w:t>Назначение дискретных входов</w:t>
       </w:r>
@@ -3907,6 +3957,7 @@
       <w:r>
         <w:t>ЮНИТ-М300 для проверки Д2Г, Д5Г</w:t>
       </w:r>
+      <w:bookmarkEnd w:id="15"/>
     </w:p>
     <w:tbl>
       <w:tblPr>
@@ -4348,6 +4399,7 @@
               </w:rPr>
             </w:pPr>
             <w:r>
+              <w:lastRenderedPageBreak/>
               <w:t>М</w:t>
             </w:r>
             <w:r>
@@ -4775,6 +4827,7 @@
       <w:pPr>
         <w:pStyle w:val="a"/>
       </w:pPr>
+      <w:bookmarkStart w:id="16" w:name="_Ref198632703"/>
       <w:r>
         <w:t>Назначение дискретных входов</w:t>
       </w:r>
@@ -4787,6 +4840,7 @@
       <w:r>
         <w:t>КЦТст1</w:t>
       </w:r>
+      <w:bookmarkEnd w:id="16"/>
     </w:p>
     <w:tbl>
       <w:tblPr>
@@ -4874,7 +4928,6 @@
               <w:pStyle w:val="af0"/>
             </w:pPr>
             <w:r>
-              <w:lastRenderedPageBreak/>
               <w:t>М3.</w:t>
             </w:r>
             <w:r>
@@ -5656,6 +5709,7 @@
       <w:pPr>
         <w:pStyle w:val="a"/>
       </w:pPr>
+      <w:bookmarkStart w:id="17" w:name="_Ref198632730"/>
       <w:r>
         <w:t>Назначение дискретных входов</w:t>
       </w:r>
@@ -5668,6 +5722,7 @@
       <w:r>
         <w:t>КЦТст2, КЦТст3</w:t>
       </w:r>
+      <w:bookmarkEnd w:id="17"/>
     </w:p>
     <w:tbl>
       <w:tblPr>
@@ -6536,13 +6591,15 @@
       <w:pPr>
         <w:pStyle w:val="a"/>
       </w:pPr>
-      <w:bookmarkStart w:id="14" w:name="_Ref191625992"/>
+      <w:bookmarkStart w:id="18" w:name="_Ref198632756"/>
+      <w:bookmarkStart w:id="19" w:name="_Ref191625992"/>
       <w:r>
         <w:t xml:space="preserve">Назначение дискретных входов ЮНИТ-М300 для проверки </w:t>
       </w:r>
       <w:r>
         <w:t>ДТО</w:t>
       </w:r>
+      <w:bookmarkEnd w:id="18"/>
     </w:p>
     <w:tbl>
       <w:tblPr>
@@ -6915,6 +6972,7 @@
               </w:rPr>
             </w:pPr>
             <w:r>
+              <w:lastRenderedPageBreak/>
               <w:t>М</w:t>
             </w:r>
             <w:r>
@@ -7402,12 +7460,14 @@
       <w:pPr>
         <w:pStyle w:val="a"/>
       </w:pPr>
+      <w:bookmarkStart w:id="20" w:name="_Ref198632771"/>
       <w:r>
         <w:t xml:space="preserve">Назначение дискретных входов ЮНИТ-М300 для проверки </w:t>
       </w:r>
       <w:r>
         <w:t>ДТЗт. Часть 1</w:t>
       </w:r>
+      <w:bookmarkEnd w:id="20"/>
     </w:p>
     <w:tbl>
       <w:tblPr>
@@ -7440,7 +7500,6 @@
                 <w:b w:val="0"/>
                 <w:sz w:val="22"/>
               </w:rPr>
-              <w:lastRenderedPageBreak/>
               <w:t>Клемма на устройстве ЮНИТ-М300</w:t>
             </w:r>
           </w:p>
@@ -8268,6 +8327,7 @@
       <w:pPr>
         <w:pStyle w:val="a"/>
       </w:pPr>
+      <w:bookmarkStart w:id="21" w:name="_Ref198632786"/>
       <w:r>
         <w:t>Назначение дискретных входов</w:t>
       </w:r>
@@ -8277,10 +8337,11 @@
       <w:r>
         <w:t xml:space="preserve">ЮНИТ-М300 для проверки </w:t>
       </w:r>
-      <w:bookmarkEnd w:id="14"/>
+      <w:bookmarkEnd w:id="19"/>
       <w:r>
         <w:t>ДТЗт. Часть 2</w:t>
       </w:r>
+      <w:bookmarkEnd w:id="21"/>
     </w:p>
     <w:tbl>
       <w:tblPr>
@@ -9155,12 +9216,14 @@
       <w:pPr>
         <w:pStyle w:val="a"/>
       </w:pPr>
+      <w:bookmarkStart w:id="22" w:name="_Ref198628728"/>
       <w:r>
         <w:t xml:space="preserve">Назначение дискретных входов ЮНИТ-М300 для проверки </w:t>
       </w:r>
       <w:r>
         <w:t>ДТЗт (включая КЦТнеб). Часть 3</w:t>
       </w:r>
+      <w:bookmarkEnd w:id="22"/>
     </w:p>
     <w:tbl>
       <w:tblPr>
@@ -9426,6 +9489,7 @@
               <w:pStyle w:val="af0"/>
             </w:pPr>
             <w:r>
+              <w:lastRenderedPageBreak/>
               <w:t>М3</w:t>
             </w:r>
             <w:r>
@@ -10036,15 +10100,14 @@
       <w:pPr>
         <w:pStyle w:val="2"/>
       </w:pPr>
-      <w:bookmarkStart w:id="15" w:name="_Toc204005587"/>
+      <w:bookmarkStart w:id="23" w:name="_Toc204159007"/>
       <w:r>
-        <w:lastRenderedPageBreak/>
         <w:t>Назначение вы</w:t>
       </w:r>
       <w:r>
         <w:t>ходных реле устройств ЮНИТ-М300</w:t>
       </w:r>
-      <w:bookmarkEnd w:id="15"/>
+      <w:bookmarkEnd w:id="23"/>
       <w:r>
         <w:t xml:space="preserve">  </w:t>
       </w:r>
@@ -10054,43 +10117,60 @@
         <w:pStyle w:val="3"/>
       </w:pPr>
       <w:r>
-        <w:t xml:space="preserve">Назначение внутренних сигналов функциональной логики на выходные реле устройства ЮНИТ-М300 производится при помощи подключенного ПК с установленным ПО «ЮНИТ-СЕРВИС» в инструменте «Матрица входов и выходных реле». Назначение производится в соответствии с таблицей </w:t>
+        <w:t>Назначение внутренних сигналов функциональной логики на выходные реле устройства ЮНИТ-М300 производится при помощи подключенного ПК с установленным ПО «ЮНИТ-СЕРВИС» в инструменте «Матрица входов и выходных реле». Назначение произ</w:t>
       </w:r>
       <w:r>
-        <w:rPr>
-          <w:highlight w:val="red"/>
-        </w:rPr>
+        <w:t xml:space="preserve">водится в соответствии с таблицами </w:t>
+      </w:r>
+      <w:r>
         <w:fldChar w:fldCharType="begin"/>
       </w:r>
       <w:r>
-        <w:rPr>
-          <w:highlight w:val="red"/>
-        </w:rPr>
-        <w:instrText xml:space="preserve"> REF _Ref191627623 \r \h  \* MERGEFORMAT </w:instrText>
+        <w:instrText xml:space="preserve"> REF _Ref198628769 \r \h  \* MERGEFORMAT </w:instrText>
       </w:r>
       <w:r>
-        <w:rPr>
-          <w:highlight w:val="red"/>
-        </w:rPr>
-      </w:r>
-      <w:r>
-        <w:rPr>
-          <w:highlight w:val="red"/>
-        </w:rPr>
         <w:fldChar w:fldCharType="separate"/>
       </w:r>
       <w:r>
         <w:rPr>
-          <w:b/>
-          <w:bCs/>
-          <w:highlight w:val="red"/>
+          <w:vanish/>
         </w:rPr>
-        <w:t>Ошибка! Источник ссылки не найден.</w:t>
+        <w:t xml:space="preserve">Таблица </w:t>
+      </w:r>
+      <w:r>
+        <w:t>2.8 -</w:t>
+      </w:r>
+      <w:r>
+        <w:fldChar w:fldCharType="end"/>
+      </w:r>
+      <w:r>
+        <w:t xml:space="preserve"> </w:t>
+      </w:r>
+      <w:r>
+        <w:fldChar w:fldCharType="begin"/>
+      </w:r>
+      <w:r>
+        <w:instrText xml:space="preserve"> REF _Ref198628776 \r \h  \* MERGEFORMAT </w:instrText>
+      </w:r>
+      <w:r>
+        <w:fldChar w:fldCharType="separate"/>
       </w:r>
       <w:r>
         <w:rPr>
-          <w:highlight w:val="red"/>
+          <w:vanish/>
         </w:rPr>
+        <w:t xml:space="preserve">Таблица </w:t>
+      </w:r>
+      <w:r>
+        <w:t>2.14</w:t>
+      </w:r>
+      <w:r>
+        <w:rPr>
+          <w:vanish/>
+        </w:rPr>
+        <w:t xml:space="preserve"> -</w:t>
+      </w:r>
+      <w:r>
         <w:fldChar w:fldCharType="end"/>
       </w:r>
       <w:r>
@@ -10101,12 +10181,14 @@
       <w:pPr>
         <w:pStyle w:val="a"/>
       </w:pPr>
+      <w:bookmarkStart w:id="24" w:name="_Ref198628769"/>
       <w:r>
         <w:t xml:space="preserve">Выходные реле устройства ЮНИТ-М300 для проверки </w:t>
       </w:r>
       <w:r>
         <w:t>Д2Г, Д5Г</w:t>
       </w:r>
+      <w:bookmarkEnd w:id="24"/>
     </w:p>
     <w:tbl>
       <w:tblPr>
@@ -11326,76 +11408,21 @@
           </w:p>
         </w:tc>
       </w:tr>
-      <w:tr>
-        <w:tc>
-          <w:tcPr>
-            <w:tcW w:w="2479" w:type="dxa"/>
-          </w:tcPr>
-          <w:p>
-            <w:pPr>
-              <w:pStyle w:val="af0"/>
-            </w:pPr>
-            <w:r>
-              <w:t>М</w:t>
-            </w:r>
-            <w:r>
-              <w:rPr>
-                <w:lang w:val="en-US"/>
-              </w:rPr>
-              <w:t xml:space="preserve">1.XP:2 - </w:t>
-            </w:r>
-            <w:r>
-              <w:t>М</w:t>
-            </w:r>
-            <w:r>
-              <w:rPr>
-                <w:lang w:val="en-US"/>
-              </w:rPr>
-              <w:t>1.XP:1</w:t>
-            </w:r>
-          </w:p>
-        </w:tc>
-        <w:tc>
-          <w:tcPr>
-            <w:tcW w:w="2212" w:type="dxa"/>
-          </w:tcPr>
-          <w:p>
-            <w:pPr>
-              <w:pStyle w:val="af0"/>
-            </w:pPr>
-            <w:r>
-              <w:t>М1.К1</w:t>
-            </w:r>
-          </w:p>
-        </w:tc>
-        <w:tc>
-          <w:tcPr>
-            <w:tcW w:w="4914" w:type="dxa"/>
-          </w:tcPr>
-          <w:p>
-            <w:pPr>
-              <w:pStyle w:val="af0"/>
-              <w:jc w:val="left"/>
-            </w:pPr>
-            <w:r>
-              <w:t>Резерв</w:t>
-            </w:r>
-          </w:p>
-        </w:tc>
-      </w:tr>
     </w:tbl>
     <w:p>
       <w:pPr>
         <w:pStyle w:val="a"/>
       </w:pPr>
-      <w:bookmarkStart w:id="16" w:name="_Ref191631805"/>
+      <w:bookmarkStart w:id="25" w:name="_Ref191631805"/>
+      <w:bookmarkStart w:id="26" w:name="_Ref198632635"/>
       <w:r>
         <w:t xml:space="preserve">Выходные реле устройства ЮНИТ-М300 для проверки </w:t>
       </w:r>
-      <w:bookmarkEnd w:id="16"/>
+      <w:bookmarkEnd w:id="25"/>
       <w:r>
         <w:t>КЦТст1</w:t>
       </w:r>
+      <w:bookmarkEnd w:id="26"/>
     </w:p>
     <w:tbl>
       <w:tblPr>
@@ -12123,7 +12150,7 @@
               <w:jc w:val="left"/>
             </w:pPr>
             <w:r>
-              <w:t>Резерв</w:t>
+              <w:t>ПС: Пуск</w:t>
             </w:r>
           </w:p>
         </w:tc>
@@ -12274,6 +12301,7 @@
               <w:pStyle w:val="af0"/>
             </w:pPr>
             <w:r>
+              <w:lastRenderedPageBreak/>
               <w:t>М10.</w:t>
             </w:r>
             <w:r>
@@ -12611,63 +12639,6 @@
             </w:pPr>
             <w:r>
               <w:t>Резерв</w:t>
-            </w:r>
-          </w:p>
-        </w:tc>
-      </w:tr>
-      <w:tr>
-        <w:tc>
-          <w:tcPr>
-            <w:tcW w:w="2479" w:type="dxa"/>
-          </w:tcPr>
-          <w:p>
-            <w:pPr>
-              <w:pStyle w:val="af0"/>
-            </w:pPr>
-            <w:r>
-              <w:t>М</w:t>
-            </w:r>
-            <w:r>
-              <w:rPr>
-                <w:lang w:val="en-US"/>
-              </w:rPr>
-              <w:t xml:space="preserve">1.XP:2 - </w:t>
-            </w:r>
-            <w:r>
-              <w:t>М</w:t>
-            </w:r>
-            <w:r>
-              <w:rPr>
-                <w:lang w:val="en-US"/>
-              </w:rPr>
-              <w:t>1.XP:1</w:t>
-            </w:r>
-          </w:p>
-        </w:tc>
-        <w:tc>
-          <w:tcPr>
-            <w:tcW w:w="2212" w:type="dxa"/>
-          </w:tcPr>
-          <w:p>
-            <w:pPr>
-              <w:pStyle w:val="af0"/>
-            </w:pPr>
-            <w:r>
-              <w:t>М1.К1</w:t>
-            </w:r>
-          </w:p>
-        </w:tc>
-        <w:tc>
-          <w:tcPr>
-            <w:tcW w:w="4914" w:type="dxa"/>
-          </w:tcPr>
-          <w:p>
-            <w:pPr>
-              <w:pStyle w:val="af0"/>
-              <w:jc w:val="left"/>
-            </w:pPr>
-            <w:r>
-              <w:t>ПС: Пуск</w:t>
             </w:r>
           </w:p>
         </w:tc>
@@ -12677,6 +12648,7 @@
       <w:pPr>
         <w:pStyle w:val="a"/>
       </w:pPr>
+      <w:bookmarkStart w:id="27" w:name="_Ref198637871"/>
       <w:r>
         <w:t>Выходные реле устройств</w:t>
       </w:r>
@@ -12686,6 +12658,7 @@
       <w:r>
         <w:t>КЦТст1, КЦТст2</w:t>
       </w:r>
+      <w:bookmarkEnd w:id="27"/>
     </w:p>
     <w:tbl>
       <w:tblPr>
@@ -12717,7 +12690,6 @@
               <w:rPr>
                 <w:b w:val="0"/>
               </w:rPr>
-              <w:lastRenderedPageBreak/>
               <w:t>Клеммы на устройстве</w:t>
             </w:r>
           </w:p>
@@ -13955,63 +13927,6 @@
             </w:pPr>
             <w:r>
               <w:t>М10.К8</w:t>
-            </w:r>
-          </w:p>
-        </w:tc>
-        <w:tc>
-          <w:tcPr>
-            <w:tcW w:w="4914" w:type="dxa"/>
-          </w:tcPr>
-          <w:p>
-            <w:pPr>
-              <w:pStyle w:val="af0"/>
-              <w:jc w:val="left"/>
-            </w:pPr>
-            <w:r>
-              <w:t>Резерв</w:t>
-            </w:r>
-          </w:p>
-        </w:tc>
-      </w:tr>
-      <w:tr>
-        <w:tc>
-          <w:tcPr>
-            <w:tcW w:w="2479" w:type="dxa"/>
-          </w:tcPr>
-          <w:p>
-            <w:pPr>
-              <w:pStyle w:val="af0"/>
-            </w:pPr>
-            <w:r>
-              <w:t>М</w:t>
-            </w:r>
-            <w:r>
-              <w:rPr>
-                <w:lang w:val="en-US"/>
-              </w:rPr>
-              <w:t xml:space="preserve">1.XP:2 - </w:t>
-            </w:r>
-            <w:r>
-              <w:t>М</w:t>
-            </w:r>
-            <w:r>
-              <w:rPr>
-                <w:lang w:val="en-US"/>
-              </w:rPr>
-              <w:t>1.XP:1</w:t>
-            </w:r>
-          </w:p>
-        </w:tc>
-        <w:tc>
-          <w:tcPr>
-            <w:tcW w:w="2212" w:type="dxa"/>
-          </w:tcPr>
-          <w:p>
-            <w:pPr>
-              <w:pStyle w:val="af0"/>
-            </w:pPr>
-            <w:r>
-              <w:t>М1.К1</w:t>
             </w:r>
           </w:p>
         </w:tc>
@@ -14035,12 +13950,14 @@
       <w:pPr>
         <w:pStyle w:val="a"/>
       </w:pPr>
+      <w:bookmarkStart w:id="28" w:name="_Ref198637886"/>
       <w:r>
         <w:t xml:space="preserve">Выходные реле устройства ЮНИТ-М300 для проверки </w:t>
       </w:r>
       <w:r>
         <w:t>ДТО</w:t>
       </w:r>
+      <w:bookmarkEnd w:id="28"/>
     </w:p>
     <w:tbl>
       <w:tblPr>
@@ -15250,63 +15167,6 @@
               <w:jc w:val="left"/>
             </w:pPr>
             <w:r>
-              <w:t>Резерв</w:t>
-            </w:r>
-          </w:p>
-        </w:tc>
-      </w:tr>
-      <w:tr>
-        <w:tc>
-          <w:tcPr>
-            <w:tcW w:w="2479" w:type="dxa"/>
-          </w:tcPr>
-          <w:p>
-            <w:pPr>
-              <w:pStyle w:val="af0"/>
-            </w:pPr>
-            <w:r>
-              <w:t>М</w:t>
-            </w:r>
-            <w:r>
-              <w:rPr>
-                <w:lang w:val="en-US"/>
-              </w:rPr>
-              <w:t xml:space="preserve">1.XP:2 - </w:t>
-            </w:r>
-            <w:r>
-              <w:t>М</w:t>
-            </w:r>
-            <w:r>
-              <w:rPr>
-                <w:lang w:val="en-US"/>
-              </w:rPr>
-              <w:t>1.XP:1</w:t>
-            </w:r>
-          </w:p>
-        </w:tc>
-        <w:tc>
-          <w:tcPr>
-            <w:tcW w:w="2212" w:type="dxa"/>
-          </w:tcPr>
-          <w:p>
-            <w:pPr>
-              <w:pStyle w:val="af0"/>
-            </w:pPr>
-            <w:r>
-              <w:t>М1.К1</w:t>
-            </w:r>
-          </w:p>
-        </w:tc>
-        <w:tc>
-          <w:tcPr>
-            <w:tcW w:w="4914" w:type="dxa"/>
-          </w:tcPr>
-          <w:p>
-            <w:pPr>
-              <w:pStyle w:val="af0"/>
-              <w:jc w:val="left"/>
-            </w:pPr>
-            <w:r>
               <w:t>ПС: Пуск</w:t>
             </w:r>
           </w:p>
@@ -15317,12 +15177,14 @@
       <w:pPr>
         <w:pStyle w:val="a"/>
       </w:pPr>
+      <w:bookmarkStart w:id="29" w:name="_Ref198637901"/>
       <w:r>
         <w:t xml:space="preserve">Выходные реле устройства ЮНИТ-М300 для проверки </w:t>
       </w:r>
       <w:r>
         <w:t>ДТЗт. Часть 1</w:t>
       </w:r>
+      <w:bookmarkEnd w:id="29"/>
     </w:p>
     <w:tbl>
       <w:tblPr>
@@ -15530,6 +15392,7 @@
               </w:rPr>
             </w:pPr>
             <w:r>
+              <w:lastRenderedPageBreak/>
               <w:t>М9.</w:t>
             </w:r>
             <w:r>
@@ -16055,7 +15918,6 @@
               <w:pStyle w:val="af0"/>
             </w:pPr>
             <w:r>
-              <w:lastRenderedPageBreak/>
               <w:t>М10.</w:t>
             </w:r>
             <w:r>
@@ -16514,63 +16376,6 @@
             </w:pPr>
             <w:r>
               <w:t>М10.К8</w:t>
-            </w:r>
-          </w:p>
-        </w:tc>
-        <w:tc>
-          <w:tcPr>
-            <w:tcW w:w="4914" w:type="dxa"/>
-          </w:tcPr>
-          <w:p>
-            <w:pPr>
-              <w:pStyle w:val="af0"/>
-              <w:jc w:val="left"/>
-            </w:pPr>
-            <w:r>
-              <w:t>Резерв</w:t>
-            </w:r>
-          </w:p>
-        </w:tc>
-      </w:tr>
-      <w:tr>
-        <w:tc>
-          <w:tcPr>
-            <w:tcW w:w="2479" w:type="dxa"/>
-          </w:tcPr>
-          <w:p>
-            <w:pPr>
-              <w:pStyle w:val="af0"/>
-            </w:pPr>
-            <w:r>
-              <w:t>М</w:t>
-            </w:r>
-            <w:r>
-              <w:rPr>
-                <w:lang w:val="en-US"/>
-              </w:rPr>
-              <w:t xml:space="preserve">1.XP:2 - </w:t>
-            </w:r>
-            <w:r>
-              <w:t>М</w:t>
-            </w:r>
-            <w:r>
-              <w:rPr>
-                <w:lang w:val="en-US"/>
-              </w:rPr>
-              <w:t>1.XP:1</w:t>
-            </w:r>
-          </w:p>
-        </w:tc>
-        <w:tc>
-          <w:tcPr>
-            <w:tcW w:w="2212" w:type="dxa"/>
-          </w:tcPr>
-          <w:p>
-            <w:pPr>
-              <w:pStyle w:val="af0"/>
-            </w:pPr>
-            <w:r>
-              <w:t>М1.К1</w:t>
             </w:r>
           </w:p>
         </w:tc>
@@ -16594,12 +16399,14 @@
       <w:pPr>
         <w:pStyle w:val="a"/>
       </w:pPr>
+      <w:bookmarkStart w:id="30" w:name="_Ref198637914"/>
       <w:r>
         <w:t xml:space="preserve">Выходные реле устройства ЮНИТ-М300 для проверки </w:t>
       </w:r>
       <w:r>
         <w:t>ДТЗт. Часть 2</w:t>
       </w:r>
+      <w:bookmarkEnd w:id="30"/>
     </w:p>
     <w:tbl>
       <w:tblPr>
@@ -17323,6 +17130,66 @@
               <w:jc w:val="left"/>
             </w:pPr>
             <w:r>
+              <w:t>ПС: Пуск</w:t>
+            </w:r>
+          </w:p>
+        </w:tc>
+      </w:tr>
+      <w:tr>
+        <w:tc>
+          <w:tcPr>
+            <w:tcW w:w="2479" w:type="dxa"/>
+          </w:tcPr>
+          <w:p>
+            <w:pPr>
+              <w:pStyle w:val="af0"/>
+            </w:pPr>
+            <w:r>
+              <w:t>М10.</w:t>
+            </w:r>
+            <w:r>
+              <w:rPr>
+                <w:lang w:val="en-US"/>
+              </w:rPr>
+              <w:t>X</w:t>
+            </w:r>
+            <w:r>
+              <w:t>В:3 – М10.</w:t>
+            </w:r>
+            <w:r>
+              <w:rPr>
+                <w:lang w:val="en-US"/>
+              </w:rPr>
+              <w:t>XB</w:t>
+            </w:r>
+            <w:r>
+              <w:t>:4</w:t>
+            </w:r>
+          </w:p>
+        </w:tc>
+        <w:tc>
+          <w:tcPr>
+            <w:tcW w:w="2212" w:type="dxa"/>
+          </w:tcPr>
+          <w:p>
+            <w:pPr>
+              <w:pStyle w:val="af0"/>
+            </w:pPr>
+            <w:r>
+              <w:t>М10.К2</w:t>
+            </w:r>
+          </w:p>
+        </w:tc>
+        <w:tc>
+          <w:tcPr>
+            <w:tcW w:w="4914" w:type="dxa"/>
+          </w:tcPr>
+          <w:p>
+            <w:pPr>
+              <w:pStyle w:val="af0"/>
+              <w:jc w:val="left"/>
+            </w:pPr>
+            <w:r>
               <w:t>Резерв</w:t>
             </w:r>
           </w:p>
@@ -17347,7 +17214,16 @@
               <w:t>X</w:t>
             </w:r>
             <w:r>
-              <w:t>В:3 – М10.</w:t>
+              <w:t>В:</w:t>
+            </w:r>
+            <w:r>
+              <w:rPr>
+                <w:lang w:val="en-US"/>
+              </w:rPr>
+              <w:t>7</w:t>
+            </w:r>
+            <w:r>
+              <w:t xml:space="preserve"> – М10.</w:t>
             </w:r>
             <w:r>
               <w:rPr>
@@ -17356,7 +17232,13 @@
               <w:t>XB</w:t>
             </w:r>
             <w:r>
-              <w:t>:4</w:t>
+              <w:t>:</w:t>
+            </w:r>
+            <w:r>
+              <w:rPr>
+                <w:lang w:val="en-US"/>
+              </w:rPr>
+              <w:t>5</w:t>
             </w:r>
           </w:p>
         </w:tc>
@@ -17369,7 +17251,7 @@
               <w:pStyle w:val="af0"/>
             </w:pPr>
             <w:r>
-              <w:t>М10.К2</w:t>
+              <w:t>М10.К3</w:t>
             </w:r>
           </w:p>
         </w:tc>
@@ -17431,7 +17313,7 @@
               <w:rPr>
                 <w:lang w:val="en-US"/>
               </w:rPr>
-              <w:t>5</w:t>
+              <w:t>6</w:t>
             </w:r>
           </w:p>
         </w:tc>
@@ -17444,7 +17326,7 @@
               <w:pStyle w:val="af0"/>
             </w:pPr>
             <w:r>
-              <w:t>М10.К3</w:t>
+              <w:t>М10.К4</w:t>
             </w:r>
           </w:p>
         </w:tc>
@@ -17482,7 +17364,173 @@
               <w:t>X</w:t>
             </w:r>
             <w:r>
-              <w:t>В:</w:t>
+              <w:t>В</w:t>
+            </w:r>
+            <w:r>
+              <w:rPr>
+                <w:lang w:val="en-US"/>
+              </w:rPr>
+              <w:t>:10</w:t>
+            </w:r>
+            <w:r>
+              <w:t xml:space="preserve"> – М10.</w:t>
+            </w:r>
+            <w:r>
+              <w:rPr>
+                <w:lang w:val="en-US"/>
+              </w:rPr>
+              <w:t>XB:8</w:t>
+            </w:r>
+          </w:p>
+        </w:tc>
+        <w:tc>
+          <w:tcPr>
+            <w:tcW w:w="2212" w:type="dxa"/>
+          </w:tcPr>
+          <w:p>
+            <w:pPr>
+              <w:pStyle w:val="af0"/>
+            </w:pPr>
+            <w:r>
+              <w:t>М10.К5</w:t>
+            </w:r>
+          </w:p>
+        </w:tc>
+        <w:tc>
+          <w:tcPr>
+            <w:tcW w:w="4914" w:type="dxa"/>
+          </w:tcPr>
+          <w:p>
+            <w:pPr>
+              <w:pStyle w:val="af0"/>
+              <w:jc w:val="left"/>
+            </w:pPr>
+            <w:r>
+              <w:t>Резерв</w:t>
+            </w:r>
+          </w:p>
+        </w:tc>
+      </w:tr>
+      <w:tr>
+        <w:tc>
+          <w:tcPr>
+            <w:tcW w:w="2479" w:type="dxa"/>
+          </w:tcPr>
+          <w:p>
+            <w:pPr>
+              <w:pStyle w:val="af0"/>
+            </w:pPr>
+            <w:r>
+              <w:t>М10</w:t>
+            </w:r>
+            <w:r>
+              <w:rPr>
+                <w:lang w:val="en-US"/>
+              </w:rPr>
+              <w:t>.X</w:t>
+            </w:r>
+            <w:r>
+              <w:t>В</w:t>
+            </w:r>
+            <w:r>
+              <w:rPr>
+                <w:lang w:val="en-US"/>
+              </w:rPr>
+              <w:t xml:space="preserve">:10 – </w:t>
+            </w:r>
+            <w:r>
+              <w:t>М10</w:t>
+            </w:r>
+            <w:r>
+              <w:rPr>
+                <w:lang w:val="en-US"/>
+              </w:rPr>
+              <w:t>.XB:9</w:t>
+            </w:r>
+          </w:p>
+        </w:tc>
+        <w:tc>
+          <w:tcPr>
+            <w:tcW w:w="2212" w:type="dxa"/>
+          </w:tcPr>
+          <w:p>
+            <w:pPr>
+              <w:pStyle w:val="af0"/>
+            </w:pPr>
+            <w:r>
+              <w:t>М10.К</w:t>
+            </w:r>
+            <w:r>
+              <w:rPr>
+                <w:lang w:val="en-US"/>
+              </w:rPr>
+              <w:t>6</w:t>
+            </w:r>
+          </w:p>
+        </w:tc>
+        <w:tc>
+          <w:tcPr>
+            <w:tcW w:w="4914" w:type="dxa"/>
+          </w:tcPr>
+          <w:p>
+            <w:pPr>
+              <w:pStyle w:val="af0"/>
+              <w:jc w:val="left"/>
+            </w:pPr>
+            <w:r>
+              <w:t>Резерв</w:t>
+            </w:r>
+          </w:p>
+        </w:tc>
+      </w:tr>
+      <w:tr>
+        <w:tc>
+          <w:tcPr>
+            <w:tcW w:w="2479" w:type="dxa"/>
+          </w:tcPr>
+          <w:p>
+            <w:pPr>
+              <w:pStyle w:val="af0"/>
+            </w:pPr>
+            <w:r>
+              <w:t>М10</w:t>
+            </w:r>
+            <w:r>
+              <w:rPr>
+                <w:lang w:val="en-US"/>
+              </w:rPr>
+              <w:t>.X</w:t>
+            </w:r>
+            <w:r>
+              <w:t>В</w:t>
+            </w:r>
+            <w:r>
+              <w:rPr>
+                <w:lang w:val="en-US"/>
+              </w:rPr>
+              <w:t xml:space="preserve">:13 – </w:t>
+            </w:r>
+            <w:r>
+              <w:t>М10</w:t>
+            </w:r>
+            <w:r>
+              <w:rPr>
+                <w:lang w:val="en-US"/>
+              </w:rPr>
+              <w:t>.XB:12</w:t>
+            </w:r>
+          </w:p>
+        </w:tc>
+        <w:tc>
+          <w:tcPr>
+            <w:tcW w:w="2212" w:type="dxa"/>
+          </w:tcPr>
+          <w:p>
+            <w:pPr>
+              <w:pStyle w:val="af0"/>
+            </w:pPr>
+            <w:r>
+              <w:t>М10.К</w:t>
             </w:r>
             <w:r>
               <w:rPr>
@@ -17490,23 +17538,58 @@
               </w:rPr>
               <w:t>7</w:t>
             </w:r>
-            <w:r>
-              <w:t xml:space="preserve"> – М10.</w:t>
-            </w:r>
-            <w:r>
-              <w:rPr>
-                <w:lang w:val="en-US"/>
-              </w:rPr>
-              <w:t>XB</w:t>
-            </w:r>
-            <w:r>
-              <w:t>:</w:t>
-            </w:r>
-            <w:r>
-              <w:rPr>
-                <w:lang w:val="en-US"/>
-              </w:rPr>
-              <w:t>6</w:t>
+          </w:p>
+        </w:tc>
+        <w:tc>
+          <w:tcPr>
+            <w:tcW w:w="4914" w:type="dxa"/>
+          </w:tcPr>
+          <w:p>
+            <w:pPr>
+              <w:pStyle w:val="af0"/>
+              <w:jc w:val="left"/>
+            </w:pPr>
+            <w:r>
+              <w:t>Резерв</w:t>
+            </w:r>
+          </w:p>
+        </w:tc>
+      </w:tr>
+      <w:tr>
+        <w:tc>
+          <w:tcPr>
+            <w:tcW w:w="2479" w:type="dxa"/>
+          </w:tcPr>
+          <w:p>
+            <w:pPr>
+              <w:pStyle w:val="af0"/>
+            </w:pPr>
+            <w:r>
+              <w:t>М10</w:t>
+            </w:r>
+            <w:r>
+              <w:rPr>
+                <w:lang w:val="en-US"/>
+              </w:rPr>
+              <w:t>.X</w:t>
+            </w:r>
+            <w:r>
+              <w:t>В</w:t>
+            </w:r>
+            <w:r>
+              <w:rPr>
+                <w:lang w:val="en-US"/>
+              </w:rPr>
+              <w:t xml:space="preserve">:16 – </w:t>
+            </w:r>
+            <w:r>
+              <w:t>М10</w:t>
+            </w:r>
+            <w:r>
+              <w:rPr>
+                <w:lang w:val="en-US"/>
+              </w:rPr>
+              <w:t>.XB:15</w:t>
             </w:r>
           </w:p>
         </w:tc>
@@ -17519,7 +17602,7 @@
               <w:pStyle w:val="af0"/>
             </w:pPr>
             <w:r>
-              <w:t>М10.К4</w:t>
+              <w:t>М10.К8</w:t>
             </w:r>
           </w:p>
         </w:tc>
@@ -17534,339 +17617,6 @@
             </w:pPr>
             <w:r>
               <w:t>Резерв</w:t>
-            </w:r>
-          </w:p>
-        </w:tc>
-      </w:tr>
-      <w:tr>
-        <w:tc>
-          <w:tcPr>
-            <w:tcW w:w="2479" w:type="dxa"/>
-          </w:tcPr>
-          <w:p>
-            <w:pPr>
-              <w:pStyle w:val="af0"/>
-            </w:pPr>
-            <w:r>
-              <w:t>М10.</w:t>
-            </w:r>
-            <w:r>
-              <w:rPr>
-                <w:lang w:val="en-US"/>
-              </w:rPr>
-              <w:t>X</w:t>
-            </w:r>
-            <w:r>
-              <w:t>В</w:t>
-            </w:r>
-            <w:r>
-              <w:rPr>
-                <w:lang w:val="en-US"/>
-              </w:rPr>
-              <w:t>:10</w:t>
-            </w:r>
-            <w:r>
-              <w:t xml:space="preserve"> – М10.</w:t>
-            </w:r>
-            <w:r>
-              <w:rPr>
-                <w:lang w:val="en-US"/>
-              </w:rPr>
-              <w:t>XB:8</w:t>
-            </w:r>
-          </w:p>
-        </w:tc>
-        <w:tc>
-          <w:tcPr>
-            <w:tcW w:w="2212" w:type="dxa"/>
-          </w:tcPr>
-          <w:p>
-            <w:pPr>
-              <w:pStyle w:val="af0"/>
-            </w:pPr>
-            <w:r>
-              <w:t>М10.К5</w:t>
-            </w:r>
-          </w:p>
-        </w:tc>
-        <w:tc>
-          <w:tcPr>
-            <w:tcW w:w="4914" w:type="dxa"/>
-          </w:tcPr>
-          <w:p>
-            <w:pPr>
-              <w:pStyle w:val="af0"/>
-              <w:jc w:val="left"/>
-            </w:pPr>
-            <w:r>
-              <w:t>Резерв</w:t>
-            </w:r>
-          </w:p>
-        </w:tc>
-      </w:tr>
-      <w:tr>
-        <w:tc>
-          <w:tcPr>
-            <w:tcW w:w="2479" w:type="dxa"/>
-          </w:tcPr>
-          <w:p>
-            <w:pPr>
-              <w:pStyle w:val="af0"/>
-            </w:pPr>
-            <w:r>
-              <w:t>М10</w:t>
-            </w:r>
-            <w:r>
-              <w:rPr>
-                <w:lang w:val="en-US"/>
-              </w:rPr>
-              <w:t>.X</w:t>
-            </w:r>
-            <w:r>
-              <w:t>В</w:t>
-            </w:r>
-            <w:r>
-              <w:rPr>
-                <w:lang w:val="en-US"/>
-              </w:rPr>
-              <w:t xml:space="preserve">:10 – </w:t>
-            </w:r>
-            <w:r>
-              <w:t>М10</w:t>
-            </w:r>
-            <w:r>
-              <w:rPr>
-                <w:lang w:val="en-US"/>
-              </w:rPr>
-              <w:t>.XB:9</w:t>
-            </w:r>
-          </w:p>
-        </w:tc>
-        <w:tc>
-          <w:tcPr>
-            <w:tcW w:w="2212" w:type="dxa"/>
-          </w:tcPr>
-          <w:p>
-            <w:pPr>
-              <w:pStyle w:val="af0"/>
-            </w:pPr>
-            <w:r>
-              <w:t>М10.К</w:t>
-            </w:r>
-            <w:r>
-              <w:rPr>
-                <w:lang w:val="en-US"/>
-              </w:rPr>
-              <w:t>6</w:t>
-            </w:r>
-          </w:p>
-        </w:tc>
-        <w:tc>
-          <w:tcPr>
-            <w:tcW w:w="4914" w:type="dxa"/>
-          </w:tcPr>
-          <w:p>
-            <w:pPr>
-              <w:pStyle w:val="af0"/>
-              <w:jc w:val="left"/>
-            </w:pPr>
-            <w:r>
-              <w:t>Резерв</w:t>
-            </w:r>
-          </w:p>
-        </w:tc>
-      </w:tr>
-      <w:tr>
-        <w:tc>
-          <w:tcPr>
-            <w:tcW w:w="2479" w:type="dxa"/>
-          </w:tcPr>
-          <w:p>
-            <w:pPr>
-              <w:pStyle w:val="af0"/>
-            </w:pPr>
-            <w:r>
-              <w:t>М10</w:t>
-            </w:r>
-            <w:r>
-              <w:rPr>
-                <w:lang w:val="en-US"/>
-              </w:rPr>
-              <w:t>.X</w:t>
-            </w:r>
-            <w:r>
-              <w:t>В</w:t>
-            </w:r>
-            <w:r>
-              <w:rPr>
-                <w:lang w:val="en-US"/>
-              </w:rPr>
-              <w:t xml:space="preserve">:13 – </w:t>
-            </w:r>
-            <w:r>
-              <w:t>М10</w:t>
-            </w:r>
-            <w:r>
-              <w:rPr>
-                <w:lang w:val="en-US"/>
-              </w:rPr>
-              <w:t>.XB:12</w:t>
-            </w:r>
-          </w:p>
-        </w:tc>
-        <w:tc>
-          <w:tcPr>
-            <w:tcW w:w="2212" w:type="dxa"/>
-          </w:tcPr>
-          <w:p>
-            <w:pPr>
-              <w:pStyle w:val="af0"/>
-            </w:pPr>
-            <w:r>
-              <w:t>М10.К</w:t>
-            </w:r>
-            <w:r>
-              <w:rPr>
-                <w:lang w:val="en-US"/>
-              </w:rPr>
-              <w:t>7</w:t>
-            </w:r>
-          </w:p>
-        </w:tc>
-        <w:tc>
-          <w:tcPr>
-            <w:tcW w:w="4914" w:type="dxa"/>
-          </w:tcPr>
-          <w:p>
-            <w:pPr>
-              <w:pStyle w:val="af0"/>
-              <w:jc w:val="left"/>
-            </w:pPr>
-            <w:r>
-              <w:t>Резерв</w:t>
-            </w:r>
-          </w:p>
-        </w:tc>
-      </w:tr>
-      <w:tr>
-        <w:tc>
-          <w:tcPr>
-            <w:tcW w:w="2479" w:type="dxa"/>
-          </w:tcPr>
-          <w:p>
-            <w:pPr>
-              <w:pStyle w:val="af0"/>
-            </w:pPr>
-            <w:r>
-              <w:t>М10</w:t>
-            </w:r>
-            <w:r>
-              <w:rPr>
-                <w:lang w:val="en-US"/>
-              </w:rPr>
-              <w:t>.X</w:t>
-            </w:r>
-            <w:r>
-              <w:t>В</w:t>
-            </w:r>
-            <w:r>
-              <w:rPr>
-                <w:lang w:val="en-US"/>
-              </w:rPr>
-              <w:t xml:space="preserve">:16 – </w:t>
-            </w:r>
-            <w:r>
-              <w:t>М10</w:t>
-            </w:r>
-            <w:r>
-              <w:rPr>
-                <w:lang w:val="en-US"/>
-              </w:rPr>
-              <w:t>.XB:15</w:t>
-            </w:r>
-          </w:p>
-        </w:tc>
-        <w:tc>
-          <w:tcPr>
-            <w:tcW w:w="2212" w:type="dxa"/>
-          </w:tcPr>
-          <w:p>
-            <w:pPr>
-              <w:pStyle w:val="af0"/>
-            </w:pPr>
-            <w:r>
-              <w:t>М10.К8</w:t>
-            </w:r>
-          </w:p>
-        </w:tc>
-        <w:tc>
-          <w:tcPr>
-            <w:tcW w:w="4914" w:type="dxa"/>
-          </w:tcPr>
-          <w:p>
-            <w:pPr>
-              <w:pStyle w:val="af0"/>
-              <w:jc w:val="left"/>
-            </w:pPr>
-            <w:r>
-              <w:t>Резерв</w:t>
-            </w:r>
-          </w:p>
-        </w:tc>
-      </w:tr>
-      <w:tr>
-        <w:tc>
-          <w:tcPr>
-            <w:tcW w:w="2479" w:type="dxa"/>
-          </w:tcPr>
-          <w:p>
-            <w:pPr>
-              <w:pStyle w:val="af0"/>
-            </w:pPr>
-            <w:r>
-              <w:t>М</w:t>
-            </w:r>
-            <w:r>
-              <w:rPr>
-                <w:lang w:val="en-US"/>
-              </w:rPr>
-              <w:t xml:space="preserve">1.XP:2 - </w:t>
-            </w:r>
-            <w:r>
-              <w:t>М</w:t>
-            </w:r>
-            <w:r>
-              <w:rPr>
-                <w:lang w:val="en-US"/>
-              </w:rPr>
-              <w:t>1.XP:1</w:t>
-            </w:r>
-          </w:p>
-        </w:tc>
-        <w:tc>
-          <w:tcPr>
-            <w:tcW w:w="2212" w:type="dxa"/>
-          </w:tcPr>
-          <w:p>
-            <w:pPr>
-              <w:pStyle w:val="af0"/>
-            </w:pPr>
-            <w:r>
-              <w:t>М1.К1</w:t>
-            </w:r>
-          </w:p>
-        </w:tc>
-        <w:tc>
-          <w:tcPr>
-            <w:tcW w:w="4914" w:type="dxa"/>
-          </w:tcPr>
-          <w:p>
-            <w:pPr>
-              <w:pStyle w:val="af0"/>
-              <w:jc w:val="left"/>
-            </w:pPr>
-            <w:r>
-              <w:t>ПС: Пуск</w:t>
             </w:r>
           </w:p>
         </w:tc>
@@ -17876,12 +17626,14 @@
       <w:pPr>
         <w:pStyle w:val="a"/>
       </w:pPr>
+      <w:bookmarkStart w:id="31" w:name="_Ref198628776"/>
       <w:r>
         <w:t xml:space="preserve">Выходные реле устройства ЮНИТ-М300 для проверки </w:t>
       </w:r>
       <w:r>
         <w:t>ДТЗт. Часть 3</w:t>
       </w:r>
+      <w:bookmarkEnd w:id="31"/>
     </w:p>
     <w:tbl>
       <w:tblPr>
@@ -18665,6 +18417,81 @@
               <w:jc w:val="left"/>
             </w:pPr>
             <w:r>
+              <w:t>ПС: Пуск</w:t>
+            </w:r>
+          </w:p>
+        </w:tc>
+      </w:tr>
+      <w:tr>
+        <w:tc>
+          <w:tcPr>
+            <w:tcW w:w="2479" w:type="dxa"/>
+          </w:tcPr>
+          <w:p>
+            <w:pPr>
+              <w:pStyle w:val="af0"/>
+            </w:pPr>
+            <w:r>
+              <w:t>М10.</w:t>
+            </w:r>
+            <w:r>
+              <w:rPr>
+                <w:lang w:val="en-US"/>
+              </w:rPr>
+              <w:t>X</w:t>
+            </w:r>
+            <w:r>
+              <w:t>В:</w:t>
+            </w:r>
+            <w:r>
+              <w:rPr>
+                <w:lang w:val="en-US"/>
+              </w:rPr>
+              <w:t>7</w:t>
+            </w:r>
+            <w:r>
+              <w:t xml:space="preserve"> – М10.</w:t>
+            </w:r>
+            <w:r>
+              <w:rPr>
+                <w:lang w:val="en-US"/>
+              </w:rPr>
+              <w:t>XB</w:t>
+            </w:r>
+            <w:r>
+              <w:t>:</w:t>
+            </w:r>
+            <w:r>
+              <w:rPr>
+                <w:lang w:val="en-US"/>
+              </w:rPr>
+              <w:t>5</w:t>
+            </w:r>
+          </w:p>
+        </w:tc>
+        <w:tc>
+          <w:tcPr>
+            <w:tcW w:w="2212" w:type="dxa"/>
+          </w:tcPr>
+          <w:p>
+            <w:pPr>
+              <w:pStyle w:val="af0"/>
+            </w:pPr>
+            <w:r>
+              <w:t>М10.К3</w:t>
+            </w:r>
+          </w:p>
+        </w:tc>
+        <w:tc>
+          <w:tcPr>
+            <w:tcW w:w="4914" w:type="dxa"/>
+          </w:tcPr>
+          <w:p>
+            <w:pPr>
+              <w:pStyle w:val="af0"/>
+              <w:jc w:val="left"/>
+            </w:pPr>
+            <w:r>
               <w:t>Резерв</w:t>
             </w:r>
           </w:p>
@@ -18713,7 +18540,7 @@
               <w:rPr>
                 <w:lang w:val="en-US"/>
               </w:rPr>
-              <w:t>5</w:t>
+              <w:t>6</w:t>
             </w:r>
           </w:p>
         </w:tc>
@@ -18726,7 +18553,7 @@
               <w:pStyle w:val="af0"/>
             </w:pPr>
             <w:r>
-              <w:t>М10.К3</w:t>
+              <w:t>М10.К4</w:t>
             </w:r>
           </w:p>
         </w:tc>
@@ -18764,7 +18591,174 @@
               <w:t>X</w:t>
             </w:r>
             <w:r>
-              <w:t>В:</w:t>
+              <w:t>В</w:t>
+            </w:r>
+            <w:r>
+              <w:rPr>
+                <w:lang w:val="en-US"/>
+              </w:rPr>
+              <w:t>:10</w:t>
+            </w:r>
+            <w:r>
+              <w:t xml:space="preserve"> – М10.</w:t>
+            </w:r>
+            <w:r>
+              <w:rPr>
+                <w:lang w:val="en-US"/>
+              </w:rPr>
+              <w:t>XB:8</w:t>
+            </w:r>
+          </w:p>
+        </w:tc>
+        <w:tc>
+          <w:tcPr>
+            <w:tcW w:w="2212" w:type="dxa"/>
+          </w:tcPr>
+          <w:p>
+            <w:pPr>
+              <w:pStyle w:val="af0"/>
+            </w:pPr>
+            <w:r>
+              <w:t>М10.К5</w:t>
+            </w:r>
+          </w:p>
+        </w:tc>
+        <w:tc>
+          <w:tcPr>
+            <w:tcW w:w="4914" w:type="dxa"/>
+          </w:tcPr>
+          <w:p>
+            <w:pPr>
+              <w:pStyle w:val="af0"/>
+              <w:jc w:val="left"/>
+            </w:pPr>
+            <w:r>
+              <w:t>Резерв</w:t>
+            </w:r>
+          </w:p>
+        </w:tc>
+      </w:tr>
+      <w:tr>
+        <w:tc>
+          <w:tcPr>
+            <w:tcW w:w="2479" w:type="dxa"/>
+          </w:tcPr>
+          <w:p>
+            <w:pPr>
+              <w:pStyle w:val="af0"/>
+            </w:pPr>
+            <w:r>
+              <w:lastRenderedPageBreak/>
+              <w:t>М10</w:t>
+            </w:r>
+            <w:r>
+              <w:rPr>
+                <w:lang w:val="en-US"/>
+              </w:rPr>
+              <w:t>.X</w:t>
+            </w:r>
+            <w:r>
+              <w:t>В</w:t>
+            </w:r>
+            <w:r>
+              <w:rPr>
+                <w:lang w:val="en-US"/>
+              </w:rPr>
+              <w:t xml:space="preserve">:10 – </w:t>
+            </w:r>
+            <w:r>
+              <w:t>М10</w:t>
+            </w:r>
+            <w:r>
+              <w:rPr>
+                <w:lang w:val="en-US"/>
+              </w:rPr>
+              <w:t>.XB:9</w:t>
+            </w:r>
+          </w:p>
+        </w:tc>
+        <w:tc>
+          <w:tcPr>
+            <w:tcW w:w="2212" w:type="dxa"/>
+          </w:tcPr>
+          <w:p>
+            <w:pPr>
+              <w:pStyle w:val="af0"/>
+            </w:pPr>
+            <w:r>
+              <w:t>М10.К</w:t>
+            </w:r>
+            <w:r>
+              <w:rPr>
+                <w:lang w:val="en-US"/>
+              </w:rPr>
+              <w:t>6</w:t>
+            </w:r>
+          </w:p>
+        </w:tc>
+        <w:tc>
+          <w:tcPr>
+            <w:tcW w:w="4914" w:type="dxa"/>
+          </w:tcPr>
+          <w:p>
+            <w:pPr>
+              <w:pStyle w:val="af0"/>
+              <w:jc w:val="left"/>
+            </w:pPr>
+            <w:r>
+              <w:t>Резерв</w:t>
+            </w:r>
+          </w:p>
+        </w:tc>
+      </w:tr>
+      <w:tr>
+        <w:tc>
+          <w:tcPr>
+            <w:tcW w:w="2479" w:type="dxa"/>
+          </w:tcPr>
+          <w:p>
+            <w:pPr>
+              <w:pStyle w:val="af0"/>
+            </w:pPr>
+            <w:r>
+              <w:t>М10</w:t>
+            </w:r>
+            <w:r>
+              <w:rPr>
+                <w:lang w:val="en-US"/>
+              </w:rPr>
+              <w:t>.X</w:t>
+            </w:r>
+            <w:r>
+              <w:t>В</w:t>
+            </w:r>
+            <w:r>
+              <w:rPr>
+                <w:lang w:val="en-US"/>
+              </w:rPr>
+              <w:t xml:space="preserve">:13 – </w:t>
+            </w:r>
+            <w:r>
+              <w:t>М10</w:t>
+            </w:r>
+            <w:r>
+              <w:rPr>
+                <w:lang w:val="en-US"/>
+              </w:rPr>
+              <w:t>.XB:12</w:t>
+            </w:r>
+          </w:p>
+        </w:tc>
+        <w:tc>
+          <w:tcPr>
+            <w:tcW w:w="2212" w:type="dxa"/>
+          </w:tcPr>
+          <w:p>
+            <w:pPr>
+              <w:pStyle w:val="af0"/>
+            </w:pPr>
+            <w:r>
+              <w:t>М10.К</w:t>
             </w:r>
             <w:r>
               <w:rPr>
@@ -18772,23 +18766,58 @@
               </w:rPr>
               <w:t>7</w:t>
             </w:r>
-            <w:r>
-              <w:t xml:space="preserve"> – М10.</w:t>
-            </w:r>
-            <w:r>
-              <w:rPr>
-                <w:lang w:val="en-US"/>
-              </w:rPr>
-              <w:t>XB</w:t>
-            </w:r>
-            <w:r>
-              <w:t>:</w:t>
-            </w:r>
-            <w:r>
-              <w:rPr>
-                <w:lang w:val="en-US"/>
-              </w:rPr>
-              <w:t>6</w:t>
+          </w:p>
+        </w:tc>
+        <w:tc>
+          <w:tcPr>
+            <w:tcW w:w="4914" w:type="dxa"/>
+          </w:tcPr>
+          <w:p>
+            <w:pPr>
+              <w:pStyle w:val="af0"/>
+              <w:jc w:val="left"/>
+            </w:pPr>
+            <w:r>
+              <w:t>Резерв</w:t>
+            </w:r>
+          </w:p>
+        </w:tc>
+      </w:tr>
+      <w:tr>
+        <w:tc>
+          <w:tcPr>
+            <w:tcW w:w="2479" w:type="dxa"/>
+          </w:tcPr>
+          <w:p>
+            <w:pPr>
+              <w:pStyle w:val="af0"/>
+            </w:pPr>
+            <w:r>
+              <w:t>М10</w:t>
+            </w:r>
+            <w:r>
+              <w:rPr>
+                <w:lang w:val="en-US"/>
+              </w:rPr>
+              <w:t>.X</w:t>
+            </w:r>
+            <w:r>
+              <w:t>В</w:t>
+            </w:r>
+            <w:r>
+              <w:rPr>
+                <w:lang w:val="en-US"/>
+              </w:rPr>
+              <w:t xml:space="preserve">:16 – </w:t>
+            </w:r>
+            <w:r>
+              <w:t>М10</w:t>
+            </w:r>
+            <w:r>
+              <w:rPr>
+                <w:lang w:val="en-US"/>
+              </w:rPr>
+              <w:t>.XB:15</w:t>
             </w:r>
           </w:p>
         </w:tc>
@@ -18801,7 +18830,7 @@
               <w:pStyle w:val="af0"/>
             </w:pPr>
             <w:r>
-              <w:t>М10.К4</w:t>
+              <w:t>М10.К8</w:t>
             </w:r>
           </w:p>
         </w:tc>
@@ -18816,339 +18845,6 @@
             </w:pPr>
             <w:r>
               <w:t>Резерв</w:t>
-            </w:r>
-          </w:p>
-        </w:tc>
-      </w:tr>
-      <w:tr>
-        <w:tc>
-          <w:tcPr>
-            <w:tcW w:w="2479" w:type="dxa"/>
-          </w:tcPr>
-          <w:p>
-            <w:pPr>
-              <w:pStyle w:val="af0"/>
-            </w:pPr>
-            <w:r>
-              <w:t>М10.</w:t>
-            </w:r>
-            <w:r>
-              <w:rPr>
-                <w:lang w:val="en-US"/>
-              </w:rPr>
-              <w:t>X</w:t>
-            </w:r>
-            <w:r>
-              <w:t>В</w:t>
-            </w:r>
-            <w:r>
-              <w:rPr>
-                <w:lang w:val="en-US"/>
-              </w:rPr>
-              <w:t>:10</w:t>
-            </w:r>
-            <w:r>
-              <w:t xml:space="preserve"> – М10.</w:t>
-            </w:r>
-            <w:r>
-              <w:rPr>
-                <w:lang w:val="en-US"/>
-              </w:rPr>
-              <w:t>XB:8</w:t>
-            </w:r>
-          </w:p>
-        </w:tc>
-        <w:tc>
-          <w:tcPr>
-            <w:tcW w:w="2212" w:type="dxa"/>
-          </w:tcPr>
-          <w:p>
-            <w:pPr>
-              <w:pStyle w:val="af0"/>
-            </w:pPr>
-            <w:r>
-              <w:t>М10.К5</w:t>
-            </w:r>
-          </w:p>
-        </w:tc>
-        <w:tc>
-          <w:tcPr>
-            <w:tcW w:w="4914" w:type="dxa"/>
-          </w:tcPr>
-          <w:p>
-            <w:pPr>
-              <w:pStyle w:val="af0"/>
-              <w:jc w:val="left"/>
-            </w:pPr>
-            <w:r>
-              <w:t>Резерв</w:t>
-            </w:r>
-          </w:p>
-        </w:tc>
-      </w:tr>
-      <w:tr>
-        <w:tc>
-          <w:tcPr>
-            <w:tcW w:w="2479" w:type="dxa"/>
-          </w:tcPr>
-          <w:p>
-            <w:pPr>
-              <w:pStyle w:val="af0"/>
-            </w:pPr>
-            <w:r>
-              <w:t>М10</w:t>
-            </w:r>
-            <w:r>
-              <w:rPr>
-                <w:lang w:val="en-US"/>
-              </w:rPr>
-              <w:t>.X</w:t>
-            </w:r>
-            <w:r>
-              <w:t>В</w:t>
-            </w:r>
-            <w:r>
-              <w:rPr>
-                <w:lang w:val="en-US"/>
-              </w:rPr>
-              <w:t xml:space="preserve">:10 – </w:t>
-            </w:r>
-            <w:r>
-              <w:t>М10</w:t>
-            </w:r>
-            <w:r>
-              <w:rPr>
-                <w:lang w:val="en-US"/>
-              </w:rPr>
-              <w:t>.XB:9</w:t>
-            </w:r>
-          </w:p>
-        </w:tc>
-        <w:tc>
-          <w:tcPr>
-            <w:tcW w:w="2212" w:type="dxa"/>
-          </w:tcPr>
-          <w:p>
-            <w:pPr>
-              <w:pStyle w:val="af0"/>
-            </w:pPr>
-            <w:r>
-              <w:t>М10.К</w:t>
-            </w:r>
-            <w:r>
-              <w:rPr>
-                <w:lang w:val="en-US"/>
-              </w:rPr>
-              <w:t>6</w:t>
-            </w:r>
-          </w:p>
-        </w:tc>
-        <w:tc>
-          <w:tcPr>
-            <w:tcW w:w="4914" w:type="dxa"/>
-          </w:tcPr>
-          <w:p>
-            <w:pPr>
-              <w:pStyle w:val="af0"/>
-              <w:jc w:val="left"/>
-            </w:pPr>
-            <w:r>
-              <w:t>Резерв</w:t>
-            </w:r>
-          </w:p>
-        </w:tc>
-      </w:tr>
-      <w:tr>
-        <w:tc>
-          <w:tcPr>
-            <w:tcW w:w="2479" w:type="dxa"/>
-          </w:tcPr>
-          <w:p>
-            <w:pPr>
-              <w:pStyle w:val="af0"/>
-            </w:pPr>
-            <w:r>
-              <w:t>М10</w:t>
-            </w:r>
-            <w:r>
-              <w:rPr>
-                <w:lang w:val="en-US"/>
-              </w:rPr>
-              <w:t>.X</w:t>
-            </w:r>
-            <w:r>
-              <w:t>В</w:t>
-            </w:r>
-            <w:r>
-              <w:rPr>
-                <w:lang w:val="en-US"/>
-              </w:rPr>
-              <w:t xml:space="preserve">:13 – </w:t>
-            </w:r>
-            <w:r>
-              <w:t>М10</w:t>
-            </w:r>
-            <w:r>
-              <w:rPr>
-                <w:lang w:val="en-US"/>
-              </w:rPr>
-              <w:t>.XB:12</w:t>
-            </w:r>
-          </w:p>
-        </w:tc>
-        <w:tc>
-          <w:tcPr>
-            <w:tcW w:w="2212" w:type="dxa"/>
-          </w:tcPr>
-          <w:p>
-            <w:pPr>
-              <w:pStyle w:val="af0"/>
-            </w:pPr>
-            <w:r>
-              <w:t>М10.К</w:t>
-            </w:r>
-            <w:r>
-              <w:rPr>
-                <w:lang w:val="en-US"/>
-              </w:rPr>
-              <w:t>7</w:t>
-            </w:r>
-          </w:p>
-        </w:tc>
-        <w:tc>
-          <w:tcPr>
-            <w:tcW w:w="4914" w:type="dxa"/>
-          </w:tcPr>
-          <w:p>
-            <w:pPr>
-              <w:pStyle w:val="af0"/>
-              <w:jc w:val="left"/>
-            </w:pPr>
-            <w:r>
-              <w:t>Резерв</w:t>
-            </w:r>
-          </w:p>
-        </w:tc>
-      </w:tr>
-      <w:tr>
-        <w:tc>
-          <w:tcPr>
-            <w:tcW w:w="2479" w:type="dxa"/>
-          </w:tcPr>
-          <w:p>
-            <w:pPr>
-              <w:pStyle w:val="af0"/>
-            </w:pPr>
-            <w:r>
-              <w:t>М10</w:t>
-            </w:r>
-            <w:r>
-              <w:rPr>
-                <w:lang w:val="en-US"/>
-              </w:rPr>
-              <w:t>.X</w:t>
-            </w:r>
-            <w:r>
-              <w:t>В</w:t>
-            </w:r>
-            <w:r>
-              <w:rPr>
-                <w:lang w:val="en-US"/>
-              </w:rPr>
-              <w:t xml:space="preserve">:16 – </w:t>
-            </w:r>
-            <w:r>
-              <w:t>М10</w:t>
-            </w:r>
-            <w:r>
-              <w:rPr>
-                <w:lang w:val="en-US"/>
-              </w:rPr>
-              <w:t>.XB:15</w:t>
-            </w:r>
-          </w:p>
-        </w:tc>
-        <w:tc>
-          <w:tcPr>
-            <w:tcW w:w="2212" w:type="dxa"/>
-          </w:tcPr>
-          <w:p>
-            <w:pPr>
-              <w:pStyle w:val="af0"/>
-            </w:pPr>
-            <w:r>
-              <w:t>М10.К8</w:t>
-            </w:r>
-          </w:p>
-        </w:tc>
-        <w:tc>
-          <w:tcPr>
-            <w:tcW w:w="4914" w:type="dxa"/>
-          </w:tcPr>
-          <w:p>
-            <w:pPr>
-              <w:pStyle w:val="af0"/>
-              <w:jc w:val="left"/>
-            </w:pPr>
-            <w:r>
-              <w:t>Резерв</w:t>
-            </w:r>
-          </w:p>
-        </w:tc>
-      </w:tr>
-      <w:tr>
-        <w:tc>
-          <w:tcPr>
-            <w:tcW w:w="2479" w:type="dxa"/>
-          </w:tcPr>
-          <w:p>
-            <w:pPr>
-              <w:pStyle w:val="af0"/>
-            </w:pPr>
-            <w:r>
-              <w:t>М</w:t>
-            </w:r>
-            <w:r>
-              <w:rPr>
-                <w:lang w:val="en-US"/>
-              </w:rPr>
-              <w:t xml:space="preserve">1.XP:2 - </w:t>
-            </w:r>
-            <w:r>
-              <w:t>М</w:t>
-            </w:r>
-            <w:r>
-              <w:rPr>
-                <w:lang w:val="en-US"/>
-              </w:rPr>
-              <w:t>1.XP:1</w:t>
-            </w:r>
-          </w:p>
-        </w:tc>
-        <w:tc>
-          <w:tcPr>
-            <w:tcW w:w="2212" w:type="dxa"/>
-          </w:tcPr>
-          <w:p>
-            <w:pPr>
-              <w:pStyle w:val="af0"/>
-            </w:pPr>
-            <w:r>
-              <w:t>М1.К1</w:t>
-            </w:r>
-          </w:p>
-        </w:tc>
-        <w:tc>
-          <w:tcPr>
-            <w:tcW w:w="4914" w:type="dxa"/>
-          </w:tcPr>
-          <w:p>
-            <w:pPr>
-              <w:pStyle w:val="af0"/>
-              <w:jc w:val="left"/>
-            </w:pPr>
-            <w:r>
-              <w:t>ПС: Пуск</w:t>
             </w:r>
           </w:p>
         </w:tc>
@@ -19165,8 +18861,8 @@
       </w:pPr>
     </w:p>
     <w:sectPr>
-      <w:headerReference w:type="default" r:id="rId14"/>
-      <w:footerReference w:type="default" r:id="rId15"/>
+      <w:headerReference w:type="default" r:id="rId16"/>
+      <w:footerReference w:type="default" r:id="rId17"/>
       <w:pgSz w:w="11906" w:h="16838"/>
       <w:pgMar w:top="720" w:right="720" w:bottom="720" w:left="720" w:header="709" w:footer="283" w:gutter="851"/>
       <w:cols w:space="708"/>
@@ -19413,6 +19109,7 @@
               <w:b/>
               <w:sz w:val="32"/>
               <w:szCs w:val="32"/>
+              <w:highlight w:val="yellow"/>
               <w:lang w:val="ru-RU"/>
             </w:rPr>
           </w:pPr>
@@ -19421,6 +19118,7 @@
               <w:b/>
               <w:sz w:val="32"/>
               <w:szCs w:val="32"/>
+              <w:highlight w:val="yellow"/>
               <w:lang w:val="ru-RU"/>
             </w:rPr>
             <w:t>ООО «Юнител Инжиниринг»</w:t>
@@ -19430,11 +19128,13 @@
           <w:pPr>
             <w:pStyle w:val="af3"/>
             <w:rPr>
+              <w:highlight w:val="yellow"/>
               <w:lang w:val="ru-RU"/>
             </w:rPr>
           </w:pPr>
           <w:r>
             <w:rPr>
+              <w:highlight w:val="yellow"/>
               <w:lang w:val="ru-RU"/>
             </w:rPr>
             <w:t>111024, Россия, г. Москва, 2-я Кабельная улица, 2, стр. 1</w:t>
@@ -19443,8 +19143,14 @@
         <w:p>
           <w:pPr>
             <w:pStyle w:val="af3"/>
+            <w:rPr>
+              <w:highlight w:val="yellow"/>
+            </w:rPr>
           </w:pPr>
           <w:r>
+            <w:rPr>
+              <w:highlight w:val="yellow"/>
+            </w:rPr>
             <w:t>тел: +7 (495) 651-99-98, e-mail: info@uni-eng.ru</w:t>
           </w:r>
         </w:p>
@@ -19613,7 +19319,7 @@
               <w:rPr>
                 <w:noProof/>
               </w:rPr>
-              <w:t>12</w:t>
+              <w:t>13</w:t>
             </w:r>
           </w:fldSimple>
         </w:p>
@@ -19713,7 +19419,7 @@
             <w:rPr>
               <w:noProof/>
             </w:rPr>
-            <w:t>12</w:t>
+            <w:t>13</w:t>
           </w:r>
           <w:r>
             <w:rPr>
@@ -21125,14 +20831,13 @@
     <w:name w:val="Стиль3"/>
     <w:basedOn w:val="a7"/>
     <w:uiPriority w:val="99"/>
-    <w:rsid w:val="00347A13"/>
+    <w:rsid w:val="000A050D"/>
     <w:pPr>
       <w:spacing w:after="0" w:line="240" w:lineRule="auto"/>
       <w:jc w:val="center"/>
     </w:pPr>
     <w:rPr>
       <w:rFonts w:ascii="Arial Narrow" w:hAnsi="Arial Narrow"/>
-      <w:sz w:val="20"/>
     </w:rPr>
     <w:tblPr>
       <w:tblStyleRowBandSize w:val="1"/>
@@ -21177,14 +20882,14 @@
     <w:basedOn w:val="a5"/>
     <w:next w:val="a5"/>
     <w:qFormat/>
-    <w:rsid w:val="003029E6"/>
+    <w:rsid w:val="006B1813"/>
     <w:pPr>
       <w:spacing w:after="0" w:line="240" w:lineRule="auto"/>
       <w:ind w:firstLine="0"/>
       <w:jc w:val="center"/>
     </w:pPr>
     <w:rPr>
-      <w:sz w:val="20"/>
+      <w:sz w:val="22"/>
     </w:rPr>
   </w:style>
   <w:style w:type="paragraph" w:styleId="ac">
@@ -21580,6 +21285,18 @@
       </w:tcPr>
     </w:tblStylePr>
   </w:style>
+  <w:style w:type="character" w:styleId="afa">
+    <w:name w:val="FollowedHyperlink"/>
+    <w:basedOn w:val="a6"/>
+    <w:uiPriority w:val="99"/>
+    <w:semiHidden/>
+    <w:unhideWhenUsed/>
+    <w:rsid w:val="0010587A"/>
+    <w:rPr>
+      <w:color w:val="954F72" w:themeColor="followedHyperlink"/>
+      <w:u w:val="single"/>
+    </w:rPr>
+  </w:style>
 </w:styles>
 </file>
 
@@ -21849,7 +21566,7 @@
 </file>
 
 <file path=customXml/itemProps1.xml><?xml version="1.0" encoding="utf-8"?>
-<ds:datastoreItem xmlns:ds="http://schemas.openxmlformats.org/officeDocument/2006/customXml" ds:itemID="{D87F5758-FC66-4A39-9F01-F3F29C0B10BD}">
+<ds:datastoreItem xmlns:ds="http://schemas.openxmlformats.org/officeDocument/2006/customXml" ds:itemID="{F0709268-D802-4622-A15C-39E1FBE1CC63}">
   <ds:schemaRefs>
     <ds:schemaRef ds:uri="http://schemas.openxmlformats.org/officeDocument/2006/bibliography"/>
   </ds:schemaRefs>

--- a/mode_docx_nc/pmi_dzt/template.docx
+++ b/mode_docx_nc/pmi_dzt/template.docx
@@ -478,7 +478,7 @@
       <w:r>
         <w:fldChar w:fldCharType="separate"/>
       </w:r>
-      <w:hyperlink w:anchor="_Toc204158995" w:history="1">
+      <w:hyperlink w:anchor="_Toc204584924" w:history="1">
         <w:r>
           <w:rPr>
             <w:rStyle w:val="af4"/>
@@ -522,7 +522,7 @@
             <w:noProof/>
             <w:webHidden/>
           </w:rPr>
-          <w:instrText xml:space="preserve"> PAGEREF _Toc204158995 \h </w:instrText>
+          <w:instrText xml:space="preserve"> PAGEREF _Toc204584924 \h </w:instrText>
         </w:r>
         <w:r>
           <w:rPr>
@@ -564,7 +564,7 @@
           <w:lang w:val="en-US"/>
         </w:rPr>
       </w:pPr>
-      <w:hyperlink w:anchor="_Toc204158996" w:history="1">
+      <w:hyperlink w:anchor="_Toc204584925" w:history="1">
         <w:r>
           <w:rPr>
             <w:rStyle w:val="af4"/>
@@ -591,7 +591,7 @@
             <w:noProof/>
             <w:webHidden/>
           </w:rPr>
-          <w:instrText xml:space="preserve"> PAGEREF _Toc204158996 \h </w:instrText>
+          <w:instrText xml:space="preserve"> PAGEREF _Toc204584925 \h </w:instrText>
         </w:r>
         <w:r>
           <w:rPr>
@@ -633,7 +633,7 @@
           <w:lang w:val="en-US"/>
         </w:rPr>
       </w:pPr>
-      <w:hyperlink w:anchor="_Toc204158997" w:history="1">
+      <w:hyperlink w:anchor="_Toc204584926" w:history="1">
         <w:r>
           <w:rPr>
             <w:rStyle w:val="af4"/>
@@ -660,7 +660,7 @@
             <w:noProof/>
             <w:webHidden/>
           </w:rPr>
-          <w:instrText xml:space="preserve"> PAGEREF _Toc204158997 \h </w:instrText>
+          <w:instrText xml:space="preserve"> PAGEREF _Toc204584926 \h </w:instrText>
         </w:r>
         <w:r>
           <w:rPr>
@@ -702,7 +702,7 @@
           <w:lang w:val="en-US"/>
         </w:rPr>
       </w:pPr>
-      <w:hyperlink w:anchor="_Toc204158998" w:history="1">
+      <w:hyperlink w:anchor="_Toc204584927" w:history="1">
         <w:r>
           <w:rPr>
             <w:rStyle w:val="af4"/>
@@ -729,7 +729,7 @@
             <w:noProof/>
             <w:webHidden/>
           </w:rPr>
-          <w:instrText xml:space="preserve"> PAGEREF _Toc204158998 \h </w:instrText>
+          <w:instrText xml:space="preserve"> PAGEREF _Toc204584927 \h </w:instrText>
         </w:r>
         <w:r>
           <w:rPr>
@@ -771,7 +771,7 @@
           <w:lang w:val="en-US"/>
         </w:rPr>
       </w:pPr>
-      <w:hyperlink w:anchor="_Toc204158999" w:history="1">
+      <w:hyperlink w:anchor="_Toc204584928" w:history="1">
         <w:r>
           <w:rPr>
             <w:rStyle w:val="af4"/>
@@ -798,7 +798,7 @@
             <w:noProof/>
             <w:webHidden/>
           </w:rPr>
-          <w:instrText xml:space="preserve"> PAGEREF _Toc204158999 \h </w:instrText>
+          <w:instrText xml:space="preserve"> PAGEREF _Toc204584928 \h </w:instrText>
         </w:r>
         <w:r>
           <w:rPr>
@@ -840,7 +840,7 @@
           <w:lang w:val="en-US"/>
         </w:rPr>
       </w:pPr>
-      <w:hyperlink w:anchor="_Toc204159000" w:history="1">
+      <w:hyperlink w:anchor="_Toc204584929" w:history="1">
         <w:r>
           <w:rPr>
             <w:rStyle w:val="af4"/>
@@ -867,7 +867,7 @@
             <w:noProof/>
             <w:webHidden/>
           </w:rPr>
-          <w:instrText xml:space="preserve"> PAGEREF _Toc204159000 \h </w:instrText>
+          <w:instrText xml:space="preserve"> PAGEREF _Toc204584929 \h </w:instrText>
         </w:r>
         <w:r>
           <w:rPr>
@@ -909,7 +909,7 @@
           <w:lang w:val="en-US"/>
         </w:rPr>
       </w:pPr>
-      <w:hyperlink w:anchor="_Toc204159001" w:history="1">
+      <w:hyperlink w:anchor="_Toc204584930" w:history="1">
         <w:r>
           <w:rPr>
             <w:rStyle w:val="af4"/>
@@ -936,7 +936,7 @@
             <w:noProof/>
             <w:webHidden/>
           </w:rPr>
-          <w:instrText xml:space="preserve"> PAGEREF _Toc204159001 \h </w:instrText>
+          <w:instrText xml:space="preserve"> PAGEREF _Toc204584930 \h </w:instrText>
         </w:r>
         <w:r>
           <w:rPr>
@@ -978,7 +978,7 @@
           <w:lang w:val="en-US"/>
         </w:rPr>
       </w:pPr>
-      <w:hyperlink w:anchor="_Toc204159002" w:history="1">
+      <w:hyperlink w:anchor="_Toc204584931" w:history="1">
         <w:r>
           <w:rPr>
             <w:rStyle w:val="af4"/>
@@ -1005,7 +1005,7 @@
             <w:noProof/>
             <w:webHidden/>
           </w:rPr>
-          <w:instrText xml:space="preserve"> PAGEREF _Toc204159002 \h </w:instrText>
+          <w:instrText xml:space="preserve"> PAGEREF _Toc204584931 \h </w:instrText>
         </w:r>
         <w:r>
           <w:rPr>
@@ -1051,7 +1051,7 @@
           <w:lang w:val="en-US"/>
         </w:rPr>
       </w:pPr>
-      <w:hyperlink w:anchor="_Toc204159003" w:history="1">
+      <w:hyperlink w:anchor="_Toc204584932" w:history="1">
         <w:r>
           <w:rPr>
             <w:rStyle w:val="af4"/>
@@ -1095,7 +1095,7 @@
             <w:noProof/>
             <w:webHidden/>
           </w:rPr>
-          <w:instrText xml:space="preserve"> PAGEREF _Toc204159003 \h </w:instrText>
+          <w:instrText xml:space="preserve"> PAGEREF _Toc204584932 \h </w:instrText>
         </w:r>
         <w:r>
           <w:rPr>
@@ -1137,7 +1137,7 @@
           <w:lang w:val="en-US"/>
         </w:rPr>
       </w:pPr>
-      <w:hyperlink w:anchor="_Toc204159004" w:history="1">
+      <w:hyperlink w:anchor="_Toc204584933" w:history="1">
         <w:r>
           <w:rPr>
             <w:rStyle w:val="af4"/>
@@ -1164,7 +1164,7 @@
             <w:noProof/>
             <w:webHidden/>
           </w:rPr>
-          <w:instrText xml:space="preserve"> PAGEREF _Toc204159004 \h </w:instrText>
+          <w:instrText xml:space="preserve"> PAGEREF _Toc204584933 \h </w:instrText>
         </w:r>
         <w:r>
           <w:rPr>
@@ -1206,7 +1206,7 @@
           <w:lang w:val="en-US"/>
         </w:rPr>
       </w:pPr>
-      <w:hyperlink w:anchor="_Toc204159005" w:history="1">
+      <w:hyperlink w:anchor="_Toc204584934" w:history="1">
         <w:r>
           <w:rPr>
             <w:rStyle w:val="af4"/>
@@ -1233,7 +1233,7 @@
             <w:noProof/>
             <w:webHidden/>
           </w:rPr>
-          <w:instrText xml:space="preserve"> PAGEREF _Toc204159005 \h </w:instrText>
+          <w:instrText xml:space="preserve"> PAGEREF _Toc204584934 \h </w:instrText>
         </w:r>
         <w:r>
           <w:rPr>
@@ -1275,7 +1275,7 @@
           <w:lang w:val="en-US"/>
         </w:rPr>
       </w:pPr>
-      <w:hyperlink w:anchor="_Toc204159006" w:history="1">
+      <w:hyperlink w:anchor="_Toc204584935" w:history="1">
         <w:r>
           <w:rPr>
             <w:rStyle w:val="af4"/>
@@ -1302,7 +1302,7 @@
             <w:noProof/>
             <w:webHidden/>
           </w:rPr>
-          <w:instrText xml:space="preserve"> PAGEREF _Toc204159006 \h </w:instrText>
+          <w:instrText xml:space="preserve"> PAGEREF _Toc204584935 \h </w:instrText>
         </w:r>
         <w:r>
           <w:rPr>
@@ -1344,13 +1344,27 @@
           <w:lang w:val="en-US"/>
         </w:rPr>
       </w:pPr>
-      <w:hyperlink w:anchor="_Toc204159007" w:history="1">
+      <w:hyperlink w:anchor="_Toc204584936" w:history="1">
         <w:r>
           <w:rPr>
             <w:rStyle w:val="af4"/>
             <w:noProof/>
           </w:rPr>
-          <w:t>2.4 Назначение выходных реле устройств ЮНИТ-М300</w:t>
+          <w:t>2.4 Назначение выходных реле у</w:t>
+        </w:r>
+        <w:r>
+          <w:rPr>
+            <w:rStyle w:val="af4"/>
+            <w:noProof/>
+          </w:rPr>
+          <w:t>с</w:t>
+        </w:r>
+        <w:r>
+          <w:rPr>
+            <w:rStyle w:val="af4"/>
+            <w:noProof/>
+          </w:rPr>
+          <w:t>тройств ЮНИТ-М300</w:t>
         </w:r>
         <w:r>
           <w:rPr>
@@ -1371,7 +1385,7 @@
             <w:noProof/>
             <w:webHidden/>
           </w:rPr>
-          <w:instrText xml:space="preserve"> PAGEREF _Toc204159007 \h </w:instrText>
+          <w:instrText xml:space="preserve"> PAGEREF _Toc204584936 \h </w:instrText>
         </w:r>
         <w:r>
           <w:rPr>
@@ -1452,7 +1466,7 @@
         <w:lastRenderedPageBreak/>
         <w:tab/>
       </w:r>
-      <w:bookmarkStart w:id="0" w:name="_Toc204158995"/>
+      <w:bookmarkStart w:id="0" w:name="_Toc204584924"/>
       <w:r>
         <w:t>ОБЩИЕ СВЕДЕНИЯ</w:t>
       </w:r>
@@ -1462,7 +1476,7 @@
       <w:pPr>
         <w:pStyle w:val="2"/>
       </w:pPr>
-      <w:bookmarkStart w:id="1" w:name="_Toc204158996"/>
+      <w:bookmarkStart w:id="1" w:name="_Toc204584925"/>
       <w:r>
         <w:t>Цель проведения испытаний</w:t>
       </w:r>
@@ -1498,7 +1512,7 @@
       <w:pPr>
         <w:pStyle w:val="2"/>
       </w:pPr>
-      <w:bookmarkStart w:id="2" w:name="_Toc204158997"/>
+      <w:bookmarkStart w:id="2" w:name="_Toc204584926"/>
       <w:r>
         <w:t>Место</w:t>
       </w:r>
@@ -1656,7 +1670,7 @@
       <w:pPr>
         <w:pStyle w:val="2"/>
       </w:pPr>
-      <w:bookmarkStart w:id="3" w:name="_Toc204158998"/>
+      <w:bookmarkStart w:id="3" w:name="_Toc204584927"/>
       <w:r>
         <w:t>Информация об объекте испытаний</w:t>
       </w:r>
@@ -2029,7 +2043,7 @@
       <w:pPr>
         <w:pStyle w:val="2"/>
       </w:pPr>
-      <w:bookmarkStart w:id="4" w:name="_Toc204158999"/>
+      <w:bookmarkStart w:id="4" w:name="_Toc204584928"/>
       <w:r>
         <w:t>Период проведения испытаний</w:t>
       </w:r>
@@ -2053,7 +2067,7 @@
       <w:pPr>
         <w:pStyle w:val="2"/>
       </w:pPr>
-      <w:bookmarkStart w:id="5" w:name="_Toc204159000"/>
+      <w:bookmarkStart w:id="5" w:name="_Toc204584929"/>
       <w:r>
         <w:t>Условия проведения испытаний и измерений</w:t>
       </w:r>
@@ -2071,7 +2085,7 @@
       <w:pPr>
         <w:pStyle w:val="2"/>
       </w:pPr>
-      <w:bookmarkStart w:id="6" w:name="_Toc204159001"/>
+      <w:bookmarkStart w:id="6" w:name="_Toc204584930"/>
       <w:r>
         <w:t>Нормативная документация</w:t>
       </w:r>
@@ -2119,7 +2133,7 @@
       <w:pPr>
         <w:pStyle w:val="2"/>
       </w:pPr>
-      <w:bookmarkStart w:id="7" w:name="_Toc204159002"/>
+      <w:bookmarkStart w:id="7" w:name="_Toc204584931"/>
       <w:r>
         <w:t>Перечень используемых средств измерений (СИ), испытательного оборудования (ИО) и вспомогательного оборудования (ВО)</w:t>
       </w:r>
@@ -3525,7 +3539,7 @@
       <w:pPr>
         <w:pStyle w:val="1"/>
       </w:pPr>
-      <w:bookmarkStart w:id="8" w:name="_Toc204159003"/>
+      <w:bookmarkStart w:id="8" w:name="_Toc204584932"/>
       <w:r>
         <w:lastRenderedPageBreak/>
         <w:t>ПРОГРАММА ПРОВЕДЕНИЯ ИСПЫТАНИЙ</w:t>
@@ -3536,7 +3550,7 @@
       <w:pPr>
         <w:pStyle w:val="2"/>
       </w:pPr>
-      <w:bookmarkStart w:id="9" w:name="_Toc204159004"/>
+      <w:bookmarkStart w:id="9" w:name="_Toc204584933"/>
       <w:r>
         <w:t>Цель испытаний</w:t>
       </w:r>
@@ -3547,12 +3561,7 @@
         <w:pStyle w:val="3"/>
       </w:pPr>
       <w:r>
-        <w:t xml:space="preserve">  Оценка корректности реализ</w:t>
-      </w:r>
-      <w:bookmarkStart w:id="10" w:name="_GoBack"/>
-      <w:bookmarkEnd w:id="10"/>
-      <w:r>
-        <w:t>ации логических взаимосвязей между функциональными блоками (</w:t>
+        <w:t xml:space="preserve">  Оценка корректности реализации логических взаимосвязей между функциональными блоками (</w:t>
       </w:r>
       <w:r>
         <w:t>ДЗТ</w:t>
@@ -3600,7 +3609,7 @@
       <w:pPr>
         <w:pStyle w:val="2"/>
       </w:pPr>
-      <w:bookmarkStart w:id="11" w:name="_Toc204159005"/>
+      <w:bookmarkStart w:id="10" w:name="_Toc204584934"/>
       <w:r>
         <w:t>Подключение испытатель</w:t>
       </w:r>
@@ -3610,7 +3619,7 @@
       <w:r>
         <w:t xml:space="preserve"> устройству</w:t>
       </w:r>
-      <w:bookmarkEnd w:id="11"/>
+      <w:bookmarkEnd w:id="10"/>
     </w:p>
     <w:p>
       <w:pPr>
@@ -3711,10 +3720,10 @@
             <v:path o:extrusionok="f" gradientshapeok="t" o:connecttype="rect"/>
             <o:lock v:ext="edit" aspectratio="t"/>
           </v:shapetype>
-          <v:shape id="_x0000_i1025" type="#_x0000_t75" style="width:394pt;height:297pt" o:ole="">
+          <v:shape id="_x0000_i1025" type="#_x0000_t75" style="width:393.85pt;height:297.15pt" o:ole="">
             <v:imagedata r:id="rId10" o:title=""/>
           </v:shape>
-          <o:OLEObject Type="Embed" ProgID="Acrobat.Document.DC" ShapeID="_x0000_i1025" DrawAspect="Content" ObjectID="_1814787916" r:id="rId11"/>
+          <o:OLEObject Type="Embed" ProgID="Acrobat.Document.DC" ShapeID="_x0000_i1025" DrawAspect="Content" ObjectID="_1815197693" r:id="rId11"/>
         </w:object>
       </w:r>
     </w:p>
@@ -3722,7 +3731,7 @@
       <w:pPr>
         <w:pStyle w:val="a1"/>
       </w:pPr>
-      <w:bookmarkStart w:id="12" w:name="_Ref198628607"/>
+      <w:bookmarkStart w:id="11" w:name="_Ref198628607"/>
       <w:r>
         <w:t xml:space="preserve">Схема подключения </w:t>
       </w:r>
@@ -3747,7 +3756,7 @@
       <w:r>
         <w:t>устройства</w:t>
       </w:r>
-      <w:bookmarkEnd w:id="12"/>
+      <w:bookmarkEnd w:id="11"/>
     </w:p>
     <w:p>
       <w:pPr>
@@ -3758,10 +3767,10 @@
       </w:pPr>
       <w:r>
         <w:object w:dxaOrig="14400" w:dyaOrig="18285">
-          <v:shape id="_x0000_i1026" type="#_x0000_t75" style="width:395.5pt;height:502pt" o:ole="">
+          <v:shape id="_x0000_i1026" type="#_x0000_t75" style="width:395.45pt;height:501.85pt" o:ole="">
             <v:imagedata r:id="rId12" o:title=""/>
           </v:shape>
-          <o:OLEObject Type="Embed" ProgID="Acrobat.Document.DC" ShapeID="_x0000_i1026" DrawAspect="Content" ObjectID="_1814787917" r:id="rId13"/>
+          <o:OLEObject Type="Embed" ProgID="Acrobat.Document.DC" ShapeID="_x0000_i1026" DrawAspect="Content" ObjectID="_1815197694" r:id="rId13"/>
         </w:object>
       </w:r>
     </w:p>
@@ -3806,10 +3815,10 @@
       </w:pPr>
       <w:r>
         <w:object w:dxaOrig="14235" w:dyaOrig="16485">
-          <v:shape id="_x0000_i1027" type="#_x0000_t75" style="width:396.5pt;height:459pt" o:ole="">
+          <v:shape id="_x0000_i1027" type="#_x0000_t75" style="width:396.55pt;height:458.85pt" o:ole="">
             <v:imagedata r:id="rId14" o:title=""/>
           </v:shape>
-          <o:OLEObject Type="Embed" ProgID="Acrobat.Document.DC" ShapeID="_x0000_i1027" DrawAspect="Content" ObjectID="_1814787918" r:id="rId15"/>
+          <o:OLEObject Type="Embed" ProgID="Acrobat.Document.DC" ShapeID="_x0000_i1027" DrawAspect="Content" ObjectID="_1815197695" r:id="rId15"/>
         </w:object>
       </w:r>
     </w:p>
@@ -3817,7 +3826,7 @@
       <w:pPr>
         <w:pStyle w:val="a1"/>
       </w:pPr>
-      <w:bookmarkStart w:id="13" w:name="_Ref198628610"/>
+      <w:bookmarkStart w:id="12" w:name="_Ref198628610"/>
       <w:r>
         <w:t xml:space="preserve">Схема подключения </w:t>
       </w:r>
@@ -3854,20 +3863,20 @@
       <w:r>
         <w:t>устройства</w:t>
       </w:r>
-      <w:bookmarkEnd w:id="13"/>
+      <w:bookmarkEnd w:id="12"/>
     </w:p>
     <w:p>
       <w:pPr>
         <w:pStyle w:val="2"/>
       </w:pPr>
-      <w:bookmarkStart w:id="14" w:name="_Toc204159006"/>
+      <w:bookmarkStart w:id="13" w:name="_Toc204584935"/>
       <w:r>
         <w:t>Назначение дискрет</w:t>
       </w:r>
       <w:r>
         <w:t>ных входов устройства ЮНИТ-М300</w:t>
       </w:r>
-      <w:bookmarkEnd w:id="14"/>
+      <w:bookmarkEnd w:id="13"/>
       <w:r>
         <w:t xml:space="preserve">  </w:t>
       </w:r>
@@ -3947,7 +3956,7 @@
       <w:pPr>
         <w:pStyle w:val="a"/>
       </w:pPr>
-      <w:bookmarkStart w:id="15" w:name="_Ref198628725"/>
+      <w:bookmarkStart w:id="14" w:name="_Ref198628725"/>
       <w:r>
         <w:t>Назначение дискретных входов</w:t>
       </w:r>
@@ -3956,6 +3965,889 @@
       </w:r>
       <w:r>
         <w:t>ЮНИТ-М300 для проверки Д2Г, Д5Г</w:t>
+      </w:r>
+      <w:bookmarkEnd w:id="14"/>
+    </w:p>
+    <w:tbl>
+      <w:tblPr>
+        <w:tblStyle w:val="21"/>
+        <w:tblW w:w="0" w:type="auto"/>
+        <w:tblLook w:val="04A0" w:firstRow="1" w:lastRow="0" w:firstColumn="1" w:lastColumn="0" w:noHBand="0" w:noVBand="1"/>
+      </w:tblPr>
+      <w:tblGrid>
+        <w:gridCol w:w="2482"/>
+        <w:gridCol w:w="2062"/>
+        <w:gridCol w:w="5061"/>
+      </w:tblGrid>
+      <w:tr>
+        <w:trPr>
+          <w:cnfStyle w:val="100000000000" w:firstRow="1" w:lastRow="0" w:firstColumn="0" w:lastColumn="0" w:oddVBand="0" w:evenVBand="0" w:oddHBand="0" w:evenHBand="0" w:firstRowFirstColumn="0" w:firstRowLastColumn="0" w:lastRowFirstColumn="0" w:lastRowLastColumn="0"/>
+        </w:trPr>
+        <w:tc>
+          <w:tcPr>
+            <w:tcW w:w="2482" w:type="dxa"/>
+          </w:tcPr>
+          <w:p>
+            <w:pPr>
+              <w:rPr>
+                <w:b w:val="0"/>
+                <w:sz w:val="22"/>
+              </w:rPr>
+            </w:pPr>
+            <w:r>
+              <w:rPr>
+                <w:b w:val="0"/>
+                <w:sz w:val="22"/>
+              </w:rPr>
+              <w:t>Клемма на устройстве ЮНИТ-М300</w:t>
+            </w:r>
+          </w:p>
+        </w:tc>
+        <w:tc>
+          <w:tcPr>
+            <w:tcW w:w="2062" w:type="dxa"/>
+          </w:tcPr>
+          <w:p>
+            <w:pPr>
+              <w:rPr>
+                <w:b w:val="0"/>
+                <w:sz w:val="22"/>
+              </w:rPr>
+            </w:pPr>
+            <w:r>
+              <w:rPr>
+                <w:b w:val="0"/>
+                <w:sz w:val="22"/>
+              </w:rPr>
+              <w:t xml:space="preserve">Номер ДВ </w:t>
+            </w:r>
+          </w:p>
+        </w:tc>
+        <w:tc>
+          <w:tcPr>
+            <w:tcW w:w="5061" w:type="dxa"/>
+          </w:tcPr>
+          <w:p>
+            <w:pPr>
+              <w:rPr>
+                <w:b w:val="0"/>
+                <w:sz w:val="22"/>
+              </w:rPr>
+            </w:pPr>
+            <w:r>
+              <w:rPr>
+                <w:b w:val="0"/>
+                <w:sz w:val="22"/>
+              </w:rPr>
+              <w:t>Наименование сигнала на ФСУ</w:t>
+            </w:r>
+          </w:p>
+        </w:tc>
+      </w:tr>
+      <w:tr>
+        <w:tc>
+          <w:tcPr>
+            <w:tcW w:w="2482" w:type="dxa"/>
+          </w:tcPr>
+          <w:p>
+            <w:pPr>
+              <w:pStyle w:val="af0"/>
+            </w:pPr>
+            <w:r>
+              <w:t>М3.</w:t>
+            </w:r>
+            <w:r>
+              <w:rPr>
+                <w:lang w:val="en-US"/>
+              </w:rPr>
+              <w:t>XB</w:t>
+            </w:r>
+            <w:r>
+              <w:t>:1</w:t>
+            </w:r>
+          </w:p>
+        </w:tc>
+        <w:tc>
+          <w:tcPr>
+            <w:tcW w:w="2062" w:type="dxa"/>
+          </w:tcPr>
+          <w:p>
+            <w:pPr>
+              <w:pStyle w:val="af0"/>
+            </w:pPr>
+            <w:r>
+              <w:t>М3.</w:t>
+            </w:r>
+            <w:r>
+              <w:t>1</w:t>
+            </w:r>
+          </w:p>
+        </w:tc>
+        <w:tc>
+          <w:tcPr>
+            <w:tcW w:w="5061" w:type="dxa"/>
+          </w:tcPr>
+          <w:p>
+            <w:pPr>
+              <w:pStyle w:val="af0"/>
+              <w:jc w:val="left"/>
+            </w:pPr>
+            <w:r>
+              <w:t>ОВ ДЗТ</w:t>
+            </w:r>
+          </w:p>
+        </w:tc>
+      </w:tr>
+      <w:tr>
+        <w:tc>
+          <w:tcPr>
+            <w:tcW w:w="2482" w:type="dxa"/>
+          </w:tcPr>
+          <w:p>
+            <w:pPr>
+              <w:pStyle w:val="af0"/>
+            </w:pPr>
+            <w:r>
+              <w:t>М3.</w:t>
+            </w:r>
+            <w:r>
+              <w:rPr>
+                <w:lang w:val="en-US"/>
+              </w:rPr>
+              <w:t>XB</w:t>
+            </w:r>
+            <w:r>
+              <w:t>:</w:t>
+            </w:r>
+            <w:r>
+              <w:t>2</w:t>
+            </w:r>
+          </w:p>
+        </w:tc>
+        <w:tc>
+          <w:tcPr>
+            <w:tcW w:w="2062" w:type="dxa"/>
+          </w:tcPr>
+          <w:p>
+            <w:pPr>
+              <w:pStyle w:val="af0"/>
+            </w:pPr>
+            <w:r>
+              <w:t>М3.</w:t>
+            </w:r>
+            <w:r>
+              <w:t>2</w:t>
+            </w:r>
+          </w:p>
+        </w:tc>
+        <w:tc>
+          <w:tcPr>
+            <w:tcW w:w="5061" w:type="dxa"/>
+          </w:tcPr>
+          <w:p>
+            <w:pPr>
+              <w:pStyle w:val="af0"/>
+              <w:jc w:val="left"/>
+            </w:pPr>
+            <w:r>
+              <w:t>Резерв</w:t>
+            </w:r>
+          </w:p>
+        </w:tc>
+      </w:tr>
+      <w:tr>
+        <w:tc>
+          <w:tcPr>
+            <w:tcW w:w="2482" w:type="dxa"/>
+          </w:tcPr>
+          <w:p>
+            <w:pPr>
+              <w:pStyle w:val="af0"/>
+            </w:pPr>
+            <w:r>
+              <w:t>М3.</w:t>
+            </w:r>
+            <w:r>
+              <w:rPr>
+                <w:lang w:val="en-US"/>
+              </w:rPr>
+              <w:t>XB:</w:t>
+            </w:r>
+            <w:r>
+              <w:t>3</w:t>
+            </w:r>
+          </w:p>
+        </w:tc>
+        <w:tc>
+          <w:tcPr>
+            <w:tcW w:w="2062" w:type="dxa"/>
+          </w:tcPr>
+          <w:p>
+            <w:pPr>
+              <w:pStyle w:val="af0"/>
+              <w:rPr>
+                <w:lang w:val="en-US"/>
+              </w:rPr>
+            </w:pPr>
+            <w:r>
+              <w:t>М3.</w:t>
+            </w:r>
+            <w:r>
+              <w:rPr>
+                <w:lang w:val="en-US"/>
+              </w:rPr>
+              <w:t>3</w:t>
+            </w:r>
+          </w:p>
+        </w:tc>
+        <w:tc>
+          <w:tcPr>
+            <w:tcW w:w="5061" w:type="dxa"/>
+          </w:tcPr>
+          <w:p>
+            <w:pPr>
+              <w:pStyle w:val="af0"/>
+              <w:jc w:val="left"/>
+            </w:pPr>
+            <w:r>
+              <w:t>Резерв</w:t>
+            </w:r>
+          </w:p>
+        </w:tc>
+      </w:tr>
+      <w:tr>
+        <w:tc>
+          <w:tcPr>
+            <w:tcW w:w="2482" w:type="dxa"/>
+          </w:tcPr>
+          <w:p>
+            <w:pPr>
+              <w:pStyle w:val="af0"/>
+            </w:pPr>
+            <w:r>
+              <w:t>М3</w:t>
+            </w:r>
+            <w:r>
+              <w:rPr>
+                <w:lang w:val="en-US"/>
+              </w:rPr>
+              <w:t>.XB:</w:t>
+            </w:r>
+            <w:r>
+              <w:t>4</w:t>
+            </w:r>
+          </w:p>
+        </w:tc>
+        <w:tc>
+          <w:tcPr>
+            <w:tcW w:w="2062" w:type="dxa"/>
+          </w:tcPr>
+          <w:p>
+            <w:pPr>
+              <w:pStyle w:val="af0"/>
+              <w:rPr>
+                <w:lang w:val="en-US"/>
+              </w:rPr>
+            </w:pPr>
+            <w:r>
+              <w:t>М3</w:t>
+            </w:r>
+            <w:r>
+              <w:rPr>
+                <w:lang w:val="en-US"/>
+              </w:rPr>
+              <w:t>.4</w:t>
+            </w:r>
+          </w:p>
+        </w:tc>
+        <w:tc>
+          <w:tcPr>
+            <w:tcW w:w="5061" w:type="dxa"/>
+          </w:tcPr>
+          <w:p>
+            <w:pPr>
+              <w:pStyle w:val="af0"/>
+              <w:jc w:val="left"/>
+            </w:pPr>
+            <w:r>
+              <w:t>Резерв</w:t>
+            </w:r>
+          </w:p>
+        </w:tc>
+      </w:tr>
+      <w:tr>
+        <w:tc>
+          <w:tcPr>
+            <w:tcW w:w="2482" w:type="dxa"/>
+          </w:tcPr>
+          <w:p>
+            <w:pPr>
+              <w:pStyle w:val="af0"/>
+            </w:pPr>
+            <w:r>
+              <w:t>М3</w:t>
+            </w:r>
+            <w:r>
+              <w:rPr>
+                <w:lang w:val="en-US"/>
+              </w:rPr>
+              <w:t>.XB:</w:t>
+            </w:r>
+            <w:r>
+              <w:t>5</w:t>
+            </w:r>
+          </w:p>
+        </w:tc>
+        <w:tc>
+          <w:tcPr>
+            <w:tcW w:w="2062" w:type="dxa"/>
+          </w:tcPr>
+          <w:p>
+            <w:pPr>
+              <w:pStyle w:val="af0"/>
+              <w:rPr>
+                <w:lang w:val="en-US"/>
+              </w:rPr>
+            </w:pPr>
+            <w:r>
+              <w:t>М3</w:t>
+            </w:r>
+            <w:r>
+              <w:rPr>
+                <w:lang w:val="en-US"/>
+              </w:rPr>
+              <w:t>.5</w:t>
+            </w:r>
+          </w:p>
+        </w:tc>
+        <w:tc>
+          <w:tcPr>
+            <w:tcW w:w="5061" w:type="dxa"/>
+          </w:tcPr>
+          <w:p>
+            <w:pPr>
+              <w:pStyle w:val="af0"/>
+              <w:jc w:val="left"/>
+            </w:pPr>
+            <w:r>
+              <w:t>Резерв</w:t>
+            </w:r>
+          </w:p>
+        </w:tc>
+      </w:tr>
+      <w:tr>
+        <w:tc>
+          <w:tcPr>
+            <w:tcW w:w="2482" w:type="dxa"/>
+          </w:tcPr>
+          <w:p>
+            <w:pPr>
+              <w:pStyle w:val="af0"/>
+              <w:rPr>
+                <w:lang w:val="en-US"/>
+              </w:rPr>
+            </w:pPr>
+            <w:r>
+              <w:t>М</w:t>
+            </w:r>
+            <w:r>
+              <w:rPr>
+                <w:lang w:val="en-US"/>
+              </w:rPr>
+              <w:t>3.XB:6</w:t>
+            </w:r>
+          </w:p>
+        </w:tc>
+        <w:tc>
+          <w:tcPr>
+            <w:tcW w:w="2062" w:type="dxa"/>
+          </w:tcPr>
+          <w:p>
+            <w:pPr>
+              <w:pStyle w:val="af0"/>
+              <w:rPr>
+                <w:lang w:val="en-US"/>
+              </w:rPr>
+            </w:pPr>
+            <w:r>
+              <w:t>М</w:t>
+            </w:r>
+            <w:r>
+              <w:rPr>
+                <w:lang w:val="en-US"/>
+              </w:rPr>
+              <w:t>3.6</w:t>
+            </w:r>
+          </w:p>
+        </w:tc>
+        <w:tc>
+          <w:tcPr>
+            <w:tcW w:w="5061" w:type="dxa"/>
+          </w:tcPr>
+          <w:p>
+            <w:pPr>
+              <w:pStyle w:val="af0"/>
+              <w:jc w:val="left"/>
+            </w:pPr>
+            <w:r>
+              <w:t>Резерв</w:t>
+            </w:r>
+          </w:p>
+        </w:tc>
+      </w:tr>
+      <w:tr>
+        <w:tc>
+          <w:tcPr>
+            <w:tcW w:w="2482" w:type="dxa"/>
+          </w:tcPr>
+          <w:p>
+            <w:pPr>
+              <w:pStyle w:val="af0"/>
+              <w:rPr>
+                <w:lang w:val="en-US"/>
+              </w:rPr>
+            </w:pPr>
+            <w:r>
+              <w:lastRenderedPageBreak/>
+              <w:t>М</w:t>
+            </w:r>
+            <w:r>
+              <w:rPr>
+                <w:lang w:val="en-US"/>
+              </w:rPr>
+              <w:t>3.XB:7</w:t>
+            </w:r>
+          </w:p>
+        </w:tc>
+        <w:tc>
+          <w:tcPr>
+            <w:tcW w:w="2062" w:type="dxa"/>
+          </w:tcPr>
+          <w:p>
+            <w:pPr>
+              <w:pStyle w:val="af0"/>
+              <w:rPr>
+                <w:lang w:val="en-US"/>
+              </w:rPr>
+            </w:pPr>
+            <w:r>
+              <w:t>М</w:t>
+            </w:r>
+            <w:r>
+              <w:rPr>
+                <w:lang w:val="en-US"/>
+              </w:rPr>
+              <w:t>3.7</w:t>
+            </w:r>
+          </w:p>
+        </w:tc>
+        <w:tc>
+          <w:tcPr>
+            <w:tcW w:w="5061" w:type="dxa"/>
+          </w:tcPr>
+          <w:p>
+            <w:pPr>
+              <w:pStyle w:val="af0"/>
+              <w:jc w:val="left"/>
+            </w:pPr>
+            <w:r>
+              <w:t>Резерв</w:t>
+            </w:r>
+          </w:p>
+        </w:tc>
+      </w:tr>
+      <w:tr>
+        <w:tc>
+          <w:tcPr>
+            <w:tcW w:w="2482" w:type="dxa"/>
+          </w:tcPr>
+          <w:p>
+            <w:pPr>
+              <w:pStyle w:val="af0"/>
+              <w:rPr>
+                <w:lang w:val="en-US"/>
+              </w:rPr>
+            </w:pPr>
+            <w:r>
+              <w:t>М</w:t>
+            </w:r>
+            <w:r>
+              <w:rPr>
+                <w:lang w:val="en-US"/>
+              </w:rPr>
+              <w:t>3.XB:9</w:t>
+            </w:r>
+          </w:p>
+        </w:tc>
+        <w:tc>
+          <w:tcPr>
+            <w:tcW w:w="2062" w:type="dxa"/>
+          </w:tcPr>
+          <w:p>
+            <w:pPr>
+              <w:pStyle w:val="af0"/>
+              <w:rPr>
+                <w:lang w:val="en-US"/>
+              </w:rPr>
+            </w:pPr>
+            <w:r>
+              <w:t>М</w:t>
+            </w:r>
+            <w:r>
+              <w:rPr>
+                <w:lang w:val="en-US"/>
+              </w:rPr>
+              <w:t>3.8</w:t>
+            </w:r>
+          </w:p>
+        </w:tc>
+        <w:tc>
+          <w:tcPr>
+            <w:tcW w:w="5061" w:type="dxa"/>
+          </w:tcPr>
+          <w:p>
+            <w:pPr>
+              <w:pStyle w:val="af0"/>
+              <w:jc w:val="left"/>
+            </w:pPr>
+            <w:r>
+              <w:t>Резерв</w:t>
+            </w:r>
+          </w:p>
+        </w:tc>
+      </w:tr>
+      <w:tr>
+        <w:tc>
+          <w:tcPr>
+            <w:tcW w:w="2482" w:type="dxa"/>
+          </w:tcPr>
+          <w:p>
+            <w:pPr>
+              <w:pStyle w:val="af0"/>
+              <w:rPr>
+                <w:lang w:val="en-US"/>
+              </w:rPr>
+            </w:pPr>
+            <w:r>
+              <w:t>М</w:t>
+            </w:r>
+            <w:r>
+              <w:rPr>
+                <w:lang w:val="en-US"/>
+              </w:rPr>
+              <w:t>3.XB:10</w:t>
+            </w:r>
+          </w:p>
+        </w:tc>
+        <w:tc>
+          <w:tcPr>
+            <w:tcW w:w="2062" w:type="dxa"/>
+          </w:tcPr>
+          <w:p>
+            <w:pPr>
+              <w:pStyle w:val="af0"/>
+              <w:rPr>
+                <w:lang w:val="en-US"/>
+              </w:rPr>
+            </w:pPr>
+            <w:r>
+              <w:t>М</w:t>
+            </w:r>
+            <w:r>
+              <w:rPr>
+                <w:lang w:val="en-US"/>
+              </w:rPr>
+              <w:t>3.9</w:t>
+            </w:r>
+          </w:p>
+        </w:tc>
+        <w:tc>
+          <w:tcPr>
+            <w:tcW w:w="5061" w:type="dxa"/>
+          </w:tcPr>
+          <w:p>
+            <w:pPr>
+              <w:pStyle w:val="af0"/>
+              <w:jc w:val="left"/>
+            </w:pPr>
+            <w:r>
+              <w:t>Резерв</w:t>
+            </w:r>
+          </w:p>
+        </w:tc>
+      </w:tr>
+      <w:tr>
+        <w:tc>
+          <w:tcPr>
+            <w:tcW w:w="2482" w:type="dxa"/>
+          </w:tcPr>
+          <w:p>
+            <w:pPr>
+              <w:pStyle w:val="af0"/>
+            </w:pPr>
+            <w:r>
+              <w:t>М</w:t>
+            </w:r>
+            <w:r>
+              <w:rPr>
+                <w:lang w:val="en-US"/>
+              </w:rPr>
+              <w:t>3.XB:</w:t>
+            </w:r>
+            <w:r>
+              <w:t>11</w:t>
+            </w:r>
+          </w:p>
+        </w:tc>
+        <w:tc>
+          <w:tcPr>
+            <w:tcW w:w="2062" w:type="dxa"/>
+          </w:tcPr>
+          <w:p>
+            <w:pPr>
+              <w:pStyle w:val="af0"/>
+            </w:pPr>
+            <w:r>
+              <w:t>М3.10</w:t>
+            </w:r>
+          </w:p>
+        </w:tc>
+        <w:tc>
+          <w:tcPr>
+            <w:tcW w:w="5061" w:type="dxa"/>
+          </w:tcPr>
+          <w:p>
+            <w:pPr>
+              <w:pStyle w:val="af0"/>
+              <w:jc w:val="left"/>
+            </w:pPr>
+            <w:r>
+              <w:t>Резерв</w:t>
+            </w:r>
+          </w:p>
+        </w:tc>
+      </w:tr>
+      <w:tr>
+        <w:tc>
+          <w:tcPr>
+            <w:tcW w:w="2482" w:type="dxa"/>
+          </w:tcPr>
+          <w:p>
+            <w:pPr>
+              <w:pStyle w:val="af0"/>
+            </w:pPr>
+            <w:r>
+              <w:t>М3.</w:t>
+            </w:r>
+            <w:r>
+              <w:rPr>
+                <w:lang w:val="en-US"/>
+              </w:rPr>
+              <w:t>XB:</w:t>
+            </w:r>
+            <w:r>
+              <w:t>12</w:t>
+            </w:r>
+          </w:p>
+        </w:tc>
+        <w:tc>
+          <w:tcPr>
+            <w:tcW w:w="2062" w:type="dxa"/>
+          </w:tcPr>
+          <w:p>
+            <w:pPr>
+              <w:pStyle w:val="af0"/>
+            </w:pPr>
+            <w:r>
+              <w:t>М3.11</w:t>
+            </w:r>
+          </w:p>
+        </w:tc>
+        <w:tc>
+          <w:tcPr>
+            <w:tcW w:w="5061" w:type="dxa"/>
+          </w:tcPr>
+          <w:p>
+            <w:pPr>
+              <w:pStyle w:val="af0"/>
+              <w:jc w:val="left"/>
+            </w:pPr>
+            <w:r>
+              <w:t>Резерв</w:t>
+            </w:r>
+          </w:p>
+        </w:tc>
+      </w:tr>
+      <w:tr>
+        <w:tc>
+          <w:tcPr>
+            <w:tcW w:w="2482" w:type="dxa"/>
+          </w:tcPr>
+          <w:p>
+            <w:pPr>
+              <w:pStyle w:val="af0"/>
+            </w:pPr>
+            <w:r>
+              <w:t>М3.</w:t>
+            </w:r>
+            <w:r>
+              <w:rPr>
+                <w:lang w:val="en-US"/>
+              </w:rPr>
+              <w:t>XB:</w:t>
+            </w:r>
+            <w:r>
+              <w:t>13</w:t>
+            </w:r>
+          </w:p>
+        </w:tc>
+        <w:tc>
+          <w:tcPr>
+            <w:tcW w:w="2062" w:type="dxa"/>
+          </w:tcPr>
+          <w:p>
+            <w:pPr>
+              <w:pStyle w:val="af0"/>
+            </w:pPr>
+            <w:r>
+              <w:t>М3.12</w:t>
+            </w:r>
+          </w:p>
+        </w:tc>
+        <w:tc>
+          <w:tcPr>
+            <w:tcW w:w="5061" w:type="dxa"/>
+          </w:tcPr>
+          <w:p>
+            <w:pPr>
+              <w:pStyle w:val="af0"/>
+              <w:jc w:val="left"/>
+            </w:pPr>
+            <w:r>
+              <w:t>Резерв</w:t>
+            </w:r>
+          </w:p>
+        </w:tc>
+      </w:tr>
+      <w:tr>
+        <w:tc>
+          <w:tcPr>
+            <w:tcW w:w="2482" w:type="dxa"/>
+          </w:tcPr>
+          <w:p>
+            <w:pPr>
+              <w:pStyle w:val="af0"/>
+            </w:pPr>
+            <w:r>
+              <w:t>М3.</w:t>
+            </w:r>
+            <w:r>
+              <w:rPr>
+                <w:lang w:val="en-US"/>
+              </w:rPr>
+              <w:t>XB</w:t>
+            </w:r>
+            <w:r>
+              <w:t>:14</w:t>
+            </w:r>
+          </w:p>
+        </w:tc>
+        <w:tc>
+          <w:tcPr>
+            <w:tcW w:w="2062" w:type="dxa"/>
+          </w:tcPr>
+          <w:p>
+            <w:pPr>
+              <w:pStyle w:val="af0"/>
+            </w:pPr>
+            <w:r>
+              <w:t>М3.13</w:t>
+            </w:r>
+          </w:p>
+        </w:tc>
+        <w:tc>
+          <w:tcPr>
+            <w:tcW w:w="5061" w:type="dxa"/>
+          </w:tcPr>
+          <w:p>
+            <w:pPr>
+              <w:pStyle w:val="af0"/>
+              <w:jc w:val="left"/>
+            </w:pPr>
+            <w:r>
+              <w:t>Резерв</w:t>
+            </w:r>
+          </w:p>
+        </w:tc>
+      </w:tr>
+      <w:tr>
+        <w:tc>
+          <w:tcPr>
+            <w:tcW w:w="2482" w:type="dxa"/>
+          </w:tcPr>
+          <w:p>
+            <w:pPr>
+              <w:pStyle w:val="af0"/>
+            </w:pPr>
+            <w:r>
+              <w:t>М3.</w:t>
+            </w:r>
+            <w:r>
+              <w:rPr>
+                <w:lang w:val="en-US"/>
+              </w:rPr>
+              <w:t>XB</w:t>
+            </w:r>
+            <w:r>
+              <w:t>:15</w:t>
+            </w:r>
+          </w:p>
+        </w:tc>
+        <w:tc>
+          <w:tcPr>
+            <w:tcW w:w="2062" w:type="dxa"/>
+          </w:tcPr>
+          <w:p>
+            <w:pPr>
+              <w:pStyle w:val="af0"/>
+            </w:pPr>
+            <w:r>
+              <w:t>М3.14</w:t>
+            </w:r>
+          </w:p>
+        </w:tc>
+        <w:tc>
+          <w:tcPr>
+            <w:tcW w:w="5061" w:type="dxa"/>
+          </w:tcPr>
+          <w:p>
+            <w:pPr>
+              <w:pStyle w:val="af0"/>
+              <w:jc w:val="left"/>
+            </w:pPr>
+            <w:r>
+              <w:t>Резерв</w:t>
+            </w:r>
+          </w:p>
+        </w:tc>
+      </w:tr>
+    </w:tbl>
+    <w:p>
+      <w:pPr>
+        <w:pStyle w:val="a"/>
+      </w:pPr>
+      <w:bookmarkStart w:id="15" w:name="_Ref198632703"/>
+      <w:r>
+        <w:t>Назначение дискретных входов</w:t>
+      </w:r>
+      <w:r>
+        <w:t xml:space="preserve"> </w:t>
+      </w:r>
+      <w:r>
+        <w:t xml:space="preserve">ЮНИТ-М300 для проверки </w:t>
+      </w:r>
+      <w:r>
+        <w:t>КЦТст1</w:t>
       </w:r>
       <w:bookmarkEnd w:id="15"/>
     </w:p>
@@ -4084,7 +4976,7 @@
               <w:jc w:val="left"/>
             </w:pPr>
             <w:r>
-              <w:t>ОВ ДЗТ</w:t>
+              <w:t>Вывод терминала</w:t>
             </w:r>
           </w:p>
         </w:tc>
@@ -4141,6 +5033,126 @@
               <w:jc w:val="left"/>
             </w:pPr>
             <w:r>
+              <w:t>ОВ КЦТ</w:t>
+            </w:r>
+          </w:p>
+        </w:tc>
+      </w:tr>
+      <w:tr>
+        <w:tc>
+          <w:tcPr>
+            <w:tcW w:w="2482" w:type="dxa"/>
+          </w:tcPr>
+          <w:p>
+            <w:pPr>
+              <w:pStyle w:val="af0"/>
+            </w:pPr>
+            <w:r>
+              <w:t>М3.</w:t>
+            </w:r>
+            <w:r>
+              <w:rPr>
+                <w:lang w:val="en-US"/>
+              </w:rPr>
+              <w:t>XB:</w:t>
+            </w:r>
+            <w:r>
+              <w:t>3</w:t>
+            </w:r>
+          </w:p>
+        </w:tc>
+        <w:tc>
+          <w:tcPr>
+            <w:tcW w:w="2062" w:type="dxa"/>
+          </w:tcPr>
+          <w:p>
+            <w:pPr>
+              <w:pStyle w:val="af0"/>
+              <w:rPr>
+                <w:lang w:val="en-US"/>
+              </w:rPr>
+            </w:pPr>
+            <w:r>
+              <w:t>М3.</w:t>
+            </w:r>
+            <w:r>
+              <w:rPr>
+                <w:lang w:val="en-US"/>
+              </w:rPr>
+              <w:t>3</w:t>
+            </w:r>
+          </w:p>
+        </w:tc>
+        <w:tc>
+          <w:tcPr>
+            <w:tcW w:w="5061" w:type="dxa"/>
+          </w:tcPr>
+          <w:p>
+            <w:pPr>
+              <w:pStyle w:val="af0"/>
+              <w:jc w:val="left"/>
+            </w:pPr>
+            <w:r>
+              <w:t>ОВ КЦТст1</w:t>
+            </w:r>
+          </w:p>
+        </w:tc>
+      </w:tr>
+      <w:tr>
+        <w:tc>
+          <w:tcPr>
+            <w:tcW w:w="2482" w:type="dxa"/>
+          </w:tcPr>
+          <w:p>
+            <w:pPr>
+              <w:pStyle w:val="af0"/>
+            </w:pPr>
+            <w:r>
+              <w:t>М3</w:t>
+            </w:r>
+            <w:r>
+              <w:rPr>
+                <w:lang w:val="en-US"/>
+              </w:rPr>
+              <w:t>.XB:</w:t>
+            </w:r>
+            <w:r>
+              <w:t>4</w:t>
+            </w:r>
+          </w:p>
+        </w:tc>
+        <w:tc>
+          <w:tcPr>
+            <w:tcW w:w="2062" w:type="dxa"/>
+          </w:tcPr>
+          <w:p>
+            <w:pPr>
+              <w:pStyle w:val="af0"/>
+              <w:rPr>
+                <w:lang w:val="en-US"/>
+              </w:rPr>
+            </w:pPr>
+            <w:r>
+              <w:t>М3</w:t>
+            </w:r>
+            <w:r>
+              <w:rPr>
+                <w:lang w:val="en-US"/>
+              </w:rPr>
+              <w:t>.4</w:t>
+            </w:r>
+          </w:p>
+        </w:tc>
+        <w:tc>
+          <w:tcPr>
+            <w:tcW w:w="5061" w:type="dxa"/>
+          </w:tcPr>
+          <w:p>
+            <w:pPr>
+              <w:pStyle w:val="af0"/>
+              <w:jc w:val="left"/>
+            </w:pPr>
+            <w:r>
               <w:t>Резерв</w:t>
             </w:r>
           </w:p>
@@ -4156,16 +5168,16 @@
               <w:pStyle w:val="af0"/>
             </w:pPr>
             <w:r>
-              <w:t>М3.</w:t>
-            </w:r>
-            <w:r>
-              <w:rPr>
-                <w:lang w:val="en-US"/>
-              </w:rPr>
-              <w:t>XB:</w:t>
-            </w:r>
-            <w:r>
-              <w:t>3</w:t>
+              <w:t>М3</w:t>
+            </w:r>
+            <w:r>
+              <w:rPr>
+                <w:lang w:val="en-US"/>
+              </w:rPr>
+              <w:t>.XB:</w:t>
+            </w:r>
+            <w:r>
+              <w:t>5</w:t>
             </w:r>
           </w:p>
         </w:tc>
@@ -4181,13 +5193,13 @@
               </w:rPr>
             </w:pPr>
             <w:r>
-              <w:t>М3.</w:t>
-            </w:r>
-            <w:r>
-              <w:rPr>
-                <w:lang w:val="en-US"/>
-              </w:rPr>
-              <w:t>3</w:t>
+              <w:t>М3</w:t>
+            </w:r>
+            <w:r>
+              <w:rPr>
+                <w:lang w:val="en-US"/>
+              </w:rPr>
+              <w:t>.5</w:t>
             </w:r>
           </w:p>
         </w:tc>
@@ -4214,18 +5226,18 @@
           <w:p>
             <w:pPr>
               <w:pStyle w:val="af0"/>
-            </w:pPr>
-            <w:r>
-              <w:t>М3</w:t>
-            </w:r>
-            <w:r>
-              <w:rPr>
-                <w:lang w:val="en-US"/>
-              </w:rPr>
-              <w:t>.XB:</w:t>
-            </w:r>
-            <w:r>
-              <w:t>4</w:t>
+              <w:rPr>
+                <w:lang w:val="en-US"/>
+              </w:rPr>
+            </w:pPr>
+            <w:r>
+              <w:t>М</w:t>
+            </w:r>
+            <w:r>
+              <w:rPr>
+                <w:lang w:val="en-US"/>
+              </w:rPr>
+              <w:t>3.XB:6</w:t>
             </w:r>
           </w:p>
         </w:tc>
@@ -4241,13 +5253,13 @@
               </w:rPr>
             </w:pPr>
             <w:r>
-              <w:t>М3</w:t>
-            </w:r>
-            <w:r>
-              <w:rPr>
-                <w:lang w:val="en-US"/>
-              </w:rPr>
-              <w:t>.4</w:t>
+              <w:t>М</w:t>
+            </w:r>
+            <w:r>
+              <w:rPr>
+                <w:lang w:val="en-US"/>
+              </w:rPr>
+              <w:t>3.6</w:t>
             </w:r>
           </w:p>
         </w:tc>
@@ -4274,132 +5286,11 @@
           <w:p>
             <w:pPr>
               <w:pStyle w:val="af0"/>
-            </w:pPr>
-            <w:r>
-              <w:t>М3</w:t>
-            </w:r>
-            <w:r>
-              <w:rPr>
-                <w:lang w:val="en-US"/>
-              </w:rPr>
-              <w:t>.XB:</w:t>
-            </w:r>
-            <w:r>
-              <w:t>5</w:t>
-            </w:r>
-          </w:p>
-        </w:tc>
-        <w:tc>
-          <w:tcPr>
-            <w:tcW w:w="2062" w:type="dxa"/>
-          </w:tcPr>
-          <w:p>
-            <w:pPr>
-              <w:pStyle w:val="af0"/>
-              <w:rPr>
-                <w:lang w:val="en-US"/>
-              </w:rPr>
-            </w:pPr>
-            <w:r>
-              <w:t>М3</w:t>
-            </w:r>
-            <w:r>
-              <w:rPr>
-                <w:lang w:val="en-US"/>
-              </w:rPr>
-              <w:t>.5</w:t>
-            </w:r>
-          </w:p>
-        </w:tc>
-        <w:tc>
-          <w:tcPr>
-            <w:tcW w:w="5061" w:type="dxa"/>
-          </w:tcPr>
-          <w:p>
-            <w:pPr>
-              <w:pStyle w:val="af0"/>
-              <w:jc w:val="left"/>
-            </w:pPr>
-            <w:r>
-              <w:t>Резерв</w:t>
-            </w:r>
-          </w:p>
-        </w:tc>
-      </w:tr>
-      <w:tr>
-        <w:tc>
-          <w:tcPr>
-            <w:tcW w:w="2482" w:type="dxa"/>
-          </w:tcPr>
-          <w:p>
-            <w:pPr>
-              <w:pStyle w:val="af0"/>
-              <w:rPr>
-                <w:lang w:val="en-US"/>
-              </w:rPr>
-            </w:pPr>
-            <w:r>
-              <w:t>М</w:t>
-            </w:r>
-            <w:r>
-              <w:rPr>
-                <w:lang w:val="en-US"/>
-              </w:rPr>
-              <w:t>3.XB:6</w:t>
-            </w:r>
-          </w:p>
-        </w:tc>
-        <w:tc>
-          <w:tcPr>
-            <w:tcW w:w="2062" w:type="dxa"/>
-          </w:tcPr>
-          <w:p>
-            <w:pPr>
-              <w:pStyle w:val="af0"/>
-              <w:rPr>
-                <w:lang w:val="en-US"/>
-              </w:rPr>
-            </w:pPr>
-            <w:r>
-              <w:t>М</w:t>
-            </w:r>
-            <w:r>
-              <w:rPr>
-                <w:lang w:val="en-US"/>
-              </w:rPr>
-              <w:t>3.6</w:t>
-            </w:r>
-          </w:p>
-        </w:tc>
-        <w:tc>
-          <w:tcPr>
-            <w:tcW w:w="5061" w:type="dxa"/>
-          </w:tcPr>
-          <w:p>
-            <w:pPr>
-              <w:pStyle w:val="af0"/>
-              <w:jc w:val="left"/>
-            </w:pPr>
-            <w:r>
-              <w:t>Резерв</w:t>
-            </w:r>
-          </w:p>
-        </w:tc>
-      </w:tr>
-      <w:tr>
-        <w:tc>
-          <w:tcPr>
-            <w:tcW w:w="2482" w:type="dxa"/>
-          </w:tcPr>
-          <w:p>
-            <w:pPr>
-              <w:pStyle w:val="af0"/>
-              <w:rPr>
-                <w:lang w:val="en-US"/>
-              </w:rPr>
-            </w:pPr>
-            <w:r>
-              <w:lastRenderedPageBreak/>
+              <w:rPr>
+                <w:lang w:val="en-US"/>
+              </w:rPr>
+            </w:pPr>
+            <w:r>
               <w:t>М</w:t>
             </w:r>
             <w:r>
@@ -4827,7 +5718,7 @@
       <w:pPr>
         <w:pStyle w:val="a"/>
       </w:pPr>
-      <w:bookmarkStart w:id="16" w:name="_Ref198632703"/>
+      <w:bookmarkStart w:id="16" w:name="_Ref198632730"/>
       <w:r>
         <w:t>Назначение дискретных входов</w:t>
       </w:r>
@@ -4838,7 +5729,7 @@
         <w:t xml:space="preserve">ЮНИТ-М300 для проверки </w:t>
       </w:r>
       <w:r>
-        <w:t>КЦТст1</w:t>
+        <w:t>КЦТст2, КЦТст3</w:t>
       </w:r>
       <w:bookmarkEnd w:id="16"/>
     </w:p>
@@ -5144,7 +6035,7 @@
               <w:jc w:val="left"/>
             </w:pPr>
             <w:r>
-              <w:t>Резерв</w:t>
+              <w:t>ОВ КЦТст2</w:t>
             </w:r>
           </w:p>
         </w:tc>
@@ -5204,7 +6095,7 @@
               <w:jc w:val="left"/>
             </w:pPr>
             <w:r>
-              <w:t>Резерв</w:t>
+              <w:t>ОВ КЦТст3</w:t>
             </w:r>
           </w:p>
         </w:tc>
@@ -5709,18 +6600,13 @@
       <w:pPr>
         <w:pStyle w:val="a"/>
       </w:pPr>
-      <w:bookmarkStart w:id="17" w:name="_Ref198632730"/>
+      <w:bookmarkStart w:id="17" w:name="_Ref198632756"/>
+      <w:bookmarkStart w:id="18" w:name="_Ref191625992"/>
       <w:r>
-        <w:t>Назначение дискретных входов</w:t>
+        <w:t xml:space="preserve">Назначение дискретных входов ЮНИТ-М300 для проверки </w:t>
       </w:r>
       <w:r>
-        <w:t xml:space="preserve"> </w:t>
-      </w:r>
-      <w:r>
-        <w:t xml:space="preserve">ЮНИТ-М300 для проверки </w:t>
-      </w:r>
-      <w:r>
-        <w:t>КЦТст2, КЦТст3</w:t>
+        <w:t>ДТО</w:t>
       </w:r>
       <w:bookmarkEnd w:id="17"/>
     </w:p>
@@ -5832,10 +6718,58 @@
               <w:pStyle w:val="af0"/>
             </w:pPr>
             <w:r>
+              <w:t>М3.1</w:t>
+            </w:r>
+          </w:p>
+        </w:tc>
+        <w:tc>
+          <w:tcPr>
+            <w:tcW w:w="5061" w:type="dxa"/>
+          </w:tcPr>
+          <w:p>
+            <w:pPr>
+              <w:pStyle w:val="af0"/>
+              <w:jc w:val="left"/>
+            </w:pPr>
+            <w:r>
+              <w:t>Вывод терминала</w:t>
+            </w:r>
+          </w:p>
+        </w:tc>
+      </w:tr>
+      <w:tr>
+        <w:tc>
+          <w:tcPr>
+            <w:tcW w:w="2482" w:type="dxa"/>
+          </w:tcPr>
+          <w:p>
+            <w:pPr>
+              <w:pStyle w:val="af0"/>
+            </w:pPr>
+            <w:r>
               <w:t>М3.</w:t>
             </w:r>
             <w:r>
-              <w:t>1</w:t>
+              <w:rPr>
+                <w:lang w:val="en-US"/>
+              </w:rPr>
+              <w:t>XB</w:t>
+            </w:r>
+            <w:r>
+              <w:t>:2</w:t>
+            </w:r>
+          </w:p>
+        </w:tc>
+        <w:tc>
+          <w:tcPr>
+            <w:tcW w:w="2062" w:type="dxa"/>
+          </w:tcPr>
+          <w:p>
+            <w:pPr>
+              <w:pStyle w:val="af0"/>
+            </w:pPr>
+            <w:r>
+              <w:t>М3.2</w:t>
             </w:r>
           </w:p>
         </w:tc>
@@ -5849,7 +6783,7 @@
               <w:jc w:val="left"/>
             </w:pPr>
             <w:r>
-              <w:t>Вывод терминала</w:t>
+              <w:t>ОВ ДЗТ</w:t>
             </w:r>
           </w:p>
         </w:tc>
@@ -5870,13 +6804,10 @@
               <w:rPr>
                 <w:lang w:val="en-US"/>
               </w:rPr>
-              <w:t>XB</w:t>
-            </w:r>
-            <w:r>
-              <w:t>:</w:t>
-            </w:r>
-            <w:r>
-              <w:t>2</w:t>
+              <w:t>XB:</w:t>
+            </w:r>
+            <w:r>
+              <w:t>3</w:t>
             </w:r>
           </w:p>
         </w:tc>
@@ -5887,12 +6818,18 @@
           <w:p>
             <w:pPr>
               <w:pStyle w:val="af0"/>
+              <w:rPr>
+                <w:lang w:val="en-US"/>
+              </w:rPr>
             </w:pPr>
             <w:r>
               <w:t>М3.</w:t>
             </w:r>
             <w:r>
-              <w:t>2</w:t>
+              <w:rPr>
+                <w:lang w:val="en-US"/>
+              </w:rPr>
+              <w:t>3</w:t>
             </w:r>
           </w:p>
         </w:tc>
@@ -5906,7 +6843,7 @@
               <w:jc w:val="left"/>
             </w:pPr>
             <w:r>
-              <w:t>ОВ КЦТ</w:t>
+              <w:t>ОВ ДТО</w:t>
             </w:r>
           </w:p>
         </w:tc>
@@ -5921,16 +6858,16 @@
               <w:pStyle w:val="af0"/>
             </w:pPr>
             <w:r>
-              <w:t>М3.</w:t>
-            </w:r>
-            <w:r>
-              <w:rPr>
-                <w:lang w:val="en-US"/>
-              </w:rPr>
-              <w:t>XB:</w:t>
-            </w:r>
-            <w:r>
-              <w:t>3</w:t>
+              <w:t>М3</w:t>
+            </w:r>
+            <w:r>
+              <w:rPr>
+                <w:lang w:val="en-US"/>
+              </w:rPr>
+              <w:t>.XB:</w:t>
+            </w:r>
+            <w:r>
+              <w:t>4</w:t>
             </w:r>
           </w:p>
         </w:tc>
@@ -5946,13 +6883,13 @@
               </w:rPr>
             </w:pPr>
             <w:r>
-              <w:t>М3.</w:t>
-            </w:r>
-            <w:r>
-              <w:rPr>
-                <w:lang w:val="en-US"/>
-              </w:rPr>
-              <w:t>3</w:t>
+              <w:t>М3</w:t>
+            </w:r>
+            <w:r>
+              <w:rPr>
+                <w:lang w:val="en-US"/>
+              </w:rPr>
+              <w:t>.4</w:t>
             </w:r>
           </w:p>
         </w:tc>
@@ -5966,7 +6903,7 @@
               <w:jc w:val="left"/>
             </w:pPr>
             <w:r>
-              <w:t>ОВ КЦТст1</w:t>
+              <w:t>ДТО на сигн</w:t>
             </w:r>
           </w:p>
         </w:tc>
@@ -5990,7 +6927,7 @@
               <w:t>.XB:</w:t>
             </w:r>
             <w:r>
-              <w:t>4</w:t>
+              <w:t>5</w:t>
             </w:r>
           </w:p>
         </w:tc>
@@ -6012,7 +6949,7 @@
               <w:rPr>
                 <w:lang w:val="en-US"/>
               </w:rPr>
-              <w:t>.4</w:t>
+              <w:t>.5</w:t>
             </w:r>
           </w:p>
         </w:tc>
@@ -6026,7 +6963,7 @@
               <w:jc w:val="left"/>
             </w:pPr>
             <w:r>
-              <w:t>ОВ КЦТст2</w:t>
+              <w:t>Резерв</w:t>
             </w:r>
           </w:p>
         </w:tc>
@@ -6039,71 +6976,12 @@
           <w:p>
             <w:pPr>
               <w:pStyle w:val="af0"/>
-            </w:pPr>
-            <w:r>
-              <w:t>М3</w:t>
-            </w:r>
-            <w:r>
-              <w:rPr>
-                <w:lang w:val="en-US"/>
-              </w:rPr>
-              <w:t>.XB:</w:t>
-            </w:r>
-            <w:r>
-              <w:t>5</w:t>
-            </w:r>
-          </w:p>
-        </w:tc>
-        <w:tc>
-          <w:tcPr>
-            <w:tcW w:w="2062" w:type="dxa"/>
-          </w:tcPr>
-          <w:p>
-            <w:pPr>
-              <w:pStyle w:val="af0"/>
-              <w:rPr>
-                <w:lang w:val="en-US"/>
-              </w:rPr>
-            </w:pPr>
-            <w:r>
-              <w:t>М3</w:t>
-            </w:r>
-            <w:r>
-              <w:rPr>
-                <w:lang w:val="en-US"/>
-              </w:rPr>
-              <w:t>.5</w:t>
-            </w:r>
-          </w:p>
-        </w:tc>
-        <w:tc>
-          <w:tcPr>
-            <w:tcW w:w="5061" w:type="dxa"/>
-          </w:tcPr>
-          <w:p>
-            <w:pPr>
-              <w:pStyle w:val="af0"/>
-              <w:jc w:val="left"/>
-            </w:pPr>
-            <w:r>
-              <w:t>ОВ КЦТст3</w:t>
-            </w:r>
-          </w:p>
-        </w:tc>
-      </w:tr>
-      <w:tr>
-        <w:tc>
-          <w:tcPr>
-            <w:tcW w:w="2482" w:type="dxa"/>
-          </w:tcPr>
-          <w:p>
-            <w:pPr>
-              <w:pStyle w:val="af0"/>
-              <w:rPr>
-                <w:lang w:val="en-US"/>
-              </w:rPr>
-            </w:pPr>
-            <w:r>
+              <w:rPr>
+                <w:lang w:val="en-US"/>
+              </w:rPr>
+            </w:pPr>
+            <w:r>
+              <w:lastRenderedPageBreak/>
               <w:t>М</w:t>
             </w:r>
             <w:r>
@@ -6591,15 +7469,14 @@
       <w:pPr>
         <w:pStyle w:val="a"/>
       </w:pPr>
-      <w:bookmarkStart w:id="18" w:name="_Ref198632756"/>
-      <w:bookmarkStart w:id="19" w:name="_Ref191625992"/>
+      <w:bookmarkStart w:id="19" w:name="_Ref198632771"/>
       <w:r>
         <w:t xml:space="preserve">Назначение дискретных входов ЮНИТ-М300 для проверки </w:t>
       </w:r>
       <w:r>
-        <w:t>ДТО</w:t>
+        <w:t>ДТЗт. Часть 1</w:t>
       </w:r>
-      <w:bookmarkEnd w:id="18"/>
+      <w:bookmarkEnd w:id="19"/>
     </w:p>
     <w:tbl>
       <w:tblPr>
@@ -6834,7 +7711,7 @@
               <w:jc w:val="left"/>
             </w:pPr>
             <w:r>
-              <w:t>ОВ ДТО</w:t>
+              <w:t>ОВ ДТЗт</w:t>
             </w:r>
           </w:p>
         </w:tc>
@@ -6894,7 +7771,7 @@
               <w:jc w:val="left"/>
             </w:pPr>
             <w:r>
-              <w:t>ДТО на сигн</w:t>
+              <w:t>ДТЗт на сигн</w:t>
             </w:r>
           </w:p>
         </w:tc>
@@ -6972,7 +7849,6 @@
               </w:rPr>
             </w:pPr>
             <w:r>
-              <w:lastRenderedPageBreak/>
               <w:t>М</w:t>
             </w:r>
             <w:r>
@@ -7460,12 +8336,19 @@
       <w:pPr>
         <w:pStyle w:val="a"/>
       </w:pPr>
-      <w:bookmarkStart w:id="20" w:name="_Ref198632771"/>
+      <w:bookmarkStart w:id="20" w:name="_Ref198632786"/>
       <w:r>
-        <w:t xml:space="preserve">Назначение дискретных входов ЮНИТ-М300 для проверки </w:t>
+        <w:t>Назначение дискретных входов</w:t>
       </w:r>
       <w:r>
-        <w:t>ДТЗт. Часть 1</w:t>
+        <w:t xml:space="preserve"> </w:t>
+      </w:r>
+      <w:r>
+        <w:t xml:space="preserve">ЮНИТ-М300 для проверки </w:t>
+      </w:r>
+      <w:bookmarkEnd w:id="18"/>
+      <w:r>
+        <w:t>ДТЗт. Часть 2</w:t>
       </w:r>
       <w:bookmarkEnd w:id="20"/>
     </w:p>
@@ -7561,10 +8444,7 @@
               <w:rPr>
                 <w:lang w:val="en-US"/>
               </w:rPr>
-              <w:t>XB</w:t>
-            </w:r>
-            <w:r>
-              <w:t>:1</w:t>
+              <w:t>XB:1</w:t>
             </w:r>
           </w:p>
         </w:tc>
@@ -7575,9 +8455,18 @@
           <w:p>
             <w:pPr>
               <w:pStyle w:val="af0"/>
-            </w:pPr>
-            <w:r>
-              <w:t>М3.1</w:t>
+              <w:rPr>
+                <w:lang w:val="en-US"/>
+              </w:rPr>
+            </w:pPr>
+            <w:r>
+              <w:t>М3.</w:t>
+            </w:r>
+            <w:r>
+              <w:rPr>
+                <w:lang w:val="en-US"/>
+              </w:rPr>
+              <w:t>1</w:t>
             </w:r>
           </w:p>
         </w:tc>
@@ -7591,7 +8480,7 @@
               <w:jc w:val="left"/>
             </w:pPr>
             <w:r>
-              <w:t>Вывод терминала</w:t>
+              <w:t>ОВ КЦТ</w:t>
             </w:r>
           </w:p>
         </w:tc>
@@ -7612,10 +8501,10 @@
               <w:rPr>
                 <w:lang w:val="en-US"/>
               </w:rPr>
-              <w:t>XB</w:t>
-            </w:r>
-            <w:r>
-              <w:t>:2</w:t>
+              <w:t>XB:</w:t>
+            </w:r>
+            <w:r>
+              <w:t>2</w:t>
             </w:r>
           </w:p>
         </w:tc>
@@ -7626,9 +8515,18 @@
           <w:p>
             <w:pPr>
               <w:pStyle w:val="af0"/>
-            </w:pPr>
-            <w:r>
-              <w:t>М3.2</w:t>
+              <w:rPr>
+                <w:lang w:val="en-US"/>
+              </w:rPr>
+            </w:pPr>
+            <w:r>
+              <w:t>М3.</w:t>
+            </w:r>
+            <w:r>
+              <w:rPr>
+                <w:lang w:val="en-US"/>
+              </w:rPr>
+              <w:t>2</w:t>
             </w:r>
           </w:p>
         </w:tc>
@@ -7642,7 +8540,7 @@
               <w:jc w:val="left"/>
             </w:pPr>
             <w:r>
-              <w:t>ОВ ДЗТ</w:t>
+              <w:t>ОВ КЦТст1</w:t>
             </w:r>
           </w:p>
         </w:tc>
@@ -7702,7 +8600,7 @@
               <w:jc w:val="left"/>
             </w:pPr>
             <w:r>
-              <w:t>ОВ ДТЗт</w:t>
+              <w:t>ОВ КЦТст2</w:t>
             </w:r>
           </w:p>
         </w:tc>
@@ -7762,7 +8660,7 @@
               <w:jc w:val="left"/>
             </w:pPr>
             <w:r>
-              <w:t>ДТЗт на сигн</w:t>
+              <w:t>ОВ КЦТст3</w:t>
             </w:r>
           </w:p>
         </w:tc>
@@ -8327,19 +9225,12 @@
       <w:pPr>
         <w:pStyle w:val="a"/>
       </w:pPr>
-      <w:bookmarkStart w:id="21" w:name="_Ref198632786"/>
+      <w:bookmarkStart w:id="21" w:name="_Ref198628728"/>
       <w:r>
-        <w:t>Назначение дискретных входов</w:t>
+        <w:t xml:space="preserve">Назначение дискретных входов ЮНИТ-М300 для проверки </w:t>
       </w:r>
       <w:r>
-        <w:t xml:space="preserve"> </w:t>
-      </w:r>
-      <w:r>
-        <w:t xml:space="preserve">ЮНИТ-М300 для проверки </w:t>
-      </w:r>
-      <w:bookmarkEnd w:id="19"/>
-      <w:r>
-        <w:t>ДТЗт. Часть 2</w:t>
+        <w:t>ДТЗт (включая КЦТнеб). Часть 3</w:t>
       </w:r>
       <w:bookmarkEnd w:id="21"/>
     </w:p>
@@ -8464,888 +9355,6 @@
         <w:tc>
           <w:tcPr>
             <w:tcW w:w="5061" w:type="dxa"/>
-          </w:tcPr>
-          <w:p>
-            <w:pPr>
-              <w:pStyle w:val="af0"/>
-              <w:jc w:val="left"/>
-            </w:pPr>
-            <w:r>
-              <w:t>ОВ КЦТ</w:t>
-            </w:r>
-          </w:p>
-        </w:tc>
-      </w:tr>
-      <w:tr>
-        <w:tc>
-          <w:tcPr>
-            <w:tcW w:w="2482" w:type="dxa"/>
-          </w:tcPr>
-          <w:p>
-            <w:pPr>
-              <w:pStyle w:val="af0"/>
-            </w:pPr>
-            <w:r>
-              <w:t>М3.</w:t>
-            </w:r>
-            <w:r>
-              <w:rPr>
-                <w:lang w:val="en-US"/>
-              </w:rPr>
-              <w:t>XB:</w:t>
-            </w:r>
-            <w:r>
-              <w:t>2</w:t>
-            </w:r>
-          </w:p>
-        </w:tc>
-        <w:tc>
-          <w:tcPr>
-            <w:tcW w:w="2062" w:type="dxa"/>
-          </w:tcPr>
-          <w:p>
-            <w:pPr>
-              <w:pStyle w:val="af0"/>
-              <w:rPr>
-                <w:lang w:val="en-US"/>
-              </w:rPr>
-            </w:pPr>
-            <w:r>
-              <w:t>М3.</w:t>
-            </w:r>
-            <w:r>
-              <w:rPr>
-                <w:lang w:val="en-US"/>
-              </w:rPr>
-              <w:t>2</w:t>
-            </w:r>
-          </w:p>
-        </w:tc>
-        <w:tc>
-          <w:tcPr>
-            <w:tcW w:w="5061" w:type="dxa"/>
-          </w:tcPr>
-          <w:p>
-            <w:pPr>
-              <w:pStyle w:val="af0"/>
-              <w:jc w:val="left"/>
-            </w:pPr>
-            <w:r>
-              <w:t>ОВ КЦТст1</w:t>
-            </w:r>
-          </w:p>
-        </w:tc>
-      </w:tr>
-      <w:tr>
-        <w:tc>
-          <w:tcPr>
-            <w:tcW w:w="2482" w:type="dxa"/>
-          </w:tcPr>
-          <w:p>
-            <w:pPr>
-              <w:pStyle w:val="af0"/>
-            </w:pPr>
-            <w:r>
-              <w:t>М3.</w:t>
-            </w:r>
-            <w:r>
-              <w:rPr>
-                <w:lang w:val="en-US"/>
-              </w:rPr>
-              <w:t>XB:</w:t>
-            </w:r>
-            <w:r>
-              <w:t>3</w:t>
-            </w:r>
-          </w:p>
-        </w:tc>
-        <w:tc>
-          <w:tcPr>
-            <w:tcW w:w="2062" w:type="dxa"/>
-          </w:tcPr>
-          <w:p>
-            <w:pPr>
-              <w:pStyle w:val="af0"/>
-              <w:rPr>
-                <w:lang w:val="en-US"/>
-              </w:rPr>
-            </w:pPr>
-            <w:r>
-              <w:t>М3.</w:t>
-            </w:r>
-            <w:r>
-              <w:rPr>
-                <w:lang w:val="en-US"/>
-              </w:rPr>
-              <w:t>3</w:t>
-            </w:r>
-          </w:p>
-        </w:tc>
-        <w:tc>
-          <w:tcPr>
-            <w:tcW w:w="5061" w:type="dxa"/>
-          </w:tcPr>
-          <w:p>
-            <w:pPr>
-              <w:pStyle w:val="af0"/>
-              <w:jc w:val="left"/>
-            </w:pPr>
-            <w:r>
-              <w:t>ОВ КЦТст2</w:t>
-            </w:r>
-          </w:p>
-        </w:tc>
-      </w:tr>
-      <w:tr>
-        <w:tc>
-          <w:tcPr>
-            <w:tcW w:w="2482" w:type="dxa"/>
-          </w:tcPr>
-          <w:p>
-            <w:pPr>
-              <w:pStyle w:val="af0"/>
-            </w:pPr>
-            <w:r>
-              <w:t>М3</w:t>
-            </w:r>
-            <w:r>
-              <w:rPr>
-                <w:lang w:val="en-US"/>
-              </w:rPr>
-              <w:t>.XB:</w:t>
-            </w:r>
-            <w:r>
-              <w:t>4</w:t>
-            </w:r>
-          </w:p>
-        </w:tc>
-        <w:tc>
-          <w:tcPr>
-            <w:tcW w:w="2062" w:type="dxa"/>
-          </w:tcPr>
-          <w:p>
-            <w:pPr>
-              <w:pStyle w:val="af0"/>
-              <w:rPr>
-                <w:lang w:val="en-US"/>
-              </w:rPr>
-            </w:pPr>
-            <w:r>
-              <w:t>М3</w:t>
-            </w:r>
-            <w:r>
-              <w:rPr>
-                <w:lang w:val="en-US"/>
-              </w:rPr>
-              <w:t>.4</w:t>
-            </w:r>
-          </w:p>
-        </w:tc>
-        <w:tc>
-          <w:tcPr>
-            <w:tcW w:w="5061" w:type="dxa"/>
-          </w:tcPr>
-          <w:p>
-            <w:pPr>
-              <w:pStyle w:val="af0"/>
-              <w:jc w:val="left"/>
-            </w:pPr>
-            <w:r>
-              <w:t>ОВ КЦТст3</w:t>
-            </w:r>
-          </w:p>
-        </w:tc>
-      </w:tr>
-      <w:tr>
-        <w:tc>
-          <w:tcPr>
-            <w:tcW w:w="2482" w:type="dxa"/>
-          </w:tcPr>
-          <w:p>
-            <w:pPr>
-              <w:pStyle w:val="af0"/>
-            </w:pPr>
-            <w:r>
-              <w:t>М3</w:t>
-            </w:r>
-            <w:r>
-              <w:rPr>
-                <w:lang w:val="en-US"/>
-              </w:rPr>
-              <w:t>.XB:</w:t>
-            </w:r>
-            <w:r>
-              <w:t>5</w:t>
-            </w:r>
-          </w:p>
-        </w:tc>
-        <w:tc>
-          <w:tcPr>
-            <w:tcW w:w="2062" w:type="dxa"/>
-          </w:tcPr>
-          <w:p>
-            <w:pPr>
-              <w:pStyle w:val="af0"/>
-              <w:rPr>
-                <w:lang w:val="en-US"/>
-              </w:rPr>
-            </w:pPr>
-            <w:r>
-              <w:t>М3</w:t>
-            </w:r>
-            <w:r>
-              <w:rPr>
-                <w:lang w:val="en-US"/>
-              </w:rPr>
-              <w:t>.5</w:t>
-            </w:r>
-          </w:p>
-        </w:tc>
-        <w:tc>
-          <w:tcPr>
-            <w:tcW w:w="5061" w:type="dxa"/>
-          </w:tcPr>
-          <w:p>
-            <w:pPr>
-              <w:pStyle w:val="af0"/>
-              <w:jc w:val="left"/>
-            </w:pPr>
-            <w:r>
-              <w:t>Резерв</w:t>
-            </w:r>
-          </w:p>
-        </w:tc>
-      </w:tr>
-      <w:tr>
-        <w:tc>
-          <w:tcPr>
-            <w:tcW w:w="2482" w:type="dxa"/>
-          </w:tcPr>
-          <w:p>
-            <w:pPr>
-              <w:pStyle w:val="af0"/>
-              <w:rPr>
-                <w:lang w:val="en-US"/>
-              </w:rPr>
-            </w:pPr>
-            <w:r>
-              <w:t>М</w:t>
-            </w:r>
-            <w:r>
-              <w:rPr>
-                <w:lang w:val="en-US"/>
-              </w:rPr>
-              <w:t>3.XB:6</w:t>
-            </w:r>
-          </w:p>
-        </w:tc>
-        <w:tc>
-          <w:tcPr>
-            <w:tcW w:w="2062" w:type="dxa"/>
-          </w:tcPr>
-          <w:p>
-            <w:pPr>
-              <w:pStyle w:val="af0"/>
-              <w:rPr>
-                <w:lang w:val="en-US"/>
-              </w:rPr>
-            </w:pPr>
-            <w:r>
-              <w:t>М</w:t>
-            </w:r>
-            <w:r>
-              <w:rPr>
-                <w:lang w:val="en-US"/>
-              </w:rPr>
-              <w:t>3.6</w:t>
-            </w:r>
-          </w:p>
-        </w:tc>
-        <w:tc>
-          <w:tcPr>
-            <w:tcW w:w="5061" w:type="dxa"/>
-          </w:tcPr>
-          <w:p>
-            <w:pPr>
-              <w:pStyle w:val="af0"/>
-              <w:jc w:val="left"/>
-            </w:pPr>
-            <w:r>
-              <w:t>Резерв</w:t>
-            </w:r>
-          </w:p>
-        </w:tc>
-      </w:tr>
-      <w:tr>
-        <w:tc>
-          <w:tcPr>
-            <w:tcW w:w="2482" w:type="dxa"/>
-          </w:tcPr>
-          <w:p>
-            <w:pPr>
-              <w:pStyle w:val="af0"/>
-              <w:rPr>
-                <w:lang w:val="en-US"/>
-              </w:rPr>
-            </w:pPr>
-            <w:r>
-              <w:t>М</w:t>
-            </w:r>
-            <w:r>
-              <w:rPr>
-                <w:lang w:val="en-US"/>
-              </w:rPr>
-              <w:t>3.XB:7</w:t>
-            </w:r>
-          </w:p>
-        </w:tc>
-        <w:tc>
-          <w:tcPr>
-            <w:tcW w:w="2062" w:type="dxa"/>
-          </w:tcPr>
-          <w:p>
-            <w:pPr>
-              <w:pStyle w:val="af0"/>
-              <w:rPr>
-                <w:lang w:val="en-US"/>
-              </w:rPr>
-            </w:pPr>
-            <w:r>
-              <w:t>М</w:t>
-            </w:r>
-            <w:r>
-              <w:rPr>
-                <w:lang w:val="en-US"/>
-              </w:rPr>
-              <w:t>3.7</w:t>
-            </w:r>
-          </w:p>
-        </w:tc>
-        <w:tc>
-          <w:tcPr>
-            <w:tcW w:w="5061" w:type="dxa"/>
-          </w:tcPr>
-          <w:p>
-            <w:pPr>
-              <w:pStyle w:val="af0"/>
-              <w:jc w:val="left"/>
-            </w:pPr>
-            <w:r>
-              <w:t>Резерв</w:t>
-            </w:r>
-          </w:p>
-        </w:tc>
-      </w:tr>
-      <w:tr>
-        <w:tc>
-          <w:tcPr>
-            <w:tcW w:w="2482" w:type="dxa"/>
-          </w:tcPr>
-          <w:p>
-            <w:pPr>
-              <w:pStyle w:val="af0"/>
-              <w:rPr>
-                <w:lang w:val="en-US"/>
-              </w:rPr>
-            </w:pPr>
-            <w:r>
-              <w:t>М</w:t>
-            </w:r>
-            <w:r>
-              <w:rPr>
-                <w:lang w:val="en-US"/>
-              </w:rPr>
-              <w:t>3.XB:9</w:t>
-            </w:r>
-          </w:p>
-        </w:tc>
-        <w:tc>
-          <w:tcPr>
-            <w:tcW w:w="2062" w:type="dxa"/>
-          </w:tcPr>
-          <w:p>
-            <w:pPr>
-              <w:pStyle w:val="af0"/>
-              <w:rPr>
-                <w:lang w:val="en-US"/>
-              </w:rPr>
-            </w:pPr>
-            <w:r>
-              <w:t>М</w:t>
-            </w:r>
-            <w:r>
-              <w:rPr>
-                <w:lang w:val="en-US"/>
-              </w:rPr>
-              <w:t>3.8</w:t>
-            </w:r>
-          </w:p>
-        </w:tc>
-        <w:tc>
-          <w:tcPr>
-            <w:tcW w:w="5061" w:type="dxa"/>
-          </w:tcPr>
-          <w:p>
-            <w:pPr>
-              <w:pStyle w:val="af0"/>
-              <w:jc w:val="left"/>
-            </w:pPr>
-            <w:r>
-              <w:t>Резерв</w:t>
-            </w:r>
-          </w:p>
-        </w:tc>
-      </w:tr>
-      <w:tr>
-        <w:tc>
-          <w:tcPr>
-            <w:tcW w:w="2482" w:type="dxa"/>
-          </w:tcPr>
-          <w:p>
-            <w:pPr>
-              <w:pStyle w:val="af0"/>
-              <w:rPr>
-                <w:lang w:val="en-US"/>
-              </w:rPr>
-            </w:pPr>
-            <w:r>
-              <w:t>М</w:t>
-            </w:r>
-            <w:r>
-              <w:rPr>
-                <w:lang w:val="en-US"/>
-              </w:rPr>
-              <w:t>3.XB:10</w:t>
-            </w:r>
-          </w:p>
-        </w:tc>
-        <w:tc>
-          <w:tcPr>
-            <w:tcW w:w="2062" w:type="dxa"/>
-          </w:tcPr>
-          <w:p>
-            <w:pPr>
-              <w:pStyle w:val="af0"/>
-              <w:rPr>
-                <w:lang w:val="en-US"/>
-              </w:rPr>
-            </w:pPr>
-            <w:r>
-              <w:t>М</w:t>
-            </w:r>
-            <w:r>
-              <w:rPr>
-                <w:lang w:val="en-US"/>
-              </w:rPr>
-              <w:t>3.9</w:t>
-            </w:r>
-          </w:p>
-        </w:tc>
-        <w:tc>
-          <w:tcPr>
-            <w:tcW w:w="5061" w:type="dxa"/>
-          </w:tcPr>
-          <w:p>
-            <w:pPr>
-              <w:pStyle w:val="af0"/>
-              <w:jc w:val="left"/>
-            </w:pPr>
-            <w:r>
-              <w:t>Резерв</w:t>
-            </w:r>
-          </w:p>
-        </w:tc>
-      </w:tr>
-      <w:tr>
-        <w:tc>
-          <w:tcPr>
-            <w:tcW w:w="2482" w:type="dxa"/>
-          </w:tcPr>
-          <w:p>
-            <w:pPr>
-              <w:pStyle w:val="af0"/>
-            </w:pPr>
-            <w:r>
-              <w:t>М</w:t>
-            </w:r>
-            <w:r>
-              <w:rPr>
-                <w:lang w:val="en-US"/>
-              </w:rPr>
-              <w:t>3.XB:</w:t>
-            </w:r>
-            <w:r>
-              <w:t>11</w:t>
-            </w:r>
-          </w:p>
-        </w:tc>
-        <w:tc>
-          <w:tcPr>
-            <w:tcW w:w="2062" w:type="dxa"/>
-          </w:tcPr>
-          <w:p>
-            <w:pPr>
-              <w:pStyle w:val="af0"/>
-            </w:pPr>
-            <w:r>
-              <w:t>М3.10</w:t>
-            </w:r>
-          </w:p>
-        </w:tc>
-        <w:tc>
-          <w:tcPr>
-            <w:tcW w:w="5061" w:type="dxa"/>
-          </w:tcPr>
-          <w:p>
-            <w:pPr>
-              <w:pStyle w:val="af0"/>
-              <w:jc w:val="left"/>
-            </w:pPr>
-            <w:r>
-              <w:t>Резерв</w:t>
-            </w:r>
-          </w:p>
-        </w:tc>
-      </w:tr>
-      <w:tr>
-        <w:tc>
-          <w:tcPr>
-            <w:tcW w:w="2482" w:type="dxa"/>
-          </w:tcPr>
-          <w:p>
-            <w:pPr>
-              <w:pStyle w:val="af0"/>
-            </w:pPr>
-            <w:r>
-              <w:t>М3.</w:t>
-            </w:r>
-            <w:r>
-              <w:rPr>
-                <w:lang w:val="en-US"/>
-              </w:rPr>
-              <w:t>XB:</w:t>
-            </w:r>
-            <w:r>
-              <w:t>12</w:t>
-            </w:r>
-          </w:p>
-        </w:tc>
-        <w:tc>
-          <w:tcPr>
-            <w:tcW w:w="2062" w:type="dxa"/>
-          </w:tcPr>
-          <w:p>
-            <w:pPr>
-              <w:pStyle w:val="af0"/>
-            </w:pPr>
-            <w:r>
-              <w:t>М3.11</w:t>
-            </w:r>
-          </w:p>
-        </w:tc>
-        <w:tc>
-          <w:tcPr>
-            <w:tcW w:w="5061" w:type="dxa"/>
-          </w:tcPr>
-          <w:p>
-            <w:pPr>
-              <w:pStyle w:val="af0"/>
-              <w:jc w:val="left"/>
-            </w:pPr>
-            <w:r>
-              <w:t>Резерв</w:t>
-            </w:r>
-          </w:p>
-        </w:tc>
-      </w:tr>
-      <w:tr>
-        <w:tc>
-          <w:tcPr>
-            <w:tcW w:w="2482" w:type="dxa"/>
-          </w:tcPr>
-          <w:p>
-            <w:pPr>
-              <w:pStyle w:val="af0"/>
-            </w:pPr>
-            <w:r>
-              <w:t>М3.</w:t>
-            </w:r>
-            <w:r>
-              <w:rPr>
-                <w:lang w:val="en-US"/>
-              </w:rPr>
-              <w:t>XB:</w:t>
-            </w:r>
-            <w:r>
-              <w:t>13</w:t>
-            </w:r>
-          </w:p>
-        </w:tc>
-        <w:tc>
-          <w:tcPr>
-            <w:tcW w:w="2062" w:type="dxa"/>
-          </w:tcPr>
-          <w:p>
-            <w:pPr>
-              <w:pStyle w:val="af0"/>
-            </w:pPr>
-            <w:r>
-              <w:t>М3.12</w:t>
-            </w:r>
-          </w:p>
-        </w:tc>
-        <w:tc>
-          <w:tcPr>
-            <w:tcW w:w="5061" w:type="dxa"/>
-          </w:tcPr>
-          <w:p>
-            <w:pPr>
-              <w:pStyle w:val="af0"/>
-              <w:jc w:val="left"/>
-            </w:pPr>
-            <w:r>
-              <w:t>Резерв</w:t>
-            </w:r>
-          </w:p>
-        </w:tc>
-      </w:tr>
-      <w:tr>
-        <w:tc>
-          <w:tcPr>
-            <w:tcW w:w="2482" w:type="dxa"/>
-          </w:tcPr>
-          <w:p>
-            <w:pPr>
-              <w:pStyle w:val="af0"/>
-            </w:pPr>
-            <w:r>
-              <w:t>М3.</w:t>
-            </w:r>
-            <w:r>
-              <w:rPr>
-                <w:lang w:val="en-US"/>
-              </w:rPr>
-              <w:t>XB</w:t>
-            </w:r>
-            <w:r>
-              <w:t>:14</w:t>
-            </w:r>
-          </w:p>
-        </w:tc>
-        <w:tc>
-          <w:tcPr>
-            <w:tcW w:w="2062" w:type="dxa"/>
-          </w:tcPr>
-          <w:p>
-            <w:pPr>
-              <w:pStyle w:val="af0"/>
-            </w:pPr>
-            <w:r>
-              <w:t>М3.13</w:t>
-            </w:r>
-          </w:p>
-        </w:tc>
-        <w:tc>
-          <w:tcPr>
-            <w:tcW w:w="5061" w:type="dxa"/>
-          </w:tcPr>
-          <w:p>
-            <w:pPr>
-              <w:pStyle w:val="af0"/>
-              <w:jc w:val="left"/>
-            </w:pPr>
-            <w:r>
-              <w:t>Резерв</w:t>
-            </w:r>
-          </w:p>
-        </w:tc>
-      </w:tr>
-      <w:tr>
-        <w:tc>
-          <w:tcPr>
-            <w:tcW w:w="2482" w:type="dxa"/>
-          </w:tcPr>
-          <w:p>
-            <w:pPr>
-              <w:pStyle w:val="af0"/>
-            </w:pPr>
-            <w:r>
-              <w:t>М3.</w:t>
-            </w:r>
-            <w:r>
-              <w:rPr>
-                <w:lang w:val="en-US"/>
-              </w:rPr>
-              <w:t>XB</w:t>
-            </w:r>
-            <w:r>
-              <w:t>:15</w:t>
-            </w:r>
-          </w:p>
-        </w:tc>
-        <w:tc>
-          <w:tcPr>
-            <w:tcW w:w="2062" w:type="dxa"/>
-          </w:tcPr>
-          <w:p>
-            <w:pPr>
-              <w:pStyle w:val="af0"/>
-            </w:pPr>
-            <w:r>
-              <w:t>М3.14</w:t>
-            </w:r>
-          </w:p>
-        </w:tc>
-        <w:tc>
-          <w:tcPr>
-            <w:tcW w:w="5061" w:type="dxa"/>
-          </w:tcPr>
-          <w:p>
-            <w:pPr>
-              <w:pStyle w:val="af0"/>
-              <w:jc w:val="left"/>
-            </w:pPr>
-            <w:r>
-              <w:t>Резерв</w:t>
-            </w:r>
-          </w:p>
-        </w:tc>
-      </w:tr>
-    </w:tbl>
-    <w:p>
-      <w:pPr>
-        <w:pStyle w:val="a"/>
-      </w:pPr>
-      <w:bookmarkStart w:id="22" w:name="_Ref198628728"/>
-      <w:r>
-        <w:t xml:space="preserve">Назначение дискретных входов ЮНИТ-М300 для проверки </w:t>
-      </w:r>
-      <w:r>
-        <w:t>ДТЗт (включая КЦТнеб). Часть 3</w:t>
-      </w:r>
-      <w:bookmarkEnd w:id="22"/>
-    </w:p>
-    <w:tbl>
-      <w:tblPr>
-        <w:tblStyle w:val="21"/>
-        <w:tblW w:w="0" w:type="auto"/>
-        <w:tblLook w:val="04A0" w:firstRow="1" w:lastRow="0" w:firstColumn="1" w:lastColumn="0" w:noHBand="0" w:noVBand="1"/>
-      </w:tblPr>
-      <w:tblGrid>
-        <w:gridCol w:w="2482"/>
-        <w:gridCol w:w="2062"/>
-        <w:gridCol w:w="5061"/>
-      </w:tblGrid>
-      <w:tr>
-        <w:trPr>
-          <w:cnfStyle w:val="100000000000" w:firstRow="1" w:lastRow="0" w:firstColumn="0" w:lastColumn="0" w:oddVBand="0" w:evenVBand="0" w:oddHBand="0" w:evenHBand="0" w:firstRowFirstColumn="0" w:firstRowLastColumn="0" w:lastRowFirstColumn="0" w:lastRowLastColumn="0"/>
-        </w:trPr>
-        <w:tc>
-          <w:tcPr>
-            <w:tcW w:w="2482" w:type="dxa"/>
-          </w:tcPr>
-          <w:p>
-            <w:pPr>
-              <w:rPr>
-                <w:b w:val="0"/>
-                <w:sz w:val="22"/>
-              </w:rPr>
-            </w:pPr>
-            <w:r>
-              <w:rPr>
-                <w:b w:val="0"/>
-                <w:sz w:val="22"/>
-              </w:rPr>
-              <w:t>Клемма на устройстве ЮНИТ-М300</w:t>
-            </w:r>
-          </w:p>
-        </w:tc>
-        <w:tc>
-          <w:tcPr>
-            <w:tcW w:w="2062" w:type="dxa"/>
-          </w:tcPr>
-          <w:p>
-            <w:pPr>
-              <w:rPr>
-                <w:b w:val="0"/>
-                <w:sz w:val="22"/>
-              </w:rPr>
-            </w:pPr>
-            <w:r>
-              <w:rPr>
-                <w:b w:val="0"/>
-                <w:sz w:val="22"/>
-              </w:rPr>
-              <w:t xml:space="preserve">Номер ДВ </w:t>
-            </w:r>
-          </w:p>
-        </w:tc>
-        <w:tc>
-          <w:tcPr>
-            <w:tcW w:w="5061" w:type="dxa"/>
-          </w:tcPr>
-          <w:p>
-            <w:pPr>
-              <w:rPr>
-                <w:b w:val="0"/>
-                <w:sz w:val="22"/>
-              </w:rPr>
-            </w:pPr>
-            <w:r>
-              <w:rPr>
-                <w:b w:val="0"/>
-                <w:sz w:val="22"/>
-              </w:rPr>
-              <w:t>Наименование сигнала на ФСУ</w:t>
-            </w:r>
-          </w:p>
-        </w:tc>
-      </w:tr>
-      <w:tr>
-        <w:tc>
-          <w:tcPr>
-            <w:tcW w:w="2482" w:type="dxa"/>
-          </w:tcPr>
-          <w:p>
-            <w:pPr>
-              <w:pStyle w:val="af0"/>
-            </w:pPr>
-            <w:r>
-              <w:t>М3.</w:t>
-            </w:r>
-            <w:r>
-              <w:rPr>
-                <w:lang w:val="en-US"/>
-              </w:rPr>
-              <w:t>XB:1</w:t>
-            </w:r>
-          </w:p>
-        </w:tc>
-        <w:tc>
-          <w:tcPr>
-            <w:tcW w:w="2062" w:type="dxa"/>
-          </w:tcPr>
-          <w:p>
-            <w:pPr>
-              <w:pStyle w:val="af0"/>
-              <w:rPr>
-                <w:lang w:val="en-US"/>
-              </w:rPr>
-            </w:pPr>
-            <w:r>
-              <w:t>М3.</w:t>
-            </w:r>
-            <w:r>
-              <w:rPr>
-                <w:lang w:val="en-US"/>
-              </w:rPr>
-              <w:t>1</w:t>
-            </w:r>
-          </w:p>
-        </w:tc>
-        <w:tc>
-          <w:tcPr>
-            <w:tcW w:w="5061" w:type="dxa"/>
             <w:shd w:val="clear" w:color="auto" w:fill="auto"/>
           </w:tcPr>
           <w:p>
@@ -10100,14 +10109,14 @@
       <w:pPr>
         <w:pStyle w:val="2"/>
       </w:pPr>
-      <w:bookmarkStart w:id="23" w:name="_Toc204159007"/>
+      <w:bookmarkStart w:id="22" w:name="_Toc204584936"/>
       <w:r>
         <w:t>Назначение вы</w:t>
       </w:r>
       <w:r>
         <w:t>ходных реле устройств ЮНИТ-М300</w:t>
       </w:r>
-      <w:bookmarkEnd w:id="23"/>
+      <w:bookmarkEnd w:id="22"/>
       <w:r>
         <w:t xml:space="preserve">  </w:t>
       </w:r>
@@ -10181,14 +10190,14 @@
       <w:pPr>
         <w:pStyle w:val="a"/>
       </w:pPr>
-      <w:bookmarkStart w:id="24" w:name="_Ref198628769"/>
+      <w:bookmarkStart w:id="23" w:name="_Ref198628769"/>
       <w:r>
         <w:t xml:space="preserve">Выходные реле устройства ЮНИТ-М300 для проверки </w:t>
       </w:r>
       <w:r>
         <w:t>Д2Г, Д5Г</w:t>
       </w:r>
-      <w:bookmarkEnd w:id="24"/>
+      <w:bookmarkEnd w:id="23"/>
     </w:p>
     <w:tbl>
       <w:tblPr>
@@ -11413,16 +11422,16 @@
       <w:pPr>
         <w:pStyle w:val="a"/>
       </w:pPr>
-      <w:bookmarkStart w:id="25" w:name="_Ref191631805"/>
-      <w:bookmarkStart w:id="26" w:name="_Ref198632635"/>
+      <w:bookmarkStart w:id="24" w:name="_Ref191631805"/>
+      <w:bookmarkStart w:id="25" w:name="_Ref198632635"/>
       <w:r>
         <w:t xml:space="preserve">Выходные реле устройства ЮНИТ-М300 для проверки </w:t>
       </w:r>
-      <w:bookmarkEnd w:id="25"/>
+      <w:bookmarkEnd w:id="24"/>
       <w:r>
         <w:t>КЦТст1</w:t>
       </w:r>
-      <w:bookmarkEnd w:id="26"/>
+      <w:bookmarkEnd w:id="25"/>
     </w:p>
     <w:tbl>
       <w:tblPr>
@@ -12430,6 +12439,8 @@
             <w:r>
               <w:t>Резерв</w:t>
             </w:r>
+            <w:bookmarkStart w:id="26" w:name="_GoBack"/>
+            <w:bookmarkEnd w:id="26"/>
           </w:p>
         </w:tc>
       </w:tr>
@@ -12656,9 +12667,18 @@
         <w:t xml:space="preserve">а ЮНИТ-М300 для проверки </w:t>
       </w:r>
       <w:r>
-        <w:t>КЦТст1, КЦТст2</w:t>
+        <w:t>КЦТст</w:t>
+      </w:r>
+      <w:r>
+        <w:t>2</w:t>
+      </w:r>
+      <w:r>
+        <w:t>, КЦТст</w:t>
       </w:r>
       <w:bookmarkEnd w:id="27"/>
+      <w:r>
+        <w:t>3</w:t>
+      </w:r>
     </w:p>
     <w:tbl>
       <w:tblPr>
@@ -19314,14 +19334,27 @@
           <w:r>
             <w:t>/</w:t>
           </w:r>
-          <w:fldSimple w:instr=" NUMPAGES   \* MERGEFORMAT ">
-            <w:r>
-              <w:rPr>
-                <w:noProof/>
-              </w:rPr>
-              <w:t>13</w:t>
-            </w:r>
-          </w:fldSimple>
+          <w:r>
+            <w:fldChar w:fldCharType="begin"/>
+          </w:r>
+          <w:r>
+            <w:instrText xml:space="preserve"> NUMPAGES   \* MERGEFORMAT </w:instrText>
+          </w:r>
+          <w:r>
+            <w:fldChar w:fldCharType="separate"/>
+          </w:r>
+          <w:r>
+            <w:rPr>
+              <w:noProof/>
+            </w:rPr>
+            <w:t>13</w:t>
+          </w:r>
+          <w:r>
+            <w:rPr>
+              <w:noProof/>
+            </w:rPr>
+            <w:fldChar w:fldCharType="end"/>
+          </w:r>
         </w:p>
       </w:tc>
     </w:tr>
@@ -19398,7 +19431,7 @@
             <w:rPr>
               <w:noProof/>
             </w:rPr>
-            <w:t>5</w:t>
+            <w:t>11</w:t>
           </w:r>
           <w:r>
             <w:fldChar w:fldCharType="end"/>
@@ -19406,27 +19439,14 @@
           <w:r>
             <w:t xml:space="preserve"> из </w:t>
           </w:r>
-          <w:r>
-            <w:fldChar w:fldCharType="begin"/>
-          </w:r>
-          <w:r>
-            <w:instrText xml:space="preserve"> NUMPAGES </w:instrText>
-          </w:r>
-          <w:r>
-            <w:fldChar w:fldCharType="separate"/>
-          </w:r>
-          <w:r>
-            <w:rPr>
-              <w:noProof/>
-            </w:rPr>
-            <w:t>13</w:t>
-          </w:r>
-          <w:r>
-            <w:rPr>
-              <w:noProof/>
-            </w:rPr>
-            <w:fldChar w:fldCharType="end"/>
-          </w:r>
+          <w:fldSimple w:instr=" NUMPAGES ">
+            <w:r>
+              <w:rPr>
+                <w:noProof/>
+              </w:rPr>
+              <w:t>13</w:t>
+            </w:r>
+          </w:fldSimple>
           <w:r>
             <w:t xml:space="preserve"> </w:t>
           </w:r>
@@ -21566,7 +21586,7 @@
 </file>
 
 <file path=customXml/itemProps1.xml><?xml version="1.0" encoding="utf-8"?>
-<ds:datastoreItem xmlns:ds="http://schemas.openxmlformats.org/officeDocument/2006/customXml" ds:itemID="{F0709268-D802-4622-A15C-39E1FBE1CC63}">
+<ds:datastoreItem xmlns:ds="http://schemas.openxmlformats.org/officeDocument/2006/customXml" ds:itemID="{15DFCF8F-65C8-4424-8517-555794644EB7}">
   <ds:schemaRefs>
     <ds:schemaRef ds:uri="http://schemas.openxmlformats.org/officeDocument/2006/bibliography"/>
   </ds:schemaRefs>
